--- a/SEM3/CHM/Отчет_Гарбар_лаб1.docx
+++ b/SEM3/CHM/Отчет_Гарбар_лаб1.docx
@@ -459,25 +459,100 @@
           <w:sz w:val="24"/>
           <w:szCs w:val="24"/>
         </w:rPr>
-        <w:t xml:space="preserve"> последняя верная цифра 2, находится на 3-ем месте после запятой, значит </w:t>
-      </w:r>
-      <m:oMath>
-        <m:r>
-          <w:rPr>
-            <w:rFonts w:ascii="Cambria Math" w:eastAsia="Times New Roman" w:hAnsi="Cambria Math" w:cs="Times New Roman"/>
-            <w:sz w:val="24"/>
-            <w:szCs w:val="24"/>
-          </w:rPr>
-          <m:t>i=-3</m:t>
-        </m:r>
-      </m:oMath>
+        <w:t xml:space="preserve"> последняя верная цифра 2</w:t>
+      </w:r>
       <w:r>
         <w:rPr>
           <w:rFonts w:ascii="Times New Roman" w:eastAsia="Times New Roman" w:hAnsi="Times New Roman" w:cs="Times New Roman"/>
           <w:sz w:val="24"/>
           <w:szCs w:val="24"/>
         </w:rPr>
-        <w:t xml:space="preserve">. Следовательно, по определению </w:t>
+        <w:t xml:space="preserve"> </w:t>
+      </w:r>
+      <w:r>
+        <w:rPr>
+          <w:rFonts w:ascii="Times New Roman" w:eastAsia="Times New Roman" w:hAnsi="Times New Roman" w:cs="Times New Roman"/>
+          <w:sz w:val="24"/>
+          <w:szCs w:val="24"/>
+        </w:rPr>
+        <w:t xml:space="preserve">в разряде </w:t>
+      </w:r>
+      <m:oMath>
+        <m:sSup>
+          <m:sSupPr>
+            <m:ctrlPr>
+              <w:rPr>
+                <w:rFonts w:ascii="Cambria Math" w:eastAsia="Times New Roman" w:hAnsi="Cambria Math" w:cs="Times New Roman"/>
+                <w:sz w:val="24"/>
+                <w:szCs w:val="24"/>
+              </w:rPr>
+            </m:ctrlPr>
+          </m:sSupPr>
+          <m:e>
+            <m:r>
+              <w:rPr>
+                <w:rFonts w:ascii="Cambria Math" w:eastAsia="Times New Roman" w:hAnsi="Cambria Math" w:cs="Times New Roman"/>
+                <w:sz w:val="24"/>
+                <w:szCs w:val="24"/>
+              </w:rPr>
+              <m:t>10</m:t>
+            </m:r>
+            <m:ctrlPr>
+              <w:rPr>
+                <w:rFonts w:ascii="Cambria Math" w:eastAsia="Times New Roman" w:hAnsi="Cambria Math" w:cs="Times New Roman"/>
+                <w:i/>
+                <w:sz w:val="24"/>
+                <w:szCs w:val="24"/>
+              </w:rPr>
+            </m:ctrlPr>
+          </m:e>
+          <m:sup>
+            <m:r>
+              <w:rPr>
+                <w:rFonts w:ascii="Cambria Math" w:eastAsia="Times New Roman" w:hAnsi="Cambria Math" w:cs="Times New Roman"/>
+                <w:sz w:val="24"/>
+                <w:szCs w:val="24"/>
+              </w:rPr>
+              <m:t>-3</m:t>
+            </m:r>
+          </m:sup>
+        </m:sSup>
+      </m:oMath>
+      <w:r>
+        <w:rPr>
+          <w:rFonts w:ascii="Times New Roman" w:eastAsia="Times New Roman" w:hAnsi="Times New Roman" w:cs="Times New Roman"/>
+          <w:sz w:val="24"/>
+          <w:szCs w:val="24"/>
+        </w:rPr>
+        <w:t xml:space="preserve">, </w:t>
+      </w:r>
+    </w:p>
+    <w:p>
+      <w:pPr>
+        <w:spacing w:after="0" w:line="240" w:lineRule="auto"/>
+        <w:ind w:left="720"/>
+        <w:jc w:val="center"/>
+        <w:rPr>
+          <w:rFonts w:ascii="Times New Roman" w:eastAsia="Times New Roman" w:hAnsi="Times New Roman" w:cs="Times New Roman"/>
+          <w:sz w:val="24"/>
+          <w:szCs w:val="24"/>
+        </w:rPr>
+      </w:pPr>
+      <w:r>
+        <w:rPr>
+          <w:rFonts w:ascii="Times New Roman" w:eastAsia="Times New Roman" w:hAnsi="Times New Roman" w:cs="Times New Roman"/>
+          <w:sz w:val="24"/>
+          <w:szCs w:val="24"/>
+        </w:rPr>
+        <w:t xml:space="preserve">абсолютная погрешность: </w:t>
+      </w:r>
+      <w:r>
+        <w:rPr>
+          <w:rFonts w:ascii="Times New Roman" w:eastAsia="Times New Roman" w:hAnsi="Times New Roman" w:cs="Times New Roman"/>
+          <w:sz w:val="24"/>
+          <w:szCs w:val="24"/>
+        </w:rPr>
+        <w:t xml:space="preserve"> </w:t>
       </w:r>
       <m:oMath>
         <m:r>
@@ -621,25 +696,100 @@
           <w:sz w:val="24"/>
           <w:szCs w:val="24"/>
         </w:rPr>
-        <w:t xml:space="preserve"> последняя верная цифра 2, находится на 3-ем месте после запятой, значит </w:t>
-      </w:r>
-      <m:oMath>
-        <m:r>
-          <w:rPr>
-            <w:rFonts w:ascii="Cambria Math" w:eastAsia="Times New Roman" w:hAnsi="Cambria Math" w:cs="Times New Roman"/>
-            <w:sz w:val="24"/>
-            <w:szCs w:val="24"/>
-          </w:rPr>
-          <m:t>i=-3</m:t>
-        </m:r>
-      </m:oMath>
+        <w:t xml:space="preserve"> последняя верная цифра 2</w:t>
+      </w:r>
       <w:r>
         <w:rPr>
           <w:rFonts w:ascii="Times New Roman" w:eastAsia="Times New Roman" w:hAnsi="Times New Roman" w:cs="Times New Roman"/>
           <w:sz w:val="24"/>
           <w:szCs w:val="24"/>
         </w:rPr>
-        <w:t xml:space="preserve">. Следовательно, по определению </w:t>
+        <w:t xml:space="preserve"> в разряде </w:t>
+      </w:r>
+      <m:oMath>
+        <m:sSup>
+          <m:sSupPr>
+            <m:ctrlPr>
+              <w:rPr>
+                <w:rFonts w:ascii="Cambria Math" w:eastAsia="Times New Roman" w:hAnsi="Cambria Math" w:cs="Times New Roman"/>
+                <w:sz w:val="24"/>
+                <w:szCs w:val="24"/>
+              </w:rPr>
+            </m:ctrlPr>
+          </m:sSupPr>
+          <m:e>
+            <m:r>
+              <w:rPr>
+                <w:rFonts w:ascii="Cambria Math" w:eastAsia="Times New Roman" w:hAnsi="Cambria Math" w:cs="Times New Roman"/>
+                <w:sz w:val="24"/>
+                <w:szCs w:val="24"/>
+              </w:rPr>
+              <m:t>10</m:t>
+            </m:r>
+            <m:ctrlPr>
+              <w:rPr>
+                <w:rFonts w:ascii="Cambria Math" w:eastAsia="Times New Roman" w:hAnsi="Cambria Math" w:cs="Times New Roman"/>
+                <w:i/>
+                <w:sz w:val="24"/>
+                <w:szCs w:val="24"/>
+              </w:rPr>
+            </m:ctrlPr>
+          </m:e>
+          <m:sup>
+            <m:r>
+              <w:rPr>
+                <w:rFonts w:ascii="Cambria Math" w:eastAsia="Times New Roman" w:hAnsi="Cambria Math" w:cs="Times New Roman"/>
+                <w:sz w:val="24"/>
+                <w:szCs w:val="24"/>
+              </w:rPr>
+              <m:t>-3</m:t>
+            </m:r>
+          </m:sup>
+        </m:sSup>
+      </m:oMath>
+      <w:r>
+        <w:rPr>
+          <w:rFonts w:ascii="Times New Roman" w:eastAsia="Times New Roman" w:hAnsi="Times New Roman" w:cs="Times New Roman"/>
+          <w:sz w:val="24"/>
+          <w:szCs w:val="24"/>
+        </w:rPr>
+        <w:t xml:space="preserve">, </w:t>
+      </w:r>
+      <w:r>
+        <w:rPr>
+          <w:rFonts w:ascii="Times New Roman" w:eastAsia="Times New Roman" w:hAnsi="Times New Roman" w:cs="Times New Roman"/>
+          <w:sz w:val="24"/>
+          <w:szCs w:val="24"/>
+        </w:rPr>
+        <w:t xml:space="preserve"> </w:t>
+      </w:r>
+    </w:p>
+    <w:p>
+      <w:pPr>
+        <w:spacing w:line="240" w:lineRule="auto"/>
+        <w:ind w:left="720"/>
+        <w:jc w:val="center"/>
+        <w:rPr>
+          <w:rFonts w:ascii="Times New Roman" w:eastAsia="Times New Roman" w:hAnsi="Times New Roman" w:cs="Times New Roman"/>
+          <w:sz w:val="24"/>
+          <w:szCs w:val="24"/>
+        </w:rPr>
+      </w:pPr>
+      <w:r>
+        <w:rPr>
+          <w:rFonts w:ascii="Times New Roman" w:eastAsia="Times New Roman" w:hAnsi="Times New Roman" w:cs="Times New Roman"/>
+          <w:sz w:val="24"/>
+          <w:szCs w:val="24"/>
+        </w:rPr>
+        <w:t>абсолютная погрешность:</w:t>
+      </w:r>
+      <w:r>
+        <w:rPr>
+          <w:rFonts w:ascii="Times New Roman" w:eastAsia="Times New Roman" w:hAnsi="Times New Roman" w:cs="Times New Roman"/>
+          <w:sz w:val="24"/>
+          <w:szCs w:val="24"/>
+        </w:rPr>
+        <w:t xml:space="preserve"> </w:t>
       </w:r>
       <m:oMath>
         <m:r>
@@ -786,25 +936,35 @@
           <w:sz w:val="24"/>
           <w:szCs w:val="24"/>
         </w:rPr>
-        <w:t xml:space="preserve"> последняя верная цифра 0, находится на 2-ом месте перед запятой, значит </w:t>
-      </w:r>
-      <m:oMath>
-        <m:r>
-          <w:rPr>
-            <w:rFonts w:ascii="Cambria Math" w:eastAsia="Times New Roman" w:hAnsi="Cambria Math" w:cs="Times New Roman"/>
-            <w:sz w:val="24"/>
-            <w:szCs w:val="24"/>
-          </w:rPr>
-          <m:t>i=1</m:t>
-        </m:r>
-      </m:oMath>
+        <w:t xml:space="preserve"> последняя верная цифра 0</w:t>
+      </w:r>
       <w:r>
         <w:rPr>
           <w:rFonts w:ascii="Times New Roman" w:eastAsia="Times New Roman" w:hAnsi="Times New Roman" w:cs="Times New Roman"/>
           <w:sz w:val="24"/>
           <w:szCs w:val="24"/>
         </w:rPr>
-        <w:t xml:space="preserve">. Следовательно, по определению </w:t>
+        <w:t xml:space="preserve"> в разряде 10,</w:t>
+      </w:r>
+    </w:p>
+    <w:p>
+      <w:pPr>
+        <w:spacing w:after="0" w:line="240" w:lineRule="auto"/>
+        <w:ind w:left="720"/>
+        <w:jc w:val="center"/>
+        <w:rPr>
+          <w:rFonts w:ascii="Times New Roman" w:eastAsia="Times New Roman" w:hAnsi="Times New Roman" w:cs="Times New Roman"/>
+          <w:sz w:val="24"/>
+          <w:szCs w:val="24"/>
+        </w:rPr>
+      </w:pPr>
+      <w:r>
+        <w:rPr>
+          <w:rFonts w:ascii="Times New Roman" w:eastAsia="Times New Roman" w:hAnsi="Times New Roman" w:cs="Times New Roman"/>
+          <w:sz w:val="24"/>
+          <w:szCs w:val="24"/>
+        </w:rPr>
+        <w:t xml:space="preserve">абсолютная погрешность: </w:t>
       </w:r>
       <m:oMath>
         <m:r>
@@ -948,25 +1108,100 @@
           <w:sz w:val="24"/>
           <w:szCs w:val="24"/>
         </w:rPr>
-        <w:t xml:space="preserve"> последняя верная цифра 2, находится на 3-ем месте после запятой, значит </w:t>
-      </w:r>
-      <m:oMath>
-        <m:r>
-          <w:rPr>
-            <w:rFonts w:ascii="Cambria Math" w:eastAsia="Times New Roman" w:hAnsi="Cambria Math" w:cs="Times New Roman"/>
-            <w:sz w:val="24"/>
-            <w:szCs w:val="24"/>
-          </w:rPr>
-          <m:t>i=-3</m:t>
-        </m:r>
-      </m:oMath>
+        <w:t xml:space="preserve"> последняя верная цифра 2</w:t>
+      </w:r>
       <w:r>
         <w:rPr>
           <w:rFonts w:ascii="Times New Roman" w:eastAsia="Times New Roman" w:hAnsi="Times New Roman" w:cs="Times New Roman"/>
           <w:sz w:val="24"/>
           <w:szCs w:val="24"/>
         </w:rPr>
-        <w:t xml:space="preserve">. Следовательно, по определению </w:t>
+        <w:t xml:space="preserve"> в разряде </w:t>
+      </w:r>
+      <w:r>
+        <w:rPr>
+          <w:rFonts w:ascii="Times New Roman" w:eastAsia="Times New Roman" w:hAnsi="Times New Roman" w:cs="Times New Roman"/>
+          <w:sz w:val="24"/>
+          <w:szCs w:val="24"/>
+        </w:rPr>
+        <w:t xml:space="preserve"> </w:t>
+      </w:r>
+      <m:oMath>
+        <m:sSup>
+          <m:sSupPr>
+            <m:ctrlPr>
+              <w:rPr>
+                <w:rFonts w:ascii="Cambria Math" w:eastAsia="Times New Roman" w:hAnsi="Cambria Math" w:cs="Times New Roman"/>
+                <w:sz w:val="24"/>
+                <w:szCs w:val="24"/>
+              </w:rPr>
+            </m:ctrlPr>
+          </m:sSupPr>
+          <m:e>
+            <m:r>
+              <w:rPr>
+                <w:rFonts w:ascii="Cambria Math" w:eastAsia="Times New Roman" w:hAnsi="Cambria Math" w:cs="Times New Roman"/>
+                <w:sz w:val="24"/>
+                <w:szCs w:val="24"/>
+              </w:rPr>
+              <m:t>10</m:t>
+            </m:r>
+            <m:ctrlPr>
+              <w:rPr>
+                <w:rFonts w:ascii="Cambria Math" w:eastAsia="Times New Roman" w:hAnsi="Cambria Math" w:cs="Times New Roman"/>
+                <w:i/>
+                <w:sz w:val="24"/>
+                <w:szCs w:val="24"/>
+              </w:rPr>
+            </m:ctrlPr>
+          </m:e>
+          <m:sup>
+            <m:r>
+              <w:rPr>
+                <w:rFonts w:ascii="Cambria Math" w:eastAsia="Times New Roman" w:hAnsi="Cambria Math" w:cs="Times New Roman"/>
+                <w:sz w:val="24"/>
+                <w:szCs w:val="24"/>
+              </w:rPr>
+              <m:t>-3</m:t>
+            </m:r>
+          </m:sup>
+        </m:sSup>
+      </m:oMath>
+      <w:r>
+        <w:rPr>
+          <w:rFonts w:ascii="Times New Roman" w:eastAsia="Times New Roman" w:hAnsi="Times New Roman" w:cs="Times New Roman"/>
+          <w:sz w:val="24"/>
+          <w:szCs w:val="24"/>
+        </w:rPr>
+        <w:t>,</w:t>
+      </w:r>
+    </w:p>
+    <w:p>
+      <w:pPr>
+        <w:spacing w:line="240" w:lineRule="auto"/>
+        <w:ind w:left="720"/>
+        <w:jc w:val="center"/>
+        <w:rPr>
+          <w:rFonts w:ascii="Times New Roman" w:eastAsia="Times New Roman" w:hAnsi="Times New Roman" w:cs="Times New Roman"/>
+          <w:sz w:val="24"/>
+          <w:szCs w:val="24"/>
+        </w:rPr>
+      </w:pPr>
+      <w:r>
+        <w:rPr>
+          <w:rFonts w:ascii="Times New Roman" w:eastAsia="Times New Roman" w:hAnsi="Times New Roman" w:cs="Times New Roman"/>
+          <w:sz w:val="24"/>
+          <w:szCs w:val="24"/>
+        </w:rPr>
+        <w:t>абсолютная погрешность:</w:t>
+      </w:r>
+      <w:r>
+        <w:rPr>
+          <w:rFonts w:ascii="Times New Roman" w:eastAsia="Times New Roman" w:hAnsi="Times New Roman" w:cs="Times New Roman"/>
+          <w:sz w:val="24"/>
+          <w:szCs w:val="24"/>
+        </w:rPr>
+        <w:t xml:space="preserve"> </w:t>
       </w:r>
       <m:oMath>
         <m:r>
@@ -1113,25 +1348,92 @@
           <w:sz w:val="24"/>
           <w:szCs w:val="24"/>
         </w:rPr>
-        <w:t xml:space="preserve"> последняя верная цифра 4, находится на 3-ем месте после запятой, значит </w:t>
+        <w:t xml:space="preserve"> последняя верная цифра 4</w:t>
+      </w:r>
+      <w:r>
+        <w:rPr>
+          <w:rFonts w:ascii="Times New Roman" w:eastAsia="Times New Roman" w:hAnsi="Times New Roman" w:cs="Times New Roman"/>
+          <w:sz w:val="24"/>
+          <w:szCs w:val="24"/>
+        </w:rPr>
+        <w:t xml:space="preserve"> в разряде </w:t>
       </w:r>
       <m:oMath>
+        <m:sSup>
+          <m:sSupPr>
+            <m:ctrlPr>
+              <w:rPr>
+                <w:rFonts w:ascii="Cambria Math" w:eastAsia="Times New Roman" w:hAnsi="Cambria Math" w:cs="Times New Roman"/>
+                <w:sz w:val="24"/>
+                <w:szCs w:val="24"/>
+              </w:rPr>
+            </m:ctrlPr>
+          </m:sSupPr>
+          <m:e>
+            <m:r>
+              <w:rPr>
+                <w:rFonts w:ascii="Cambria Math" w:eastAsia="Times New Roman" w:hAnsi="Cambria Math" w:cs="Times New Roman"/>
+                <w:sz w:val="24"/>
+                <w:szCs w:val="24"/>
+              </w:rPr>
+              <m:t>10</m:t>
+            </m:r>
+            <m:ctrlPr>
+              <w:rPr>
+                <w:rFonts w:ascii="Cambria Math" w:eastAsia="Times New Roman" w:hAnsi="Cambria Math" w:cs="Times New Roman"/>
+                <w:i/>
+                <w:sz w:val="24"/>
+                <w:szCs w:val="24"/>
+              </w:rPr>
+            </m:ctrlPr>
+          </m:e>
+          <m:sup>
+            <m:r>
+              <w:rPr>
+                <w:rFonts w:ascii="Cambria Math" w:eastAsia="Times New Roman" w:hAnsi="Cambria Math" w:cs="Times New Roman"/>
+                <w:sz w:val="24"/>
+                <w:szCs w:val="24"/>
+              </w:rPr>
+              <m:t>-3</m:t>
+            </m:r>
+          </m:sup>
+        </m:sSup>
         <m:r>
           <w:rPr>
             <w:rFonts w:ascii="Cambria Math" w:eastAsia="Times New Roman" w:hAnsi="Cambria Math" w:cs="Times New Roman"/>
             <w:sz w:val="24"/>
             <w:szCs w:val="24"/>
           </w:rPr>
-          <m:t>i=-3</m:t>
+          <m:t>,</m:t>
         </m:r>
       </m:oMath>
-      <w:r>
+    </w:p>
+    <w:p>
+      <w:pPr>
+        <w:spacing w:after="0" w:line="240" w:lineRule="auto"/>
+        <w:ind w:left="720"/>
+        <w:jc w:val="center"/>
         <w:rPr>
           <w:rFonts w:ascii="Times New Roman" w:eastAsia="Times New Roman" w:hAnsi="Times New Roman" w:cs="Times New Roman"/>
           <w:sz w:val="24"/>
           <w:szCs w:val="24"/>
         </w:rPr>
-        <w:t xml:space="preserve">. Следовательно, по определению </w:t>
+      </w:pPr>
+      <w:r>
+        <w:rPr>
+          <w:rFonts w:ascii="Times New Roman" w:eastAsia="Times New Roman" w:hAnsi="Times New Roman" w:cs="Times New Roman"/>
+          <w:sz w:val="24"/>
+          <w:szCs w:val="24"/>
+        </w:rPr>
+        <w:t>абсолютная погрешность:</w:t>
+      </w:r>
+      <w:r>
+        <w:rPr>
+          <w:rFonts w:ascii="Times New Roman" w:eastAsia="Times New Roman" w:hAnsi="Times New Roman" w:cs="Times New Roman"/>
+          <w:sz w:val="24"/>
+          <w:szCs w:val="24"/>
+        </w:rPr>
+        <w:t xml:space="preserve"> </w:t>
       </w:r>
       <m:oMath>
         <m:r>
@@ -1253,18 +1555,121 @@
       </w:pPr>
       <w:r>
         <w:rPr>
+          <w:rFonts w:ascii="Times New Roman" w:eastAsia="Times New Roman" w:hAnsi="Times New Roman" w:cs="Times New Roman"/>
+          <w:sz w:val="24"/>
+          <w:szCs w:val="24"/>
+        </w:rPr>
+        <w:t xml:space="preserve">В числе </w:t>
+      </w:r>
+      <m:oMath>
+        <m:r>
+          <w:rPr>
+            <w:rFonts w:ascii="Cambria Math" w:eastAsia="Times New Roman" w:hAnsi="Cambria Math" w:cs="Times New Roman"/>
+            <w:sz w:val="24"/>
+            <w:szCs w:val="24"/>
+          </w:rPr>
+          <m:t>b</m:t>
+        </m:r>
+      </m:oMath>
+      <w:r>
+        <w:rPr>
+          <w:rFonts w:ascii="Times New Roman" w:eastAsia="Times New Roman" w:hAnsi="Times New Roman" w:cs="Times New Roman"/>
+          <w:sz w:val="24"/>
+          <w:szCs w:val="24"/>
+        </w:rPr>
+        <w:t xml:space="preserve"> последняя верная цифра 1</w:t>
+      </w:r>
+      <w:r>
+        <w:rPr>
+          <w:rFonts w:ascii="Times New Roman" w:eastAsia="Times New Roman" w:hAnsi="Times New Roman" w:cs="Times New Roman"/>
+          <w:sz w:val="24"/>
+          <w:szCs w:val="24"/>
+        </w:rPr>
+        <w:t xml:space="preserve"> в разряде</w:t>
+      </w:r>
+      <w:r>
+        <w:rPr>
+          <w:rFonts w:ascii="Times New Roman" w:eastAsia="Times New Roman" w:hAnsi="Times New Roman" w:cs="Times New Roman"/>
+          <w:sz w:val="24"/>
+          <w:szCs w:val="24"/>
+        </w:rPr>
+        <w:t xml:space="preserve"> </w:t>
+      </w:r>
+      <m:oMath>
+        <m:sSup>
+          <m:sSupPr>
+            <m:ctrlPr>
+              <w:rPr>
+                <w:rFonts w:ascii="Cambria Math" w:eastAsia="Times New Roman" w:hAnsi="Cambria Math" w:cs="Times New Roman"/>
+                <w:sz w:val="24"/>
+                <w:szCs w:val="24"/>
+              </w:rPr>
+            </m:ctrlPr>
+          </m:sSupPr>
+          <m:e>
+            <m:r>
+              <w:rPr>
+                <w:rFonts w:ascii="Cambria Math" w:eastAsia="Times New Roman" w:hAnsi="Cambria Math" w:cs="Times New Roman"/>
+                <w:sz w:val="24"/>
+                <w:szCs w:val="24"/>
+              </w:rPr>
+              <m:t>10</m:t>
+            </m:r>
+            <m:ctrlPr>
+              <w:rPr>
+                <w:rFonts w:ascii="Cambria Math" w:eastAsia="Times New Roman" w:hAnsi="Cambria Math" w:cs="Times New Roman"/>
+                <w:i/>
+                <w:sz w:val="24"/>
+                <w:szCs w:val="24"/>
+              </w:rPr>
+            </m:ctrlPr>
+          </m:e>
+          <m:sup>
+            <m:r>
+              <w:rPr>
+                <w:rFonts w:ascii="Cambria Math" w:eastAsia="Times New Roman" w:hAnsi="Cambria Math" w:cs="Times New Roman"/>
+                <w:sz w:val="24"/>
+                <w:szCs w:val="24"/>
+              </w:rPr>
+              <m:t>-4</m:t>
+            </m:r>
+          </m:sup>
+        </m:sSup>
+        <m:r>
+          <w:rPr>
+            <w:rFonts w:ascii="Cambria Math" w:eastAsia="Times New Roman" w:hAnsi="Cambria Math" w:cs="Times New Roman"/>
+            <w:sz w:val="24"/>
+            <w:szCs w:val="24"/>
+          </w:rPr>
+          <m:t>,</m:t>
+        </m:r>
+      </m:oMath>
+    </w:p>
+    <w:p>
+      <w:pPr>
+        <w:spacing w:line="240" w:lineRule="auto"/>
+        <w:ind w:left="720"/>
+        <w:jc w:val="center"/>
+        <w:rPr>
+          <w:rFonts w:ascii="Times New Roman" w:eastAsia="Times New Roman" w:hAnsi="Times New Roman" w:cs="Times New Roman"/>
+          <w:sz w:val="24"/>
+          <w:szCs w:val="24"/>
+        </w:rPr>
+      </w:pPr>
+      <w:r>
+        <w:rPr>
           <w:noProof/>
         </w:rPr>
         <w:drawing>
-          <wp:anchor distT="114300" distB="114300" distL="114300" distR="114300" simplePos="0" relativeHeight="251663360" behindDoc="0" locked="0" layoutInCell="1" hidden="0" allowOverlap="1" wp14:anchorId="1065B81A" wp14:editId="0B3D86F9">
+          <wp:anchor distT="114300" distB="114300" distL="114300" distR="114300" simplePos="0" relativeHeight="251663360" behindDoc="0" locked="0" layoutInCell="1" hidden="0" allowOverlap="1" wp14:anchorId="1065B81A" wp14:editId="2574074C">
             <wp:simplePos x="0" y="0"/>
             <wp:positionH relativeFrom="column">
-              <wp:posOffset>-254635</wp:posOffset>
+              <wp:posOffset>-157480</wp:posOffset>
             </wp:positionH>
             <wp:positionV relativeFrom="paragraph">
-              <wp:posOffset>608021</wp:posOffset>
+              <wp:posOffset>501015</wp:posOffset>
             </wp:positionV>
-            <wp:extent cx="6055586" cy="1076325"/>
+            <wp:extent cx="6055360" cy="1076325"/>
             <wp:effectExtent l="0" t="0" r="0" b="0"/>
             <wp:wrapTopAndBottom distT="114300" distB="114300"/>
             <wp:docPr id="2" name="image1.png"/>
@@ -1286,7 +1691,7 @@
                   <pic:spPr>
                     <a:xfrm>
                       <a:off x="0" y="0"/>
-                      <a:ext cx="6055586" cy="1076325"/>
+                      <a:ext cx="6055360" cy="1076325"/>
                     </a:xfrm>
                     <a:prstGeom prst="rect">
                       <a:avLst/>
@@ -1305,43 +1710,7 @@
           <w:sz w:val="24"/>
           <w:szCs w:val="24"/>
         </w:rPr>
-        <w:t xml:space="preserve">В числе </w:t>
-      </w:r>
-      <m:oMath>
-        <m:r>
-          <w:rPr>
-            <w:rFonts w:ascii="Cambria Math" w:eastAsia="Times New Roman" w:hAnsi="Cambria Math" w:cs="Times New Roman"/>
-            <w:sz w:val="24"/>
-            <w:szCs w:val="24"/>
-          </w:rPr>
-          <m:t>b</m:t>
-        </m:r>
-      </m:oMath>
-      <w:r>
-        <w:rPr>
-          <w:rFonts w:ascii="Times New Roman" w:eastAsia="Times New Roman" w:hAnsi="Times New Roman" w:cs="Times New Roman"/>
-          <w:sz w:val="24"/>
-          <w:szCs w:val="24"/>
-        </w:rPr>
-        <w:t xml:space="preserve"> последняя верная цифра 1, находится на 4-ом месте после запятой, значит </w:t>
-      </w:r>
-      <m:oMath>
-        <m:r>
-          <w:rPr>
-            <w:rFonts w:ascii="Cambria Math" w:eastAsia="Times New Roman" w:hAnsi="Cambria Math" w:cs="Times New Roman"/>
-            <w:sz w:val="24"/>
-            <w:szCs w:val="24"/>
-          </w:rPr>
-          <m:t>i=-4</m:t>
-        </m:r>
-      </m:oMath>
-      <w:r>
-        <w:rPr>
-          <w:rFonts w:ascii="Times New Roman" w:eastAsia="Times New Roman" w:hAnsi="Times New Roman" w:cs="Times New Roman"/>
-          <w:sz w:val="24"/>
-          <w:szCs w:val="24"/>
-        </w:rPr>
-        <w:t xml:space="preserve">. Следовательно, по определению </w:t>
+        <w:t xml:space="preserve">абсолютная погрешность: </w:t>
       </w:r>
       <m:oMath>
         <m:r>
@@ -1443,20 +1812,12 @@
           <w:szCs w:val="24"/>
         </w:rPr>
       </w:pPr>
-      <w:r>
-        <w:rPr>
-          <w:rFonts w:ascii="Times New Roman" w:eastAsia="Times New Roman" w:hAnsi="Times New Roman" w:cs="Times New Roman"/>
-          <w:sz w:val="24"/>
-          <w:szCs w:val="24"/>
-        </w:rPr>
-        <w:t xml:space="preserve">При заданной максимальной погрешности </w:t>
-      </w:r>
       <m:oMath>
         <m:r>
           <w:rPr>
             <w:rFonts w:ascii="Cambria Math" w:hAnsi="Cambria Math"/>
           </w:rPr>
-          <m:t>Δ</m:t>
+          <m:t>Для Δ</m:t>
         </m:r>
         <m:r>
           <w:rPr>
@@ -1691,7 +2052,65 @@
             <w:sz w:val="24"/>
             <w:szCs w:val="24"/>
           </w:rPr>
-          <m:t>i=-2. Тогда для числа a это цифры 1,0,0,1,0,</m:t>
+          <m:t xml:space="preserve">i=-2. </m:t>
+        </m:r>
+        <m:r>
+          <m:rPr>
+            <m:sty m:val="p"/>
+          </m:rPr>
+          <w:rPr>
+            <w:rFonts w:ascii="Cambria Math" w:eastAsia="Times New Roman" w:hAnsi="Cambria Math" w:cs="Times New Roman"/>
+            <w:sz w:val="24"/>
+            <w:szCs w:val="24"/>
+          </w:rPr>
+          <m:t xml:space="preserve">Разряд погрешности </m:t>
+        </m:r>
+        <m:sSup>
+          <m:sSupPr>
+            <m:ctrlPr>
+              <w:rPr>
+                <w:rFonts w:ascii="Cambria Math" w:eastAsia="Times New Roman" w:hAnsi="Cambria Math" w:cs="Times New Roman"/>
+                <w:sz w:val="24"/>
+                <w:szCs w:val="24"/>
+              </w:rPr>
+            </m:ctrlPr>
+          </m:sSupPr>
+          <m:e>
+            <m:r>
+              <w:rPr>
+                <w:rFonts w:ascii="Cambria Math" w:eastAsia="Times New Roman" w:hAnsi="Cambria Math" w:cs="Times New Roman"/>
+                <w:sz w:val="24"/>
+                <w:szCs w:val="24"/>
+              </w:rPr>
+              <m:t>10</m:t>
+            </m:r>
+            <m:ctrlPr>
+              <w:rPr>
+                <w:rFonts w:ascii="Cambria Math" w:eastAsia="Times New Roman" w:hAnsi="Cambria Math" w:cs="Times New Roman"/>
+                <w:i/>
+                <w:sz w:val="24"/>
+                <w:szCs w:val="24"/>
+              </w:rPr>
+            </m:ctrlPr>
+          </m:e>
+          <m:sup>
+            <m:r>
+              <w:rPr>
+                <w:rFonts w:ascii="Cambria Math" w:eastAsia="Times New Roman" w:hAnsi="Cambria Math" w:cs="Times New Roman"/>
+                <w:sz w:val="24"/>
+                <w:szCs w:val="24"/>
+              </w:rPr>
+              <m:t>-2</m:t>
+            </m:r>
+          </m:sup>
+        </m:sSup>
+        <m:r>
+          <w:rPr>
+            <w:rFonts w:ascii="Cambria Math" w:eastAsia="Times New Roman" w:hAnsi="Cambria Math" w:cs="Times New Roman"/>
+            <w:sz w:val="24"/>
+            <w:szCs w:val="24"/>
+          </w:rPr>
+          <m:t>.  Тогда для числа a это цифры 1,0,0,1,0,</m:t>
         </m:r>
       </m:oMath>
     </w:p>
@@ -1736,6 +2155,7 @@
           <w:sz w:val="24"/>
           <w:szCs w:val="24"/>
         </w:rPr>
+        <w:lastRenderedPageBreak/>
         <w:t xml:space="preserve">Округлив эти числа до указанного разряда, получим </w:t>
       </w:r>
       <m:oMath>
@@ -1835,250 +2255,55 @@
           <w:sz w:val="24"/>
           <w:szCs w:val="24"/>
         </w:rPr>
-        <w:lastRenderedPageBreak/>
-        <w:t xml:space="preserve">При заданной максимальной погрешности </w:t>
+        <w:t xml:space="preserve">Разряд погрешности </w:t>
       </w:r>
       <m:oMath>
-        <m:r>
-          <w:rPr>
-            <w:rFonts w:ascii="Cambria Math" w:hAnsi="Cambria Math"/>
-          </w:rPr>
-          <m:t>Δ</m:t>
-        </m:r>
+        <m:sSup>
+          <m:sSupPr>
+            <m:ctrlPr>
+              <w:rPr>
+                <w:rFonts w:ascii="Cambria Math" w:eastAsia="Times New Roman" w:hAnsi="Cambria Math" w:cs="Times New Roman"/>
+                <w:sz w:val="24"/>
+                <w:szCs w:val="24"/>
+              </w:rPr>
+            </m:ctrlPr>
+          </m:sSupPr>
+          <m:e>
+            <m:r>
+              <w:rPr>
+                <w:rFonts w:ascii="Cambria Math" w:eastAsia="Times New Roman" w:hAnsi="Cambria Math" w:cs="Times New Roman"/>
+                <w:sz w:val="24"/>
+                <w:szCs w:val="24"/>
+              </w:rPr>
+              <m:t>10</m:t>
+            </m:r>
+            <m:ctrlPr>
+              <w:rPr>
+                <w:rFonts w:ascii="Cambria Math" w:eastAsia="Times New Roman" w:hAnsi="Cambria Math" w:cs="Times New Roman"/>
+                <w:i/>
+                <w:sz w:val="24"/>
+                <w:szCs w:val="24"/>
+              </w:rPr>
+            </m:ctrlPr>
+          </m:e>
+          <m:sup>
+            <m:r>
+              <w:rPr>
+                <w:rFonts w:ascii="Cambria Math" w:eastAsia="Times New Roman" w:hAnsi="Cambria Math" w:cs="Times New Roman"/>
+                <w:sz w:val="24"/>
+                <w:szCs w:val="24"/>
+              </w:rPr>
+              <m:t>1</m:t>
+            </m:r>
+          </m:sup>
+        </m:sSup>
         <m:r>
           <w:rPr>
             <w:rFonts w:ascii="Cambria Math" w:eastAsia="Times New Roman" w:hAnsi="Cambria Math" w:cs="Times New Roman"/>
             <w:sz w:val="24"/>
             <w:szCs w:val="24"/>
           </w:rPr>
-          <m:t xml:space="preserve">=10 </m:t>
-        </m:r>
-      </m:oMath>
-      <w:r>
-        <w:rPr>
-          <w:rFonts w:ascii="Times New Roman" w:eastAsia="Times New Roman" w:hAnsi="Times New Roman" w:cs="Times New Roman"/>
-          <w:sz w:val="24"/>
-          <w:szCs w:val="24"/>
-        </w:rPr>
-        <w:t xml:space="preserve">верной значащей цифрой, по определению, должна быть та </w:t>
-      </w:r>
-      <m:oMath>
-        <m:sSub>
-          <m:sSubPr>
-            <m:ctrlPr>
-              <w:rPr>
-                <w:rFonts w:ascii="Cambria Math" w:eastAsia="Times New Roman" w:hAnsi="Cambria Math" w:cs="Times New Roman"/>
-                <w:sz w:val="24"/>
-                <w:szCs w:val="24"/>
-              </w:rPr>
-            </m:ctrlPr>
-          </m:sSubPr>
-          <m:e>
-            <m:r>
-              <w:rPr>
-                <w:rFonts w:ascii="Cambria Math" w:eastAsia="Times New Roman" w:hAnsi="Cambria Math" w:cs="Times New Roman"/>
-                <w:sz w:val="24"/>
-                <w:szCs w:val="24"/>
-              </w:rPr>
-              <m:t>a</m:t>
-            </m:r>
-            <m:ctrlPr>
-              <w:rPr>
-                <w:rFonts w:ascii="Cambria Math" w:eastAsia="Times New Roman" w:hAnsi="Cambria Math" w:cs="Times New Roman"/>
-                <w:i/>
-                <w:sz w:val="24"/>
-                <w:szCs w:val="24"/>
-              </w:rPr>
-            </m:ctrlPr>
-          </m:e>
-          <m:sub>
-            <m:r>
-              <w:rPr>
-                <w:rFonts w:ascii="Cambria Math" w:eastAsia="Times New Roman" w:hAnsi="Cambria Math" w:cs="Times New Roman"/>
-                <w:sz w:val="24"/>
-                <w:szCs w:val="24"/>
-              </w:rPr>
-              <m:t>i</m:t>
-            </m:r>
-          </m:sub>
-        </m:sSub>
-        <m:r>
-          <w:rPr>
-            <w:rFonts w:ascii="Cambria Math" w:eastAsia="Times New Roman" w:hAnsi="Cambria Math" w:cs="Times New Roman"/>
-            <w:sz w:val="24"/>
-            <w:szCs w:val="24"/>
-          </w:rPr>
-          <m:t xml:space="preserve"> или </m:t>
-        </m:r>
-        <m:sSub>
-          <m:sSubPr>
-            <m:ctrlPr>
-              <w:rPr>
-                <w:rFonts w:ascii="Cambria Math" w:eastAsia="Times New Roman" w:hAnsi="Cambria Math" w:cs="Times New Roman"/>
-                <w:sz w:val="24"/>
-                <w:szCs w:val="24"/>
-              </w:rPr>
-            </m:ctrlPr>
-          </m:sSubPr>
-          <m:e>
-            <m:r>
-              <w:rPr>
-                <w:rFonts w:ascii="Cambria Math" w:eastAsia="Times New Roman" w:hAnsi="Cambria Math" w:cs="Times New Roman"/>
-                <w:sz w:val="24"/>
-                <w:szCs w:val="24"/>
-              </w:rPr>
-              <m:t>b</m:t>
-            </m:r>
-            <m:ctrlPr>
-              <w:rPr>
-                <w:rFonts w:ascii="Cambria Math" w:eastAsia="Times New Roman" w:hAnsi="Cambria Math" w:cs="Times New Roman"/>
-                <w:i/>
-                <w:sz w:val="24"/>
-                <w:szCs w:val="24"/>
-              </w:rPr>
-            </m:ctrlPr>
-          </m:e>
-          <m:sub>
-            <m:r>
-              <w:rPr>
-                <w:rFonts w:ascii="Cambria Math" w:eastAsia="Times New Roman" w:hAnsi="Cambria Math" w:cs="Times New Roman"/>
-                <w:sz w:val="24"/>
-                <w:szCs w:val="24"/>
-              </w:rPr>
-              <m:t>i</m:t>
-            </m:r>
-          </m:sub>
-        </m:sSub>
-        <m:r>
-          <w:rPr>
-            <w:rFonts w:ascii="Cambria Math" w:eastAsia="Times New Roman" w:hAnsi="Cambria Math" w:cs="Times New Roman"/>
-            <w:sz w:val="24"/>
-            <w:szCs w:val="24"/>
-          </w:rPr>
-          <m:t>, для которой Δ</m:t>
-        </m:r>
-        <m:d>
-          <m:dPr>
-            <m:ctrlPr>
-              <w:rPr>
-                <w:rFonts w:ascii="Cambria Math" w:eastAsia="Times New Roman" w:hAnsi="Cambria Math" w:cs="Times New Roman"/>
-                <w:i/>
-                <w:sz w:val="24"/>
-                <w:szCs w:val="24"/>
-              </w:rPr>
-            </m:ctrlPr>
-          </m:dPr>
-          <m:e>
-            <m:r>
-              <w:rPr>
-                <w:rFonts w:ascii="Cambria Math" w:eastAsia="Times New Roman" w:hAnsi="Cambria Math" w:cs="Times New Roman"/>
-                <w:sz w:val="24"/>
-                <w:szCs w:val="24"/>
-              </w:rPr>
-              <m:t>a</m:t>
-            </m:r>
-          </m:e>
-        </m:d>
-        <m:r>
-          <w:rPr>
-            <w:rFonts w:ascii="Cambria Math" w:eastAsia="Times New Roman" w:hAnsi="Cambria Math" w:cs="Times New Roman"/>
-            <w:sz w:val="24"/>
-            <w:szCs w:val="24"/>
-          </w:rPr>
-          <m:t>=</m:t>
-        </m:r>
-        <m:r>
-          <w:rPr>
-            <w:rFonts w:ascii="Cambria Math" w:hAnsi="Cambria Math"/>
-          </w:rPr>
-          <m:t>Δ</m:t>
-        </m:r>
-        <m:d>
-          <m:dPr>
-            <m:ctrlPr>
-              <w:rPr>
-                <w:rFonts w:ascii="Cambria Math" w:eastAsia="Times New Roman" w:hAnsi="Cambria Math" w:cs="Times New Roman"/>
-                <w:i/>
-                <w:sz w:val="24"/>
-                <w:szCs w:val="24"/>
-              </w:rPr>
-            </m:ctrlPr>
-          </m:dPr>
-          <m:e>
-            <m:r>
-              <w:rPr>
-                <w:rFonts w:ascii="Cambria Math" w:eastAsia="Times New Roman" w:hAnsi="Cambria Math" w:cs="Times New Roman"/>
-                <w:sz w:val="24"/>
-                <w:szCs w:val="24"/>
-              </w:rPr>
-              <m:t>b</m:t>
-            </m:r>
-          </m:e>
-        </m:d>
-        <m:r>
-          <w:rPr>
-            <w:rFonts w:ascii="Cambria Math" w:eastAsia="Times New Roman" w:hAnsi="Cambria Math" w:cs="Times New Roman"/>
-            <w:sz w:val="24"/>
-            <w:szCs w:val="24"/>
-          </w:rPr>
-          <m:t>=10≤</m:t>
-        </m:r>
-        <m:sSup>
-          <m:sSupPr>
-            <m:ctrlPr>
-              <w:rPr>
-                <w:rFonts w:ascii="Cambria Math" w:eastAsia="Times New Roman" w:hAnsi="Cambria Math" w:cs="Times New Roman"/>
-                <w:sz w:val="24"/>
-                <w:szCs w:val="24"/>
-              </w:rPr>
-            </m:ctrlPr>
-          </m:sSupPr>
-          <m:e>
-            <m:r>
-              <w:rPr>
-                <w:rFonts w:ascii="Cambria Math" w:eastAsia="Times New Roman" w:hAnsi="Cambria Math" w:cs="Times New Roman"/>
-                <w:sz w:val="24"/>
-                <w:szCs w:val="24"/>
-              </w:rPr>
-              <m:t>10</m:t>
-            </m:r>
-            <m:ctrlPr>
-              <w:rPr>
-                <w:rFonts w:ascii="Cambria Math" w:eastAsia="Times New Roman" w:hAnsi="Cambria Math" w:cs="Times New Roman"/>
-                <w:i/>
-                <w:sz w:val="24"/>
-                <w:szCs w:val="24"/>
-              </w:rPr>
-            </m:ctrlPr>
-          </m:e>
-          <m:sup>
-            <m:r>
-              <w:rPr>
-                <w:rFonts w:ascii="Cambria Math" w:eastAsia="Times New Roman" w:hAnsi="Cambria Math" w:cs="Times New Roman"/>
-                <w:sz w:val="24"/>
-                <w:szCs w:val="24"/>
-              </w:rPr>
-              <m:t>i</m:t>
-            </m:r>
-          </m:sup>
-        </m:sSup>
-      </m:oMath>
-      <w:r>
-        <w:rPr>
-          <w:rFonts w:ascii="Times New Roman" w:eastAsia="Times New Roman" w:hAnsi="Times New Roman" w:cs="Times New Roman"/>
-          <w:sz w:val="24"/>
-          <w:szCs w:val="24"/>
-        </w:rPr>
-        <w:t xml:space="preserve">, т.е. </w:t>
-      </w:r>
-      <m:oMath>
-        <m:r>
-          <w:rPr>
-            <w:rFonts w:ascii="Cambria Math" w:eastAsia="Times New Roman" w:hAnsi="Cambria Math" w:cs="Times New Roman"/>
-            <w:sz w:val="24"/>
-            <w:szCs w:val="24"/>
-          </w:rPr>
-          <m:t>i=1. Тогда для числа a это цифры 1,2,5,0, а для числа b</m:t>
+          <m:t>. Тогда для числа a это цифры 1,2,5,0, а для числа b</m:t>
         </m:r>
       </m:oMath>
       <w:r>
@@ -2224,249 +2449,55 @@
           <w:sz w:val="24"/>
           <w:szCs w:val="24"/>
         </w:rPr>
-        <w:t xml:space="preserve">При заданной максимальной погрешности </w:t>
+        <w:t xml:space="preserve">Разряд погрешности </w:t>
       </w:r>
       <m:oMath>
-        <m:r>
-          <w:rPr>
-            <w:rFonts w:ascii="Cambria Math" w:hAnsi="Cambria Math"/>
-          </w:rPr>
-          <m:t>Δ</m:t>
-        </m:r>
+        <m:sSup>
+          <m:sSupPr>
+            <m:ctrlPr>
+              <w:rPr>
+                <w:rFonts w:ascii="Cambria Math" w:eastAsia="Times New Roman" w:hAnsi="Cambria Math" w:cs="Times New Roman"/>
+                <w:sz w:val="24"/>
+                <w:szCs w:val="24"/>
+              </w:rPr>
+            </m:ctrlPr>
+          </m:sSupPr>
+          <m:e>
+            <m:r>
+              <w:rPr>
+                <w:rFonts w:ascii="Cambria Math" w:eastAsia="Times New Roman" w:hAnsi="Cambria Math" w:cs="Times New Roman"/>
+                <w:sz w:val="24"/>
+                <w:szCs w:val="24"/>
+              </w:rPr>
+              <m:t>10</m:t>
+            </m:r>
+            <m:ctrlPr>
+              <w:rPr>
+                <w:rFonts w:ascii="Cambria Math" w:eastAsia="Times New Roman" w:hAnsi="Cambria Math" w:cs="Times New Roman"/>
+                <w:i/>
+                <w:sz w:val="24"/>
+                <w:szCs w:val="24"/>
+              </w:rPr>
+            </m:ctrlPr>
+          </m:e>
+          <m:sup>
+            <m:r>
+              <w:rPr>
+                <w:rFonts w:ascii="Cambria Math" w:eastAsia="Times New Roman" w:hAnsi="Cambria Math" w:cs="Times New Roman"/>
+                <w:sz w:val="24"/>
+                <w:szCs w:val="24"/>
+              </w:rPr>
+              <m:t>-3</m:t>
+            </m:r>
+          </m:sup>
+        </m:sSup>
         <m:r>
           <w:rPr>
             <w:rFonts w:ascii="Cambria Math" w:eastAsia="Times New Roman" w:hAnsi="Cambria Math" w:cs="Times New Roman"/>
             <w:sz w:val="24"/>
             <w:szCs w:val="24"/>
           </w:rPr>
-          <m:t xml:space="preserve">=0,0005 </m:t>
-        </m:r>
-      </m:oMath>
-      <w:r>
-        <w:rPr>
-          <w:rFonts w:ascii="Times New Roman" w:eastAsia="Times New Roman" w:hAnsi="Times New Roman" w:cs="Times New Roman"/>
-          <w:sz w:val="24"/>
-          <w:szCs w:val="24"/>
-        </w:rPr>
-        <w:t xml:space="preserve">верной значащей цифрой, по определению, должна быть та </w:t>
-      </w:r>
-      <m:oMath>
-        <m:sSub>
-          <m:sSubPr>
-            <m:ctrlPr>
-              <w:rPr>
-                <w:rFonts w:ascii="Cambria Math" w:eastAsia="Times New Roman" w:hAnsi="Cambria Math" w:cs="Times New Roman"/>
-                <w:sz w:val="24"/>
-                <w:szCs w:val="24"/>
-              </w:rPr>
-            </m:ctrlPr>
-          </m:sSubPr>
-          <m:e>
-            <m:r>
-              <w:rPr>
-                <w:rFonts w:ascii="Cambria Math" w:eastAsia="Times New Roman" w:hAnsi="Cambria Math" w:cs="Times New Roman"/>
-                <w:sz w:val="24"/>
-                <w:szCs w:val="24"/>
-              </w:rPr>
-              <m:t>a</m:t>
-            </m:r>
-            <m:ctrlPr>
-              <w:rPr>
-                <w:rFonts w:ascii="Cambria Math" w:eastAsia="Times New Roman" w:hAnsi="Cambria Math" w:cs="Times New Roman"/>
-                <w:i/>
-                <w:sz w:val="24"/>
-                <w:szCs w:val="24"/>
-              </w:rPr>
-            </m:ctrlPr>
-          </m:e>
-          <m:sub>
-            <m:r>
-              <w:rPr>
-                <w:rFonts w:ascii="Cambria Math" w:eastAsia="Times New Roman" w:hAnsi="Cambria Math" w:cs="Times New Roman"/>
-                <w:sz w:val="24"/>
-                <w:szCs w:val="24"/>
-              </w:rPr>
-              <m:t>i</m:t>
-            </m:r>
-          </m:sub>
-        </m:sSub>
-        <m:r>
-          <w:rPr>
-            <w:rFonts w:ascii="Cambria Math" w:eastAsia="Times New Roman" w:hAnsi="Cambria Math" w:cs="Times New Roman"/>
-            <w:sz w:val="24"/>
-            <w:szCs w:val="24"/>
-          </w:rPr>
-          <m:t xml:space="preserve"> или </m:t>
-        </m:r>
-        <m:sSub>
-          <m:sSubPr>
-            <m:ctrlPr>
-              <w:rPr>
-                <w:rFonts w:ascii="Cambria Math" w:eastAsia="Times New Roman" w:hAnsi="Cambria Math" w:cs="Times New Roman"/>
-                <w:sz w:val="24"/>
-                <w:szCs w:val="24"/>
-              </w:rPr>
-            </m:ctrlPr>
-          </m:sSubPr>
-          <m:e>
-            <m:r>
-              <w:rPr>
-                <w:rFonts w:ascii="Cambria Math" w:eastAsia="Times New Roman" w:hAnsi="Cambria Math" w:cs="Times New Roman"/>
-                <w:sz w:val="24"/>
-                <w:szCs w:val="24"/>
-              </w:rPr>
-              <m:t>b</m:t>
-            </m:r>
-            <m:ctrlPr>
-              <w:rPr>
-                <w:rFonts w:ascii="Cambria Math" w:eastAsia="Times New Roman" w:hAnsi="Cambria Math" w:cs="Times New Roman"/>
-                <w:i/>
-                <w:sz w:val="24"/>
-                <w:szCs w:val="24"/>
-              </w:rPr>
-            </m:ctrlPr>
-          </m:e>
-          <m:sub>
-            <m:r>
-              <w:rPr>
-                <w:rFonts w:ascii="Cambria Math" w:eastAsia="Times New Roman" w:hAnsi="Cambria Math" w:cs="Times New Roman"/>
-                <w:sz w:val="24"/>
-                <w:szCs w:val="24"/>
-              </w:rPr>
-              <m:t>i</m:t>
-            </m:r>
-          </m:sub>
-        </m:sSub>
-        <m:r>
-          <w:rPr>
-            <w:rFonts w:ascii="Cambria Math" w:eastAsia="Times New Roman" w:hAnsi="Cambria Math" w:cs="Times New Roman"/>
-            <w:sz w:val="24"/>
-            <w:szCs w:val="24"/>
-          </w:rPr>
-          <m:t>, для которой Δ</m:t>
-        </m:r>
-        <m:d>
-          <m:dPr>
-            <m:ctrlPr>
-              <w:rPr>
-                <w:rFonts w:ascii="Cambria Math" w:eastAsia="Times New Roman" w:hAnsi="Cambria Math" w:cs="Times New Roman"/>
-                <w:i/>
-                <w:sz w:val="24"/>
-                <w:szCs w:val="24"/>
-              </w:rPr>
-            </m:ctrlPr>
-          </m:dPr>
-          <m:e>
-            <m:r>
-              <w:rPr>
-                <w:rFonts w:ascii="Cambria Math" w:eastAsia="Times New Roman" w:hAnsi="Cambria Math" w:cs="Times New Roman"/>
-                <w:sz w:val="24"/>
-                <w:szCs w:val="24"/>
-              </w:rPr>
-              <m:t>a</m:t>
-            </m:r>
-          </m:e>
-        </m:d>
-        <m:r>
-          <w:rPr>
-            <w:rFonts w:ascii="Cambria Math" w:eastAsia="Times New Roman" w:hAnsi="Cambria Math" w:cs="Times New Roman"/>
-            <w:sz w:val="24"/>
-            <w:szCs w:val="24"/>
-          </w:rPr>
-          <m:t>=</m:t>
-        </m:r>
-        <m:r>
-          <w:rPr>
-            <w:rFonts w:ascii="Cambria Math" w:hAnsi="Cambria Math"/>
-          </w:rPr>
-          <m:t>Δ</m:t>
-        </m:r>
-        <m:d>
-          <m:dPr>
-            <m:ctrlPr>
-              <w:rPr>
-                <w:rFonts w:ascii="Cambria Math" w:eastAsia="Times New Roman" w:hAnsi="Cambria Math" w:cs="Times New Roman"/>
-                <w:i/>
-                <w:sz w:val="24"/>
-                <w:szCs w:val="24"/>
-              </w:rPr>
-            </m:ctrlPr>
-          </m:dPr>
-          <m:e>
-            <m:r>
-              <w:rPr>
-                <w:rFonts w:ascii="Cambria Math" w:eastAsia="Times New Roman" w:hAnsi="Cambria Math" w:cs="Times New Roman"/>
-                <w:sz w:val="24"/>
-                <w:szCs w:val="24"/>
-              </w:rPr>
-              <m:t>b</m:t>
-            </m:r>
-          </m:e>
-        </m:d>
-        <m:r>
-          <w:rPr>
-            <w:rFonts w:ascii="Cambria Math" w:eastAsia="Times New Roman" w:hAnsi="Cambria Math" w:cs="Times New Roman"/>
-            <w:sz w:val="24"/>
-            <w:szCs w:val="24"/>
-          </w:rPr>
-          <m:t>=0.0005≤</m:t>
-        </m:r>
-        <m:sSup>
-          <m:sSupPr>
-            <m:ctrlPr>
-              <w:rPr>
-                <w:rFonts w:ascii="Cambria Math" w:eastAsia="Times New Roman" w:hAnsi="Cambria Math" w:cs="Times New Roman"/>
-                <w:sz w:val="24"/>
-                <w:szCs w:val="24"/>
-              </w:rPr>
-            </m:ctrlPr>
-          </m:sSupPr>
-          <m:e>
-            <m:r>
-              <w:rPr>
-                <w:rFonts w:ascii="Cambria Math" w:eastAsia="Times New Roman" w:hAnsi="Cambria Math" w:cs="Times New Roman"/>
-                <w:sz w:val="24"/>
-                <w:szCs w:val="24"/>
-              </w:rPr>
-              <m:t>10</m:t>
-            </m:r>
-            <m:ctrlPr>
-              <w:rPr>
-                <w:rFonts w:ascii="Cambria Math" w:eastAsia="Times New Roman" w:hAnsi="Cambria Math" w:cs="Times New Roman"/>
-                <w:i/>
-                <w:sz w:val="24"/>
-                <w:szCs w:val="24"/>
-              </w:rPr>
-            </m:ctrlPr>
-          </m:e>
-          <m:sup>
-            <m:r>
-              <w:rPr>
-                <w:rFonts w:ascii="Cambria Math" w:eastAsia="Times New Roman" w:hAnsi="Cambria Math" w:cs="Times New Roman"/>
-                <w:sz w:val="24"/>
-                <w:szCs w:val="24"/>
-              </w:rPr>
-              <m:t>i</m:t>
-            </m:r>
-          </m:sup>
-        </m:sSup>
-      </m:oMath>
-      <w:r>
-        <w:rPr>
-          <w:rFonts w:ascii="Times New Roman" w:eastAsia="Times New Roman" w:hAnsi="Times New Roman" w:cs="Times New Roman"/>
-          <w:sz w:val="24"/>
-          <w:szCs w:val="24"/>
-        </w:rPr>
-        <w:t xml:space="preserve">, т.е. </w:t>
-      </w:r>
-      <m:oMath>
-        <m:r>
-          <w:rPr>
-            <w:rFonts w:ascii="Cambria Math" w:eastAsia="Times New Roman" w:hAnsi="Cambria Math" w:cs="Times New Roman"/>
-            <w:sz w:val="24"/>
-            <w:szCs w:val="24"/>
-          </w:rPr>
-          <m:t>i=-3. Тогда для числа a это цифры 1,0,1,0,4</m:t>
+          <m:t>. Тогда для числа a это цифры 1,0,1,0,4</m:t>
         </m:r>
       </m:oMath>
     </w:p>
@@ -2856,6 +2887,14 @@
             </m:r>
           </m:sup>
         </m:sSup>
+        <m:r>
+          <w:rPr>
+            <w:rFonts w:ascii="Cambria Math" w:eastAsia="Times New Roman" w:hAnsi="Cambria Math" w:cs="Times New Roman"/>
+            <w:sz w:val="28"/>
+            <w:szCs w:val="28"/>
+          </w:rPr>
+          <m:t>⋅100%</m:t>
+        </m:r>
       </m:oMath>
       <w:r>
         <w:rPr>
@@ -2863,7 +2902,200 @@
           <w:sz w:val="28"/>
           <w:szCs w:val="28"/>
         </w:rPr>
-        <w:t>:</w:t>
+        <w:t xml:space="preserve">, где </w:t>
+      </w:r>
+      <w:r>
+        <w:rPr>
+          <w:rFonts w:ascii="Times New Roman" w:eastAsia="Times New Roman" w:hAnsi="Times New Roman" w:cs="Times New Roman"/>
+          <w:sz w:val="28"/>
+          <w:szCs w:val="28"/>
+        </w:rPr>
+        <w:t>где:</w:t>
+      </w:r>
+    </w:p>
+    <w:p>
+      <w:pPr>
+        <w:spacing w:line="240" w:lineRule="auto"/>
+        <w:jc w:val="center"/>
+        <w:rPr>
+          <w:rFonts w:ascii="Times New Roman" w:eastAsia="Times New Roman" w:hAnsi="Times New Roman" w:cs="Times New Roman"/>
+          <w:sz w:val="28"/>
+          <w:szCs w:val="28"/>
+        </w:rPr>
+      </w:pPr>
+      <m:oMath>
+        <m:sSub>
+          <m:sSubPr>
+            <m:ctrlPr>
+              <w:rPr>
+                <w:rFonts w:ascii="Cambria Math" w:eastAsia="Times New Roman" w:hAnsi="Cambria Math" w:cs="Times New Roman"/>
+                <w:i/>
+                <w:sz w:val="28"/>
+                <w:szCs w:val="28"/>
+              </w:rPr>
+            </m:ctrlPr>
+          </m:sSubPr>
+          <m:e>
+            <m:r>
+              <w:rPr>
+                <w:rFonts w:ascii="Cambria Math" w:eastAsia="Times New Roman" w:hAnsi="Cambria Math" w:cs="Times New Roman"/>
+                <w:sz w:val="28"/>
+                <w:szCs w:val="28"/>
+              </w:rPr>
+              <m:t>a</m:t>
+            </m:r>
+          </m:e>
+          <m:sub>
+            <m:r>
+              <w:rPr>
+                <w:rFonts w:ascii="Cambria Math" w:eastAsia="Times New Roman" w:hAnsi="Cambria Math" w:cs="Times New Roman"/>
+                <w:sz w:val="28"/>
+                <w:szCs w:val="28"/>
+              </w:rPr>
+              <m:t>n</m:t>
+            </m:r>
+          </m:sub>
+        </m:sSub>
+      </m:oMath>
+      <w:r>
+        <w:rPr>
+          <w:rFonts w:ascii="Times New Roman" w:eastAsia="Times New Roman" w:hAnsi="Times New Roman" w:cs="Times New Roman"/>
+          <w:sz w:val="28"/>
+          <w:szCs w:val="28"/>
+        </w:rPr>
+        <w:t xml:space="preserve"> - первая значащая цифра числа</w:t>
+      </w:r>
+    </w:p>
+    <w:p>
+      <w:pPr>
+        <w:spacing w:line="240" w:lineRule="auto"/>
+        <w:jc w:val="center"/>
+        <w:rPr>
+          <w:rFonts w:ascii="Times New Roman" w:eastAsia="Times New Roman" w:hAnsi="Times New Roman" w:cs="Times New Roman"/>
+          <w:sz w:val="28"/>
+          <w:szCs w:val="28"/>
+        </w:rPr>
+      </w:pPr>
+      <w:r>
+        <w:rPr>
+          <w:rFonts w:ascii="Times New Roman" w:eastAsia="Times New Roman" w:hAnsi="Times New Roman" w:cs="Times New Roman"/>
+          <w:sz w:val="28"/>
+          <w:szCs w:val="28"/>
+        </w:rPr>
+        <w:t>n - порядок первой значащей цифры (</w:t>
+      </w:r>
+      <m:oMath>
+        <m:sSup>
+          <m:sSupPr>
+            <m:ctrlPr>
+              <w:rPr>
+                <w:rFonts w:ascii="Cambria Math" w:eastAsia="Times New Roman" w:hAnsi="Cambria Math" w:cs="Times New Roman"/>
+                <w:i/>
+                <w:sz w:val="28"/>
+                <w:szCs w:val="28"/>
+              </w:rPr>
+            </m:ctrlPr>
+          </m:sSupPr>
+          <m:e>
+            <m:r>
+              <w:rPr>
+                <w:rFonts w:ascii="Cambria Math" w:eastAsia="Times New Roman" w:hAnsi="Cambria Math" w:cs="Times New Roman"/>
+                <w:sz w:val="28"/>
+                <w:szCs w:val="28"/>
+              </w:rPr>
+              <m:t>10</m:t>
+            </m:r>
+          </m:e>
+          <m:sup>
+            <m:r>
+              <w:rPr>
+                <w:rFonts w:ascii="Cambria Math" w:eastAsia="Times New Roman" w:hAnsi="Cambria Math" w:cs="Times New Roman"/>
+                <w:sz w:val="28"/>
+                <w:szCs w:val="28"/>
+              </w:rPr>
+              <m:t>n</m:t>
+            </m:r>
+          </m:sup>
+        </m:sSup>
+      </m:oMath>
+      <w:r>
+        <w:rPr>
+          <w:rFonts w:ascii="Times New Roman" w:eastAsia="Times New Roman" w:hAnsi="Times New Roman" w:cs="Times New Roman"/>
+          <w:sz w:val="28"/>
+          <w:szCs w:val="28"/>
+        </w:rPr>
+        <w:t>)</w:t>
+      </w:r>
+    </w:p>
+    <w:p>
+      <w:pPr>
+        <w:spacing w:line="240" w:lineRule="auto"/>
+        <w:jc w:val="center"/>
+        <w:rPr>
+          <w:rFonts w:ascii="Times New Roman" w:eastAsia="Times New Roman" w:hAnsi="Times New Roman" w:cs="Times New Roman"/>
+          <w:sz w:val="28"/>
+          <w:szCs w:val="28"/>
+        </w:rPr>
+      </w:pPr>
+      <w:r>
+        <w:rPr>
+          <w:rFonts w:ascii="Times New Roman" w:eastAsia="Times New Roman" w:hAnsi="Times New Roman" w:cs="Times New Roman"/>
+          <w:i/>
+          <w:iCs/>
+          <w:sz w:val="28"/>
+          <w:szCs w:val="28"/>
+        </w:rPr>
+        <w:t>i</w:t>
+      </w:r>
+      <w:r>
+        <w:rPr>
+          <w:rFonts w:ascii="Times New Roman" w:eastAsia="Times New Roman" w:hAnsi="Times New Roman" w:cs="Times New Roman"/>
+          <w:sz w:val="28"/>
+          <w:szCs w:val="28"/>
+        </w:rPr>
+        <w:t xml:space="preserve"> - порядок последней верной цифры (</w:t>
+      </w:r>
+      <m:oMath>
+        <m:sSup>
+          <m:sSupPr>
+            <m:ctrlPr>
+              <w:rPr>
+                <w:rFonts w:ascii="Cambria Math" w:eastAsia="Times New Roman" w:hAnsi="Cambria Math" w:cs="Times New Roman"/>
+                <w:i/>
+                <w:sz w:val="28"/>
+                <w:szCs w:val="28"/>
+              </w:rPr>
+            </m:ctrlPr>
+          </m:sSupPr>
+          <m:e>
+            <m:r>
+              <w:rPr>
+                <w:rFonts w:ascii="Cambria Math" w:eastAsia="Times New Roman" w:hAnsi="Cambria Math" w:cs="Times New Roman"/>
+                <w:sz w:val="28"/>
+                <w:szCs w:val="28"/>
+              </w:rPr>
+              <m:t>10</m:t>
+            </m:r>
+          </m:e>
+          <m:sup>
+            <m:r>
+              <w:rPr>
+                <w:rFonts w:ascii="Cambria Math" w:eastAsia="Times New Roman" w:hAnsi="Cambria Math" w:cs="Times New Roman"/>
+                <w:sz w:val="28"/>
+                <w:szCs w:val="28"/>
+              </w:rPr>
+              <m:t>ⅈ</m:t>
+            </m:r>
+          </m:sup>
+        </m:sSup>
+      </m:oMath>
+      <w:r>
+        <w:rPr>
+          <w:rFonts w:ascii="Times New Roman" w:eastAsia="Times New Roman" w:hAnsi="Times New Roman" w:cs="Times New Roman"/>
+          <w:sz w:val="28"/>
+          <w:szCs w:val="28"/>
+        </w:rPr>
+        <w:t>)</w:t>
       </w:r>
     </w:p>
     <w:p>
@@ -3482,6 +3714,14 @@
               <w:rFonts w:ascii="Cambria Math" w:eastAsia="Times New Roman" w:hAnsi="Cambria Math" w:cs="Times New Roman"/>
               <w:sz w:val="28"/>
               <w:szCs w:val="28"/>
+            </w:rPr>
+            <m:t>⋅100%</m:t>
+          </m:r>
+          <m:r>
+            <w:rPr>
+              <w:rFonts w:ascii="Cambria Math" w:eastAsia="Times New Roman" w:hAnsi="Cambria Math" w:cs="Times New Roman"/>
+              <w:sz w:val="28"/>
+              <w:szCs w:val="28"/>
               <w:lang w:val="en-US"/>
             </w:rPr>
             <m:t>=</m:t>
@@ -3771,137 +4011,6 @@
               </m:r>
             </m:sup>
           </m:sSup>
-          <m:r>
-            <w:rPr>
-              <w:rFonts w:ascii="Cambria Math" w:eastAsia="Times New Roman" w:hAnsi="Cambria Math" w:cs="Times New Roman"/>
-              <w:sz w:val="28"/>
-              <w:szCs w:val="28"/>
-            </w:rPr>
-            <m:t xml:space="preserve">,  </m:t>
-          </m:r>
-          <m:sSub>
-            <m:sSubPr>
-              <m:ctrlPr>
-                <w:rPr>
-                  <w:rFonts w:ascii="Cambria Math" w:eastAsia="Times New Roman" w:hAnsi="Cambria Math" w:cs="Times New Roman"/>
-                  <w:i/>
-                  <w:sz w:val="28"/>
-                  <w:szCs w:val="28"/>
-                </w:rPr>
-              </m:ctrlPr>
-            </m:sSubPr>
-            <m:e>
-              <m:r>
-                <w:rPr>
-                  <w:rFonts w:ascii="Cambria Math" w:eastAsia="Times New Roman" w:hAnsi="Cambria Math" w:cs="Times New Roman"/>
-                  <w:sz w:val="28"/>
-                  <w:szCs w:val="28"/>
-                </w:rPr>
-                <m:t>δ</m:t>
-              </m:r>
-            </m:e>
-            <m:sub>
-              <m:r>
-                <w:rPr>
-                  <w:rFonts w:ascii="Cambria Math" w:eastAsia="Times New Roman" w:hAnsi="Cambria Math" w:cs="Times New Roman"/>
-                  <w:sz w:val="28"/>
-                  <w:szCs w:val="28"/>
-                </w:rPr>
-                <m:t>a</m:t>
-              </m:r>
-            </m:sub>
-          </m:sSub>
-          <m:r>
-            <w:rPr>
-              <w:rFonts w:ascii="Cambria Math" w:eastAsia="Times New Roman" w:hAnsi="Cambria Math" w:cs="Times New Roman"/>
-              <w:sz w:val="28"/>
-              <w:szCs w:val="28"/>
-            </w:rPr>
-            <m:t>=</m:t>
-          </m:r>
-          <m:f>
-            <m:fPr>
-              <m:ctrlPr>
-                <w:rPr>
-                  <w:rFonts w:ascii="Cambria Math" w:eastAsia="Times New Roman" w:hAnsi="Cambria Math" w:cs="Times New Roman"/>
-                  <w:i/>
-                  <w:sz w:val="28"/>
-                  <w:szCs w:val="28"/>
-                </w:rPr>
-              </m:ctrlPr>
-            </m:fPr>
-            <m:num>
-              <m:r>
-                <m:rPr>
-                  <m:sty m:val="p"/>
-                </m:rPr>
-                <w:rPr>
-                  <w:rFonts w:ascii="Cambria Math" w:eastAsia="Times New Roman" w:hAnsi="Cambria Math" w:cs="Times New Roman"/>
-                  <w:sz w:val="28"/>
-                  <w:szCs w:val="28"/>
-                </w:rPr>
-                <m:t>Δ</m:t>
-              </m:r>
-              <m:r>
-                <w:rPr>
-                  <w:rFonts w:ascii="Cambria Math" w:eastAsia="Times New Roman" w:hAnsi="Cambria Math" w:cs="Times New Roman"/>
-                  <w:sz w:val="28"/>
-                  <w:szCs w:val="28"/>
-                </w:rPr>
-                <m:t>a</m:t>
-              </m:r>
-            </m:num>
-            <m:den>
-              <m:r>
-                <w:rPr>
-                  <w:rFonts w:ascii="Cambria Math" w:eastAsia="Times New Roman" w:hAnsi="Cambria Math" w:cs="Times New Roman"/>
-                  <w:sz w:val="28"/>
-                  <w:szCs w:val="28"/>
-                </w:rPr>
-                <m:t>a</m:t>
-              </m:r>
-            </m:den>
-          </m:f>
-          <m:r>
-            <w:rPr>
-              <w:rFonts w:ascii="Cambria Math" w:eastAsia="Times New Roman" w:hAnsi="Cambria Math" w:cs="Times New Roman"/>
-              <w:sz w:val="28"/>
-              <w:szCs w:val="28"/>
-            </w:rPr>
-            <m:t>=9,77⋅</m:t>
-          </m:r>
-          <m:sSup>
-            <m:sSupPr>
-              <m:ctrlPr>
-                <w:rPr>
-                  <w:rFonts w:ascii="Cambria Math" w:eastAsia="Times New Roman" w:hAnsi="Cambria Math" w:cs="Times New Roman"/>
-                  <w:i/>
-                  <w:sz w:val="28"/>
-                  <w:szCs w:val="28"/>
-                </w:rPr>
-              </m:ctrlPr>
-            </m:sSupPr>
-            <m:e>
-              <m:r>
-                <w:rPr>
-                  <w:rFonts w:ascii="Cambria Math" w:eastAsia="Times New Roman" w:hAnsi="Cambria Math" w:cs="Times New Roman"/>
-                  <w:sz w:val="28"/>
-                  <w:szCs w:val="28"/>
-                </w:rPr>
-                <m:t>10</m:t>
-              </m:r>
-            </m:e>
-            <m:sup>
-              <m:r>
-                <w:rPr>
-                  <w:rFonts w:ascii="Cambria Math" w:eastAsia="Times New Roman" w:hAnsi="Cambria Math" w:cs="Times New Roman"/>
-                  <w:sz w:val="28"/>
-                  <w:szCs w:val="28"/>
-                </w:rPr>
-                <m:t>-6</m:t>
-              </m:r>
-            </m:sup>
-          </m:sSup>
         </m:oMath>
       </m:oMathPara>
     </w:p>
@@ -3954,17 +4063,17 @@
         <w:jc w:val="center"/>
         <w:rPr>
           <w:rFonts w:ascii="Cambria Math" w:eastAsia="Times New Roman" w:hAnsi="Cambria Math" w:cs="Cambria Math"/>
-          <w:i/>
-          <w:sz w:val="28"/>
-          <w:szCs w:val="28"/>
-        </w:rPr>
-      </w:pPr>
-      <w:r>
-        <w:rPr>
-          <w:rFonts w:ascii="Cambria Math" w:eastAsia="Times New Roman" w:hAnsi="Cambria Math" w:cs="Cambria Math"/>
-          <w:sz w:val="28"/>
-          <w:szCs w:val="28"/>
-        </w:rPr>
+          <w:sz w:val="28"/>
+          <w:szCs w:val="28"/>
+        </w:rPr>
+      </w:pPr>
+      <w:r>
+        <w:rPr>
+          <w:rFonts w:ascii="Cambria Math" w:eastAsia="Times New Roman" w:hAnsi="Cambria Math" w:cs="Cambria Math"/>
+          <w:sz w:val="28"/>
+          <w:szCs w:val="28"/>
+        </w:rPr>
+        <w:lastRenderedPageBreak/>
         <w:t xml:space="preserve"> ∆𝑏 = </w:t>
       </w:r>
       <m:oMath>
@@ -4007,7 +4116,233 @@
           <w:sz w:val="28"/>
           <w:szCs w:val="28"/>
         </w:rPr>
-        <w:t>,</w:t>
+        <w:t xml:space="preserve"> – наибольшая погрешность</w:t>
+      </w:r>
+    </w:p>
+    <w:p>
+      <w:pPr>
+        <w:spacing w:line="240" w:lineRule="auto"/>
+        <w:jc w:val="center"/>
+        <w:rPr>
+          <w:rFonts w:ascii="Cambria Math" w:eastAsia="Times New Roman" w:hAnsi="Cambria Math" w:cs="Cambria Math"/>
+          <w:i/>
+          <w:sz w:val="28"/>
+          <w:szCs w:val="28"/>
+        </w:rPr>
+      </w:pPr>
+      <w:r>
+        <w:rPr>
+          <w:rFonts w:ascii="Cambria Math" w:eastAsia="Times New Roman" w:hAnsi="Cambria Math" w:cs="Cambria Math"/>
+          <w:i/>
+          <w:iCs/>
+          <w:sz w:val="28"/>
+          <w:szCs w:val="28"/>
+        </w:rPr>
+        <w:t>a</w:t>
+      </w:r>
+      <w:r>
+        <w:rPr>
+          <w:rFonts w:ascii="Cambria Math" w:eastAsia="Times New Roman" w:hAnsi="Cambria Math" w:cs="Cambria Math"/>
+          <w:sz w:val="28"/>
+          <w:szCs w:val="28"/>
+        </w:rPr>
+        <w:t xml:space="preserve"> округляем до </w:t>
+      </w:r>
+      <w:r>
+        <w:rPr>
+          <w:rFonts w:ascii="Cambria Math" w:eastAsia="Times New Roman" w:hAnsi="Cambria Math" w:cs="Cambria Math"/>
+          <w:sz w:val="28"/>
+          <w:szCs w:val="28"/>
+        </w:rPr>
+        <w:t>2-х</w:t>
+      </w:r>
+      <w:r>
+        <w:rPr>
+          <w:rFonts w:ascii="Cambria Math" w:eastAsia="Times New Roman" w:hAnsi="Cambria Math" w:cs="Cambria Math"/>
+          <w:sz w:val="28"/>
+          <w:szCs w:val="28"/>
+        </w:rPr>
+        <w:t xml:space="preserve"> знак</w:t>
+      </w:r>
+      <w:r>
+        <w:rPr>
+          <w:rFonts w:ascii="Cambria Math" w:eastAsia="Times New Roman" w:hAnsi="Cambria Math" w:cs="Cambria Math"/>
+          <w:sz w:val="28"/>
+          <w:szCs w:val="28"/>
+        </w:rPr>
+        <w:t>ов</w:t>
+      </w:r>
+      <w:r>
+        <w:rPr>
+          <w:rFonts w:ascii="Cambria Math" w:eastAsia="Times New Roman" w:hAnsi="Cambria Math" w:cs="Cambria Math"/>
+          <w:sz w:val="28"/>
+          <w:szCs w:val="28"/>
+        </w:rPr>
+        <w:t xml:space="preserve"> после запятой</w:t>
+      </w:r>
+      <w:r>
+        <w:rPr>
+          <w:rFonts w:ascii="Cambria Math" w:eastAsia="Times New Roman" w:hAnsi="Cambria Math" w:cs="Cambria Math"/>
+          <w:sz w:val="28"/>
+          <w:szCs w:val="28"/>
+        </w:rPr>
+        <w:t>:</w:t>
+      </w:r>
+    </w:p>
+    <w:p>
+      <w:pPr>
+        <w:tabs>
+          <w:tab w:val="center" w:pos="4677"/>
+          <w:tab w:val="left" w:pos="7392"/>
+        </w:tabs>
+        <w:spacing w:line="240" w:lineRule="auto"/>
+        <w:jc w:val="center"/>
+        <w:rPr>
+          <w:rFonts w:ascii="Cambria Math" w:eastAsia="Times New Roman" w:hAnsi="Cambria Math" w:cs="Cambria Math"/>
+          <w:i/>
+          <w:sz w:val="28"/>
+          <w:szCs w:val="28"/>
+        </w:rPr>
+      </w:pPr>
+      <m:oMathPara>
+        <m:oMath>
+          <m:r>
+            <w:rPr>
+              <w:rFonts w:ascii="Cambria Math" w:eastAsia="Times New Roman" w:hAnsi="Cambria Math" w:cs="Cambria Math"/>
+              <w:sz w:val="28"/>
+              <w:szCs w:val="28"/>
+            </w:rPr>
+            <m:t>0.102345→0.10</m:t>
+          </m:r>
+        </m:oMath>
+      </m:oMathPara>
+    </w:p>
+    <w:p>
+      <w:pPr>
+        <w:tabs>
+          <w:tab w:val="center" w:pos="4677"/>
+          <w:tab w:val="left" w:pos="7392"/>
+        </w:tabs>
+        <w:spacing w:line="240" w:lineRule="auto"/>
+        <w:jc w:val="center"/>
+        <w:rPr>
+          <w:rFonts w:ascii="Cambria Math" w:eastAsia="Times New Roman" w:hAnsi="Cambria Math" w:cs="Cambria Math"/>
+          <w:sz w:val="28"/>
+          <w:szCs w:val="28"/>
+        </w:rPr>
+      </w:pPr>
+      <w:r>
+        <w:rPr>
+          <w:rFonts w:ascii="Cambria Math" w:eastAsia="Times New Roman" w:hAnsi="Cambria Math" w:cs="Cambria Math"/>
+          <w:sz w:val="28"/>
+          <w:szCs w:val="28"/>
+        </w:rPr>
+        <w:t>c`=0</w:t>
+      </w:r>
+      <w:r>
+        <w:rPr>
+          <w:rFonts w:ascii="Cambria Math" w:eastAsia="Times New Roman" w:hAnsi="Cambria Math" w:cs="Cambria Math"/>
+          <w:sz w:val="28"/>
+          <w:szCs w:val="28"/>
+        </w:rPr>
+        <w:t>.</w:t>
+      </w:r>
+      <w:r>
+        <w:rPr>
+          <w:rFonts w:ascii="Cambria Math" w:eastAsia="Times New Roman" w:hAnsi="Cambria Math" w:cs="Cambria Math"/>
+          <w:sz w:val="28"/>
+          <w:szCs w:val="28"/>
+        </w:rPr>
+        <w:t>10+120</w:t>
+      </w:r>
+      <w:r>
+        <w:rPr>
+          <w:rFonts w:ascii="Cambria Math" w:eastAsia="Times New Roman" w:hAnsi="Cambria Math" w:cs="Cambria Math"/>
+          <w:sz w:val="28"/>
+          <w:szCs w:val="28"/>
+        </w:rPr>
+        <w:t>.</w:t>
+      </w:r>
+      <w:r>
+        <w:rPr>
+          <w:rFonts w:ascii="Cambria Math" w:eastAsia="Times New Roman" w:hAnsi="Cambria Math" w:cs="Cambria Math"/>
+          <w:sz w:val="28"/>
+          <w:szCs w:val="28"/>
+        </w:rPr>
+        <w:t>1=120.2</w:t>
+      </w:r>
+    </w:p>
+    <w:p>
+      <w:pPr>
+        <w:tabs>
+          <w:tab w:val="center" w:pos="4677"/>
+          <w:tab w:val="left" w:pos="7392"/>
+        </w:tabs>
+        <w:spacing w:line="240" w:lineRule="auto"/>
+        <w:jc w:val="center"/>
+        <w:rPr>
+          <w:rFonts w:ascii="Cambria Math" w:eastAsia="Times New Roman" w:hAnsi="Cambria Math" w:cs="Cambria Math"/>
+          <w:sz w:val="28"/>
+          <w:szCs w:val="28"/>
+        </w:rPr>
+      </w:pPr>
+      <w:r>
+        <w:rPr>
+          <w:rFonts w:ascii="Cambria Math" w:eastAsia="Times New Roman" w:hAnsi="Cambria Math" w:cs="Cambria Math"/>
+          <w:sz w:val="28"/>
+          <w:szCs w:val="28"/>
+        </w:rPr>
+        <w:t xml:space="preserve">Допускаемая погрешность не превышает: </w:t>
+      </w:r>
+    </w:p>
+    <w:p>
+      <w:pPr>
+        <w:tabs>
+          <w:tab w:val="center" w:pos="4677"/>
+          <w:tab w:val="left" w:pos="7392"/>
+        </w:tabs>
+        <w:spacing w:line="240" w:lineRule="auto"/>
+        <w:jc w:val="center"/>
+        <w:rPr>
+          <w:rFonts w:ascii="Cambria Math" w:eastAsia="Times New Roman" w:hAnsi="Cambria Math" w:cs="Cambria Math"/>
+          <w:sz w:val="28"/>
+          <w:szCs w:val="28"/>
+        </w:rPr>
+      </w:pPr>
+      <w:r>
+        <w:rPr>
+          <w:rFonts w:ascii="Cambria Math" w:eastAsia="Times New Roman" w:hAnsi="Cambria Math" w:cs="Cambria Math"/>
+          <w:sz w:val="28"/>
+          <w:szCs w:val="28"/>
+        </w:rPr>
+        <w:t>∆c=0,000001+0,1=0,100001</w:t>
+      </w:r>
+    </w:p>
+    <w:p>
+      <w:pPr>
+        <w:spacing w:line="240" w:lineRule="auto"/>
+        <w:jc w:val="center"/>
+        <w:rPr>
+          <w:rFonts w:ascii="Cambria Math" w:eastAsia="Times New Roman" w:hAnsi="Cambria Math" w:cs="Cambria Math"/>
+          <w:sz w:val="28"/>
+          <w:szCs w:val="28"/>
+        </w:rPr>
+      </w:pPr>
+      <w:r>
+        <w:rPr>
+          <w:rFonts w:ascii="Cambria Math" w:eastAsia="Times New Roman" w:hAnsi="Cambria Math" w:cs="Cambria Math"/>
+          <w:sz w:val="28"/>
+          <w:szCs w:val="28"/>
+        </w:rPr>
+        <w:t xml:space="preserve">Округляем </w:t>
+      </w:r>
+      <w:r>
+        <w:rPr>
+          <w:rFonts w:ascii="Cambria Math" w:eastAsia="Times New Roman" w:hAnsi="Cambria Math" w:cs="Cambria Math"/>
+          <w:sz w:val="28"/>
+          <w:szCs w:val="28"/>
+        </w:rPr>
+        <w:t>c` до 1</w:t>
       </w:r>
       <w:r>
         <w:rPr>
@@ -4023,14 +4358,49 @@
           <w:sz w:val="28"/>
           <w:szCs w:val="28"/>
         </w:rPr>
-        <w:t xml:space="preserve"> </w:t>
+        <w:t>знака после запятой</w:t>
+      </w:r>
+      <w:r>
+        <w:rPr>
+          <w:rFonts w:ascii="Cambria Math" w:eastAsia="Times New Roman" w:hAnsi="Cambria Math" w:cs="Cambria Math"/>
+          <w:sz w:val="28"/>
+          <w:szCs w:val="28"/>
+        </w:rPr>
+        <w:t>:</w:t>
+      </w:r>
+    </w:p>
+    <w:p>
+      <w:pPr>
+        <w:spacing w:line="240" w:lineRule="auto"/>
+        <w:jc w:val="center"/>
+        <w:rPr>
+          <w:rFonts w:ascii="Cambria Math" w:eastAsia="Times New Roman" w:hAnsi="Cambria Math" w:cs="Cambria Math"/>
+          <w:sz w:val="28"/>
+          <w:szCs w:val="28"/>
+        </w:rPr>
+      </w:pPr>
+      <w:r>
+        <w:rPr>
+          <w:rFonts w:ascii="Cambria Math" w:eastAsia="Times New Roman" w:hAnsi="Cambria Math" w:cs="Cambria Math"/>
+          <w:sz w:val="28"/>
+          <w:szCs w:val="28"/>
+        </w:rPr>
+        <w:t>c`=120,2</w:t>
+      </w:r>
+      <w:r>
+        <w:rPr>
+          <w:rFonts w:ascii="Cambria Math" w:eastAsia="Times New Roman" w:hAnsi="Cambria Math" w:cs="Cambria Math"/>
+          <w:sz w:val="28"/>
+          <w:szCs w:val="28"/>
+        </w:rPr>
+        <w:t xml:space="preserve">, </w:t>
       </w:r>
       <m:oMath>
         <m:sSub>
           <m:sSubPr>
             <m:ctrlPr>
               <w:rPr>
-                <w:rFonts w:ascii="Cambria Math" w:eastAsia="Times New Roman" w:hAnsi="Cambria Math" w:cs="Times New Roman"/>
+                <w:rFonts w:ascii="Cambria Math" w:eastAsia="Times New Roman" w:hAnsi="Cambria Math" w:cs="Cambria Math"/>
                 <w:i/>
                 <w:sz w:val="28"/>
                 <w:szCs w:val="28"/>
@@ -4040,7 +4410,7 @@
           <m:e>
             <m:r>
               <w:rPr>
-                <w:rFonts w:ascii="Cambria Math" w:eastAsia="Times New Roman" w:hAnsi="Cambria Math" w:cs="Times New Roman"/>
+                <w:rFonts w:ascii="Cambria Math" w:eastAsia="Times New Roman" w:hAnsi="Cambria Math" w:cs="Cambria Math"/>
                 <w:sz w:val="28"/>
                 <w:szCs w:val="28"/>
               </w:rPr>
@@ -4050,11 +4420,11 @@
           <m:sub>
             <m:r>
               <w:rPr>
-                <w:rFonts w:ascii="Cambria Math" w:eastAsia="Times New Roman" w:hAnsi="Cambria Math" w:cs="Times New Roman"/>
+                <w:rFonts w:ascii="Cambria Math" w:eastAsia="Times New Roman" w:hAnsi="Cambria Math" w:cs="Cambria Math"/>
                 <w:sz w:val="28"/>
                 <w:szCs w:val="28"/>
               </w:rPr>
-              <m:t>b</m:t>
+              <m:t>c</m:t>
             </m:r>
           </m:sub>
         </m:sSub>
@@ -4065,22 +4435,14 @@
           <w:sz w:val="28"/>
           <w:szCs w:val="28"/>
         </w:rPr>
-        <w:t xml:space="preserve"> =</w:t>
-      </w:r>
-      <w:r>
-        <w:rPr>
-          <w:rFonts w:ascii="Cambria Math" w:eastAsia="Times New Roman" w:hAnsi="Cambria Math" w:cs="Cambria Math"/>
-          <w:sz w:val="28"/>
-          <w:szCs w:val="28"/>
-        </w:rPr>
-        <w:t xml:space="preserve"> </w:t>
+        <w:t>=</w:t>
       </w:r>
       <m:oMath>
         <m:f>
           <m:fPr>
             <m:ctrlPr>
               <w:rPr>
-                <w:rFonts w:ascii="Cambria Math" w:eastAsia="Times New Roman" w:hAnsi="Cambria Math" w:cs="Times New Roman"/>
+                <w:rFonts w:ascii="Cambria Math" w:eastAsia="Times New Roman" w:hAnsi="Cambria Math" w:cs="Cambria Math"/>
                 <w:i/>
                 <w:sz w:val="28"/>
                 <w:szCs w:val="28"/>
@@ -4089,197 +4451,235 @@
           </m:fPr>
           <m:num>
             <m:r>
-              <m:rPr>
-                <m:sty m:val="p"/>
-              </m:rPr>
-              <w:rPr>
-                <w:rFonts w:ascii="Cambria Math" w:eastAsia="Times New Roman" w:hAnsi="Cambria Math" w:cs="Times New Roman"/>
+              <w:rPr>
+                <w:rFonts w:ascii="Cambria Math" w:eastAsia="Times New Roman" w:hAnsi="Cambria Math" w:cs="Cambria Math"/>
                 <w:sz w:val="28"/>
                 <w:szCs w:val="28"/>
               </w:rPr>
-              <m:t>Δ</m:t>
-            </m:r>
-            <m:r>
-              <w:rPr>
-                <w:rFonts w:ascii="Cambria Math" w:eastAsia="Times New Roman" w:hAnsi="Cambria Math" w:cs="Times New Roman"/>
-                <w:sz w:val="28"/>
-                <w:szCs w:val="28"/>
-              </w:rPr>
-              <m:t>b</m:t>
+              <m:t>0,100001</m:t>
             </m:r>
           </m:num>
           <m:den>
-            <m:r>
-              <w:rPr>
-                <w:rFonts w:ascii="Cambria Math" w:eastAsia="Times New Roman" w:hAnsi="Cambria Math" w:cs="Times New Roman"/>
-                <w:sz w:val="28"/>
-                <w:szCs w:val="28"/>
-              </w:rPr>
-              <m:t>b</m:t>
-            </m:r>
+            <m:d>
+              <m:dPr>
+                <m:begChr m:val="|"/>
+                <m:endChr m:val="|"/>
+                <m:ctrlPr>
+                  <w:rPr>
+                    <w:rFonts w:ascii="Cambria Math" w:eastAsia="Times New Roman" w:hAnsi="Cambria Math" w:cs="Cambria Math"/>
+                    <w:i/>
+                    <w:sz w:val="28"/>
+                    <w:szCs w:val="28"/>
+                  </w:rPr>
+                </m:ctrlPr>
+              </m:dPr>
+              <m:e>
+                <m:r>
+                  <w:rPr>
+                    <w:rFonts w:ascii="Cambria Math" w:eastAsia="Times New Roman" w:hAnsi="Cambria Math" w:cs="Cambria Math"/>
+                    <w:sz w:val="28"/>
+                    <w:szCs w:val="28"/>
+                  </w:rPr>
+                  <m:t>120,2</m:t>
+                </m:r>
+              </m:e>
+            </m:d>
           </m:den>
         </m:f>
-        <m:r>
-          <w:rPr>
-            <w:rFonts w:ascii="Cambria Math" w:eastAsia="Times New Roman" w:hAnsi="Cambria Math" w:cs="Times New Roman"/>
-            <w:sz w:val="28"/>
-            <w:szCs w:val="28"/>
-          </w:rPr>
-          <m:t>=8,32⋅</m:t>
-        </m:r>
-        <m:sSup>
-          <m:sSupPr>
-            <m:ctrlPr>
-              <w:rPr>
-                <w:rFonts w:ascii="Cambria Math" w:eastAsia="Times New Roman" w:hAnsi="Cambria Math" w:cs="Times New Roman"/>
-                <w:i/>
-                <w:sz w:val="28"/>
-                <w:szCs w:val="28"/>
-              </w:rPr>
-            </m:ctrlPr>
-          </m:sSupPr>
-          <m:e>
-            <m:r>
-              <w:rPr>
-                <w:rFonts w:ascii="Cambria Math" w:eastAsia="Times New Roman" w:hAnsi="Cambria Math" w:cs="Times New Roman"/>
-                <w:sz w:val="28"/>
-                <w:szCs w:val="28"/>
-              </w:rPr>
-              <m:t>10</m:t>
-            </m:r>
-          </m:e>
-          <m:sup>
-            <m:r>
-              <w:rPr>
-                <w:rFonts w:ascii="Cambria Math" w:eastAsia="Times New Roman" w:hAnsi="Cambria Math" w:cs="Times New Roman"/>
-                <w:sz w:val="28"/>
-                <w:szCs w:val="28"/>
-              </w:rPr>
-              <m:t>-4</m:t>
-            </m:r>
-          </m:sup>
-        </m:sSup>
       </m:oMath>
-    </w:p>
-    <w:p>
-      <w:pPr>
-        <w:tabs>
-          <w:tab w:val="center" w:pos="4677"/>
-          <w:tab w:val="left" w:pos="7392"/>
-        </w:tabs>
-        <w:spacing w:line="240" w:lineRule="auto"/>
-        <w:jc w:val="center"/>
-        <w:rPr>
-          <w:rFonts w:ascii="Cambria Math" w:eastAsia="Times New Roman" w:hAnsi="Cambria Math" w:cs="Cambria Math"/>
+      <w:r>
+        <w:rPr>
+          <w:rFonts w:ascii="Cambria Math" w:eastAsia="Times New Roman" w:hAnsi="Cambria Math" w:cs="Cambria Math"/>
+          <w:sz w:val="28"/>
+          <w:szCs w:val="28"/>
+        </w:rPr>
+        <w:t>=0,08319551*%</w:t>
+      </w:r>
+    </w:p>
+    <w:p>
+      <w:pPr>
+        <w:spacing w:line="240" w:lineRule="auto"/>
+        <w:jc w:val="center"/>
+        <w:rPr>
+          <w:rFonts w:ascii="Cambria Math" w:eastAsia="Times New Roman" w:hAnsi="Cambria Math" w:cs="Cambria Math"/>
+          <w:sz w:val="28"/>
+          <w:szCs w:val="28"/>
+        </w:rPr>
+      </w:pPr>
+      <w:r>
+        <w:rPr>
+          <w:rFonts w:ascii="Cambria Math" w:eastAsia="Times New Roman" w:hAnsi="Cambria Math" w:cs="Cambria Math"/>
+          <w:sz w:val="28"/>
+          <w:szCs w:val="28"/>
+        </w:rPr>
+        <w:t>Произведение a × b:</w:t>
+      </w:r>
+    </w:p>
+    <w:p>
+      <w:pPr>
+        <w:spacing w:line="240" w:lineRule="auto"/>
+        <w:jc w:val="center"/>
+        <w:rPr>
+          <w:rFonts w:ascii="Cambria Math" w:eastAsia="Times New Roman" w:hAnsi="Cambria Math" w:cs="Cambria Math"/>
+          <w:sz w:val="28"/>
+          <w:szCs w:val="28"/>
+        </w:rPr>
+      </w:pPr>
+      <w:r>
+        <w:rPr>
+          <w:rFonts w:ascii="Cambria Math" w:eastAsia="Times New Roman" w:hAnsi="Cambria Math" w:cs="Cambria Math"/>
+          <w:sz w:val="28"/>
+          <w:szCs w:val="28"/>
+        </w:rPr>
+        <w:t xml:space="preserve">У </w:t>
+      </w:r>
+      <w:r>
+        <w:rPr>
+          <w:rFonts w:ascii="Cambria Math" w:eastAsia="Times New Roman" w:hAnsi="Cambria Math" w:cs="Cambria Math"/>
+          <w:sz w:val="28"/>
+          <w:szCs w:val="28"/>
+          <w:lang w:val="en-US"/>
+        </w:rPr>
+        <w:t>b</w:t>
+      </w:r>
+      <w:r>
+        <w:rPr>
+          <w:rFonts w:ascii="Cambria Math" w:eastAsia="Times New Roman" w:hAnsi="Cambria Math" w:cs="Cambria Math"/>
+          <w:sz w:val="28"/>
+          <w:szCs w:val="28"/>
+        </w:rPr>
+        <w:t xml:space="preserve"> </w:t>
+      </w:r>
+      <w:r>
+        <w:rPr>
+          <w:rFonts w:ascii="Cambria Math" w:eastAsia="Times New Roman" w:hAnsi="Cambria Math" w:cs="Cambria Math"/>
+          <w:sz w:val="28"/>
+          <w:szCs w:val="28"/>
+        </w:rPr>
+        <w:t xml:space="preserve">наименьшее число значащих цифр (4). </w:t>
+      </w:r>
+      <w:r>
+        <w:rPr>
+          <w:rFonts w:ascii="Cambria Math" w:eastAsia="Times New Roman" w:hAnsi="Cambria Math" w:cs="Cambria Math"/>
+          <w:i/>
           <w:iCs/>
           <w:sz w:val="28"/>
           <w:szCs w:val="28"/>
+          <w:lang w:val="en-US"/>
+        </w:rPr>
+        <w:t>A</w:t>
+      </w:r>
+      <w:r>
+        <w:rPr>
+          <w:rFonts w:ascii="Cambria Math" w:eastAsia="Times New Roman" w:hAnsi="Cambria Math" w:cs="Cambria Math"/>
+          <w:i/>
+          <w:iCs/>
+          <w:sz w:val="28"/>
+          <w:szCs w:val="28"/>
+        </w:rPr>
+        <w:t xml:space="preserve"> </w:t>
+      </w:r>
+      <w:r>
+        <w:rPr>
+          <w:rFonts w:ascii="Cambria Math" w:eastAsia="Times New Roman" w:hAnsi="Cambria Math" w:cs="Cambria Math"/>
+          <w:sz w:val="28"/>
+          <w:szCs w:val="28"/>
+        </w:rPr>
+        <w:t xml:space="preserve">округляем до 4+1 значащих цифр. Результат вычислений: </w:t>
+      </w:r>
+    </w:p>
+    <w:p>
+      <w:pPr>
+        <w:spacing w:line="240" w:lineRule="auto"/>
+        <w:jc w:val="center"/>
+        <w:rPr>
+          <w:rFonts w:ascii="Cambria Math" w:eastAsia="Times New Roman" w:hAnsi="Cambria Math" w:cs="Cambria Math"/>
+          <w:sz w:val="28"/>
+          <w:szCs w:val="28"/>
+        </w:rPr>
+      </w:pPr>
+      <w:r>
+        <w:rPr>
+          <w:rFonts w:ascii="Cambria Math" w:eastAsia="Times New Roman" w:hAnsi="Cambria Math" w:cs="Cambria Math"/>
+          <w:sz w:val="28"/>
+          <w:szCs w:val="28"/>
+        </w:rPr>
+        <w:t>d`=0,10235*120,1=12,2916345</w:t>
+      </w:r>
+    </w:p>
+    <w:p>
+      <w:pPr>
+        <w:spacing w:line="240" w:lineRule="auto"/>
+        <w:jc w:val="center"/>
+        <w:rPr>
+          <w:rFonts w:ascii="Cambria Math" w:eastAsia="Times New Roman" w:hAnsi="Cambria Math" w:cs="Cambria Math"/>
+          <w:sz w:val="28"/>
+          <w:szCs w:val="28"/>
+        </w:rPr>
+      </w:pPr>
+      <w:r>
+        <w:rPr>
+          <w:rFonts w:ascii="Cambria Math" w:eastAsia="Times New Roman" w:hAnsi="Cambria Math" w:cs="Cambria Math"/>
+          <w:sz w:val="28"/>
+          <w:szCs w:val="28"/>
+        </w:rPr>
+        <w:t>Абсолютная погрешность</w:t>
+      </w:r>
+      <w:r>
+        <w:rPr>
+          <w:rFonts w:ascii="Cambria Math" w:eastAsia="Times New Roman" w:hAnsi="Cambria Math" w:cs="Cambria Math"/>
+          <w:sz w:val="28"/>
+          <w:szCs w:val="28"/>
+        </w:rPr>
+        <w:t xml:space="preserve"> </w:t>
+      </w:r>
+      <w:r>
+        <w:rPr>
+          <w:rFonts w:ascii="Cambria Math" w:eastAsia="Times New Roman" w:hAnsi="Cambria Math" w:cs="Cambria Math"/>
+          <w:sz w:val="28"/>
+          <w:szCs w:val="28"/>
+        </w:rPr>
+        <w:t>произведения</w:t>
+      </w:r>
+      <w:r>
+        <w:rPr>
+          <w:rFonts w:ascii="Cambria Math" w:eastAsia="Times New Roman" w:hAnsi="Cambria Math" w:cs="Cambria Math"/>
+          <w:sz w:val="28"/>
+          <w:szCs w:val="28"/>
+        </w:rPr>
+        <w:t>:</w:t>
+      </w:r>
+    </w:p>
+    <w:p>
+      <w:pPr>
+        <w:spacing w:line="240" w:lineRule="auto"/>
+        <w:jc w:val="center"/>
+        <w:rPr>
+          <w:rFonts w:ascii="Cambria Math" w:eastAsia="Times New Roman" w:hAnsi="Cambria Math" w:cs="Cambria Math"/>
+          <w:sz w:val="28"/>
+          <w:szCs w:val="28"/>
+        </w:rPr>
+      </w:pPr>
+      <w:r>
+        <w:rPr>
+          <w:rFonts w:ascii="Cambria Math" w:eastAsia="Times New Roman" w:hAnsi="Cambria Math" w:cs="Cambria Math"/>
+          <w:sz w:val="28"/>
+          <w:szCs w:val="28"/>
+        </w:rPr>
+        <w:t>∆d=|b|∆a+|a|∆b+∆a∆b=120,1*0,000001+0,102345*0,1+0,000001*0,1=0,0103547;</w:t>
+      </w:r>
+    </w:p>
+    <w:p>
+      <w:pPr>
+        <w:spacing w:line="240" w:lineRule="auto"/>
+        <w:jc w:val="center"/>
+        <w:rPr>
+          <w:rFonts w:ascii="Cambria Math" w:eastAsia="Times New Roman" w:hAnsi="Cambria Math" w:cs="Cambria Math"/>
+          <w:sz w:val="28"/>
+          <w:szCs w:val="28"/>
         </w:rPr>
       </w:pPr>
       <m:oMath>
-        <m:acc>
-          <m:accPr>
-            <m:ctrlPr>
-              <w:rPr>
-                <w:rFonts w:ascii="Cambria Math" w:eastAsia="Times New Roman" w:hAnsi="Cambria Math" w:cs="Cambria Math"/>
-                <w:i/>
-                <w:sz w:val="28"/>
-                <w:szCs w:val="28"/>
-              </w:rPr>
-            </m:ctrlPr>
-          </m:accPr>
-          <m:e>
-            <m:r>
-              <w:rPr>
-                <w:rFonts w:ascii="Cambria Math" w:eastAsia="Times New Roman" w:hAnsi="Cambria Math" w:cs="Cambria Math"/>
-                <w:sz w:val="28"/>
-                <w:szCs w:val="28"/>
-              </w:rPr>
-              <m:t>x</m:t>
-            </m:r>
-          </m:e>
-        </m:acc>
-      </m:oMath>
-      <w:r>
-        <w:rPr>
-          <w:rFonts w:ascii="Cambria Math" w:eastAsia="Times New Roman" w:hAnsi="Cambria Math" w:cs="Cambria Math"/>
-          <w:i/>
-          <w:sz w:val="28"/>
-          <w:szCs w:val="28"/>
-        </w:rPr>
-        <w:t xml:space="preserve"> </w:t>
-      </w:r>
-      <w:r>
-        <w:rPr>
-          <w:rFonts w:ascii="Cambria Math" w:eastAsia="Times New Roman" w:hAnsi="Cambria Math" w:cs="Cambria Math"/>
-          <w:iCs/>
-          <w:sz w:val="28"/>
-          <w:szCs w:val="28"/>
-        </w:rPr>
-        <w:t>= 0,102345 + 120,1 = 120, 202345</w:t>
-      </w:r>
-      <w:r>
-        <w:rPr>
-          <w:rFonts w:ascii="Cambria Math" w:eastAsia="Times New Roman" w:hAnsi="Cambria Math" w:cs="Cambria Math"/>
-          <w:iCs/>
-          <w:sz w:val="28"/>
-          <w:szCs w:val="28"/>
-        </w:rPr>
-        <w:t xml:space="preserve">, </w:t>
-      </w:r>
-    </w:p>
-    <w:p>
-      <w:pPr>
-        <w:tabs>
-          <w:tab w:val="center" w:pos="4677"/>
-          <w:tab w:val="left" w:pos="7392"/>
-        </w:tabs>
-        <w:spacing w:line="240" w:lineRule="auto"/>
-        <w:jc w:val="center"/>
-        <w:rPr>
-          <w:rFonts w:ascii="Cambria Math" w:eastAsia="Times New Roman" w:hAnsi="Cambria Math" w:cs="Cambria Math"/>
-          <w:iCs/>
-          <w:sz w:val="28"/>
-          <w:szCs w:val="28"/>
-        </w:rPr>
-      </w:pPr>
-      <m:oMath>
-        <m:sSub>
-          <m:sSubPr>
-            <m:ctrlPr>
-              <w:rPr>
-                <w:rFonts w:ascii="Cambria Math" w:eastAsia="Times New Roman" w:hAnsi="Cambria Math" w:cs="Cambria Math"/>
-                <w:i/>
-                <w:iCs/>
-                <w:sz w:val="28"/>
-                <w:szCs w:val="28"/>
-              </w:rPr>
-            </m:ctrlPr>
-          </m:sSubPr>
-          <m:e>
-            <m:r>
-              <m:rPr>
-                <m:sty m:val="p"/>
-              </m:rPr>
-              <w:rPr>
-                <w:rFonts w:ascii="Cambria Math" w:eastAsia="Times New Roman" w:hAnsi="Cambria Math" w:cs="Cambria Math"/>
-                <w:sz w:val="28"/>
-                <w:szCs w:val="28"/>
-              </w:rPr>
-              <m:t>Δ</m:t>
-            </m:r>
-          </m:e>
-          <m:sub>
-            <m:r>
-              <w:rPr>
-                <w:rFonts w:ascii="Cambria Math" w:eastAsia="Times New Roman" w:hAnsi="Cambria Math" w:cs="Cambria Math"/>
-                <w:sz w:val="28"/>
-                <w:szCs w:val="28"/>
-              </w:rPr>
-              <m:t>x</m:t>
-            </m:r>
-          </m:sub>
-        </m:sSub>
         <m:r>
           <w:rPr>
             <w:rFonts w:ascii="Cambria Math" w:eastAsia="Times New Roman" w:hAnsi="Cambria Math" w:cs="Cambria Math"/>
@@ -4288,112 +4688,267 @@
           </w:rPr>
           <m:t xml:space="preserve"> </m:t>
         </m:r>
+        <m:sSub>
+          <m:sSubPr>
+            <m:ctrlPr>
+              <w:rPr>
+                <w:rFonts w:ascii="Cambria Math" w:eastAsia="Times New Roman" w:hAnsi="Cambria Math" w:cs="Cambria Math"/>
+                <w:i/>
+                <w:sz w:val="28"/>
+                <w:szCs w:val="28"/>
+                <w:lang w:val="en-US"/>
+              </w:rPr>
+            </m:ctrlPr>
+          </m:sSubPr>
+          <m:e>
+            <m:r>
+              <w:rPr>
+                <w:rFonts w:ascii="Cambria Math" w:eastAsia="Times New Roman" w:hAnsi="Cambria Math" w:cs="Cambria Math"/>
+                <w:sz w:val="28"/>
+                <w:szCs w:val="28"/>
+                <w:lang w:val="en-US"/>
+              </w:rPr>
+              <m:t>δ</m:t>
+            </m:r>
+          </m:e>
+          <m:sub>
+            <m:r>
+              <w:rPr>
+                <w:rFonts w:ascii="Cambria Math" w:eastAsia="Times New Roman" w:hAnsi="Cambria Math" w:cs="Cambria Math"/>
+                <w:sz w:val="28"/>
+                <w:szCs w:val="28"/>
+                <w:lang w:val="en-US"/>
+              </w:rPr>
+              <m:t>d</m:t>
+            </m:r>
+          </m:sub>
+        </m:sSub>
       </m:oMath>
       <w:r>
         <w:rPr>
           <w:rFonts w:ascii="Cambria Math" w:eastAsia="Times New Roman" w:hAnsi="Cambria Math" w:cs="Cambria Math"/>
+          <w:sz w:val="28"/>
+          <w:szCs w:val="28"/>
+        </w:rPr>
+        <w:t>=</w:t>
+      </w:r>
+      <m:oMath>
+        <m:f>
+          <m:fPr>
+            <m:ctrlPr>
+              <w:rPr>
+                <w:rFonts w:ascii="Cambria Math" w:eastAsia="Times New Roman" w:hAnsi="Cambria Math" w:cs="Cambria Math"/>
+                <w:i/>
+                <w:sz w:val="28"/>
+                <w:szCs w:val="28"/>
+              </w:rPr>
+            </m:ctrlPr>
+          </m:fPr>
+          <m:num>
+            <m:r>
+              <w:rPr>
+                <w:rFonts w:ascii="Cambria Math" w:eastAsia="Times New Roman" w:hAnsi="Cambria Math" w:cs="Cambria Math"/>
+                <w:sz w:val="28"/>
+                <w:szCs w:val="28"/>
+              </w:rPr>
+              <m:t>0,0103547</m:t>
+            </m:r>
+          </m:num>
+          <m:den>
+            <m:d>
+              <m:dPr>
+                <m:begChr m:val="|"/>
+                <m:endChr m:val="|"/>
+                <m:ctrlPr>
+                  <w:rPr>
+                    <w:rFonts w:ascii="Cambria Math" w:eastAsia="Times New Roman" w:hAnsi="Cambria Math" w:cs="Cambria Math"/>
+                    <w:i/>
+                    <w:sz w:val="28"/>
+                    <w:szCs w:val="28"/>
+                  </w:rPr>
+                </m:ctrlPr>
+              </m:dPr>
+              <m:e>
+                <m:r>
+                  <w:rPr>
+                    <w:rFonts w:ascii="Cambria Math" w:eastAsia="Times New Roman" w:hAnsi="Cambria Math" w:cs="Cambria Math"/>
+                    <w:sz w:val="28"/>
+                    <w:szCs w:val="28"/>
+                  </w:rPr>
+                  <m:t>12,2916345</m:t>
+                </m:r>
+              </m:e>
+            </m:d>
+          </m:den>
+        </m:f>
+      </m:oMath>
+      <w:r>
+        <w:rPr>
+          <w:rFonts w:ascii="Cambria Math" w:eastAsia="Times New Roman" w:hAnsi="Cambria Math" w:cs="Cambria Math"/>
+          <w:sz w:val="28"/>
+          <w:szCs w:val="28"/>
+        </w:rPr>
+        <w:t>=0,000842=0,0842 %.</w:t>
+      </w:r>
+    </w:p>
+    <w:p>
+      <w:pPr>
+        <w:pStyle w:val="ListParagraph"/>
+        <w:numPr>
+          <w:ilvl w:val="0"/>
+          <w:numId w:val="8"/>
+        </w:numPr>
+        <w:spacing w:line="240" w:lineRule="auto"/>
+        <w:jc w:val="center"/>
+        <w:rPr>
+          <w:rFonts w:ascii="Cambria Math" w:eastAsia="Times New Roman" w:hAnsi="Cambria Math" w:cs="Cambria Math"/>
+          <w:sz w:val="28"/>
+          <w:szCs w:val="28"/>
+        </w:rPr>
+      </w:pPr>
+      <w:r>
+        <w:rPr>
+          <w:rFonts w:ascii="Cambria Math" w:eastAsia="Times New Roman" w:hAnsi="Cambria Math" w:cs="Cambria Math"/>
+          <w:sz w:val="28"/>
+          <w:szCs w:val="28"/>
+        </w:rPr>
+        <w:t>Аналогично с п.1:</w:t>
+      </w:r>
+    </w:p>
+    <w:p>
+      <w:pPr>
+        <w:pStyle w:val="ListParagraph"/>
+        <w:spacing w:line="240" w:lineRule="auto"/>
+        <w:jc w:val="center"/>
+        <w:rPr>
+          <w:rFonts w:ascii="Cambria Math" w:eastAsia="Times New Roman" w:hAnsi="Cambria Math" w:cs="Cambria Math"/>
+          <w:sz w:val="28"/>
+          <w:szCs w:val="28"/>
+        </w:rPr>
+      </w:pPr>
+      <w:r>
+        <w:rPr>
+          <w:rFonts w:ascii="Cambria Math" w:eastAsia="Times New Roman" w:hAnsi="Cambria Math" w:cs="Cambria Math"/>
+          <w:sz w:val="28"/>
+          <w:szCs w:val="28"/>
+        </w:rPr>
+        <w:t>∆с=0,00001+0,01=0,01001</w:t>
+      </w:r>
+      <w:r>
+        <w:rPr>
+          <w:rFonts w:ascii="Cambria Math" w:eastAsia="Times New Roman" w:hAnsi="Cambria Math" w:cs="Cambria Math"/>
+          <w:sz w:val="28"/>
+          <w:szCs w:val="28"/>
+        </w:rPr>
+        <w:t>, округляем до 2-х знаков после запятой</w:t>
+      </w:r>
+    </w:p>
+    <w:p>
+      <w:pPr>
+        <w:pStyle w:val="ListParagraph"/>
+        <w:spacing w:line="240" w:lineRule="auto"/>
+        <w:jc w:val="center"/>
+        <w:rPr>
+          <w:rFonts w:ascii="Cambria Math" w:eastAsia="Times New Roman" w:hAnsi="Cambria Math" w:cs="Cambria Math"/>
+          <w:sz w:val="28"/>
+          <w:szCs w:val="28"/>
+        </w:rPr>
+      </w:pPr>
+      <w:r>
+        <w:rPr>
+          <w:rFonts w:ascii="Cambria Math" w:eastAsia="Times New Roman" w:hAnsi="Cambria Math" w:cs="Cambria Math"/>
+          <w:i/>
           <w:iCs/>
           <w:sz w:val="28"/>
           <w:szCs w:val="28"/>
-        </w:rPr>
-        <w:t>= 0,100001</w:t>
-      </w:r>
-      <w:r>
-        <w:rPr>
-          <w:rFonts w:ascii="Cambria Math" w:eastAsia="Times New Roman" w:hAnsi="Cambria Math" w:cs="Cambria Math"/>
+          <w:lang w:val="en-US"/>
+        </w:rPr>
+        <w:t>b</w:t>
+      </w:r>
+      <w:r>
+        <w:rPr>
+          <w:rFonts w:ascii="Cambria Math" w:eastAsia="Times New Roman" w:hAnsi="Cambria Math" w:cs="Cambria Math"/>
+          <w:sz w:val="28"/>
+          <w:szCs w:val="28"/>
+        </w:rPr>
+        <w:t xml:space="preserve"> – </w:t>
+      </w:r>
+      <w:r>
+        <w:rPr>
+          <w:rFonts w:ascii="Cambria Math" w:eastAsia="Times New Roman" w:hAnsi="Cambria Math" w:cs="Cambria Math"/>
+          <w:sz w:val="28"/>
+          <w:szCs w:val="28"/>
+        </w:rPr>
+        <w:t xml:space="preserve">наибольшая погрешность (2), округляем </w:t>
+      </w:r>
+      <w:r>
+        <w:rPr>
+          <w:rFonts w:ascii="Cambria Math" w:eastAsia="Times New Roman" w:hAnsi="Cambria Math" w:cs="Cambria Math"/>
+          <w:i/>
           <w:iCs/>
           <w:sz w:val="28"/>
           <w:szCs w:val="28"/>
         </w:rPr>
-        <w:t xml:space="preserve"> – величина, которую не должна превышать допускаемая погрешность.</w:t>
-      </w:r>
-    </w:p>
-    <w:p>
-      <w:pPr>
-        <w:tabs>
-          <w:tab w:val="center" w:pos="4677"/>
-          <w:tab w:val="left" w:pos="7392"/>
-        </w:tabs>
-        <w:spacing w:line="240" w:lineRule="auto"/>
-        <w:rPr>
-          <w:rFonts w:ascii="Cambria Math" w:eastAsia="Times New Roman" w:hAnsi="Cambria Math" w:cs="Cambria Math"/>
+        <w:t>а</w:t>
+      </w:r>
+      <w:r>
+        <w:rPr>
+          <w:rFonts w:ascii="Cambria Math" w:eastAsia="Times New Roman" w:hAnsi="Cambria Math" w:cs="Cambria Math"/>
+          <w:i/>
           <w:iCs/>
           <w:sz w:val="28"/>
           <w:szCs w:val="28"/>
         </w:rPr>
-      </w:pPr>
-      <w:r>
-        <w:rPr>
-          <w:rFonts w:ascii="Cambria Math" w:eastAsia="Times New Roman" w:hAnsi="Cambria Math" w:cs="Cambria Math"/>
-          <w:iCs/>
-          <w:sz w:val="28"/>
-          <w:szCs w:val="28"/>
-        </w:rPr>
-        <w:tab/>
-      </w:r>
-      <w:r>
-        <w:rPr>
-          <w:rFonts w:ascii="Cambria Math" w:eastAsia="Times New Roman" w:hAnsi="Cambria Math" w:cs="Cambria Math"/>
-          <w:iCs/>
-          <w:sz w:val="28"/>
-          <w:szCs w:val="28"/>
-        </w:rPr>
-        <w:t>Результат п</w:t>
-      </w:r>
-      <w:r>
-        <w:rPr>
-          <w:rFonts w:ascii="Cambria Math" w:eastAsia="Times New Roman" w:hAnsi="Cambria Math" w:cs="Cambria Math"/>
-          <w:iCs/>
-          <w:sz w:val="28"/>
-          <w:szCs w:val="28"/>
-        </w:rPr>
-        <w:t>осле округления</w:t>
-      </w:r>
-      <w:r>
-        <w:rPr>
-          <w:rFonts w:ascii="Cambria Math" w:eastAsia="Times New Roman" w:hAnsi="Cambria Math" w:cs="Cambria Math"/>
-          <w:iCs/>
-          <w:sz w:val="28"/>
-          <w:szCs w:val="28"/>
-        </w:rPr>
-        <w:t xml:space="preserve">: </w:t>
-      </w:r>
-    </w:p>
-    <w:p>
-      <w:pPr>
-        <w:tabs>
-          <w:tab w:val="center" w:pos="4677"/>
-          <w:tab w:val="left" w:pos="7392"/>
-        </w:tabs>
-        <w:spacing w:line="240" w:lineRule="auto"/>
-        <w:rPr>
-          <w:rFonts w:ascii="Cambria Math" w:eastAsia="Times New Roman" w:hAnsi="Cambria Math" w:cs="Cambria Math"/>
-          <w:iCs/>
-          <w:sz w:val="28"/>
-          <w:szCs w:val="28"/>
-        </w:rPr>
-      </w:pPr>
-      <w:r>
-        <w:rPr>
-          <w:rFonts w:ascii="Cambria Math" w:eastAsia="Times New Roman" w:hAnsi="Cambria Math" w:cs="Cambria Math"/>
-          <w:iCs/>
-          <w:sz w:val="28"/>
-          <w:szCs w:val="28"/>
-        </w:rPr>
-        <w:tab/>
-      </w:r>
-      <w:r>
-        <w:rPr>
-          <w:rFonts w:ascii="Cambria Math" w:eastAsia="Times New Roman" w:hAnsi="Cambria Math" w:cs="Cambria Math"/>
-          <w:iCs/>
-          <w:sz w:val="28"/>
-          <w:szCs w:val="28"/>
-        </w:rPr>
-        <w:t>𝑥 = 120,2</w:t>
-      </w:r>
-    </w:p>
-    <w:p>
-      <w:pPr>
+        <w:t xml:space="preserve"> </w:t>
+      </w:r>
+      <w:r>
+        <w:rPr>
+          <w:rFonts w:ascii="Cambria Math" w:eastAsia="Times New Roman" w:hAnsi="Cambria Math" w:cs="Cambria Math"/>
+          <w:sz w:val="28"/>
+          <w:szCs w:val="28"/>
+        </w:rPr>
+        <w:t xml:space="preserve">до 2+1 значащих цифр. </w:t>
+      </w:r>
+    </w:p>
+    <w:p>
+      <w:pPr>
+        <w:pStyle w:val="ListParagraph"/>
+        <w:spacing w:line="240" w:lineRule="auto"/>
+        <w:jc w:val="center"/>
+        <w:rPr>
+          <w:rFonts w:ascii="Cambria Math" w:eastAsia="Times New Roman" w:hAnsi="Cambria Math" w:cs="Cambria Math"/>
+          <w:sz w:val="28"/>
+          <w:szCs w:val="28"/>
+        </w:rPr>
+      </w:pPr>
+      <w:r>
+        <w:rPr>
+          <w:rFonts w:ascii="Cambria Math" w:eastAsia="Times New Roman" w:hAnsi="Cambria Math" w:cs="Cambria Math"/>
+          <w:sz w:val="28"/>
+          <w:szCs w:val="28"/>
+        </w:rPr>
+        <w:t>c`=15,102+10,01=25,112</w:t>
+      </w:r>
+      <w:r>
+        <w:rPr>
+          <w:rFonts w:ascii="Cambria Math" w:eastAsia="Times New Roman" w:hAnsi="Cambria Math" w:cs="Cambria Math"/>
+          <w:sz w:val="28"/>
+          <w:szCs w:val="28"/>
+        </w:rPr>
+        <w:t xml:space="preserve"> </w:t>
+      </w:r>
+      <w:r>
+        <w:rPr>
+          <w:rFonts w:ascii="Cambria Math" w:eastAsia="Times New Roman" w:hAnsi="Cambria Math" w:cs="Cambria Math"/>
+          <w:sz w:val="28"/>
+          <w:szCs w:val="28"/>
+        </w:rPr>
+        <w:t>≈ 25,11</w:t>
+      </w:r>
+    </w:p>
+    <w:p>
+      <w:pPr>
+        <w:pStyle w:val="ListParagraph"/>
         <w:spacing w:line="240" w:lineRule="auto"/>
         <w:jc w:val="center"/>
         <w:rPr>
@@ -4432,7 +4987,7 @@
                   <w:sz w:val="28"/>
                   <w:szCs w:val="28"/>
                 </w:rPr>
-                <m:t>x</m:t>
+                <m:t>C</m:t>
               </m:r>
             </m:sub>
           </m:sSub>
@@ -4456,56 +5011,40 @@
               </m:ctrlPr>
             </m:fPr>
             <m:num>
-              <m:sSup>
-                <m:sSupPr>
-                  <m:ctrlPr>
-                    <w:rPr>
-                      <w:rFonts w:ascii="Cambria Math" w:eastAsia="Times New Roman" w:hAnsi="Cambria Math" w:cs="Times New Roman"/>
-                      <w:i/>
-                      <w:sz w:val="28"/>
-                      <w:szCs w:val="28"/>
-                    </w:rPr>
-                  </m:ctrlPr>
-                </m:sSupPr>
-                <m:e>
-                  <m:r>
-                    <w:rPr>
-                      <w:rFonts w:ascii="Cambria Math" w:eastAsia="Times New Roman" w:hAnsi="Cambria Math" w:cs="Times New Roman"/>
-                      <w:sz w:val="28"/>
-                      <w:szCs w:val="28"/>
-                    </w:rPr>
-                    <m:t>(10</m:t>
-                  </m:r>
-                </m:e>
-                <m:sup>
-                  <m:r>
-                    <w:rPr>
-                      <w:rFonts w:ascii="Cambria Math" w:eastAsia="Times New Roman" w:hAnsi="Cambria Math" w:cs="Times New Roman"/>
-                      <w:sz w:val="28"/>
-                      <w:szCs w:val="28"/>
-                    </w:rPr>
-                    <m:t>-6</m:t>
-                  </m:r>
-                </m:sup>
-              </m:sSup>
               <m:r>
                 <w:rPr>
                   <w:rFonts w:ascii="Cambria Math" w:eastAsia="Times New Roman" w:hAnsi="Cambria Math" w:cs="Cambria Math"/>
                   <w:sz w:val="28"/>
                   <w:szCs w:val="28"/>
                 </w:rPr>
-                <m:t xml:space="preserve"> + 0,1)</m:t>
+                <m:t>0,01001</m:t>
               </m:r>
             </m:num>
             <m:den>
-              <m:r>
-                <w:rPr>
-                  <w:rFonts w:ascii="Cambria Math" w:eastAsia="Times New Roman" w:hAnsi="Cambria Math" w:cs="Cambria Math"/>
-                  <w:sz w:val="28"/>
-                  <w:szCs w:val="28"/>
-                </w:rPr>
-                <m:t>|120, 2|</m:t>
-              </m:r>
+              <m:d>
+                <m:dPr>
+                  <m:begChr m:val="|"/>
+                  <m:endChr m:val="|"/>
+                  <m:ctrlPr>
+                    <w:rPr>
+                      <w:rFonts w:ascii="Cambria Math" w:eastAsia="Times New Roman" w:hAnsi="Cambria Math" w:cs="Cambria Math"/>
+                      <w:i/>
+                      <w:sz w:val="28"/>
+                      <w:szCs w:val="28"/>
+                    </w:rPr>
+                  </m:ctrlPr>
+                </m:dPr>
+                <m:e>
+                  <m:r>
+                    <w:rPr>
+                      <w:rFonts w:ascii="Cambria Math" w:eastAsia="Times New Roman" w:hAnsi="Cambria Math" w:cs="Cambria Math"/>
+                      <w:sz w:val="28"/>
+                      <w:szCs w:val="28"/>
+                    </w:rPr>
+                    <m:t>25,11</m:t>
+                  </m:r>
+                </m:e>
+              </m:d>
             </m:den>
           </m:f>
           <m:r>
@@ -4514,24 +5053,444 @@
               <w:sz w:val="28"/>
               <w:szCs w:val="28"/>
             </w:rPr>
-            <m:t xml:space="preserve"> = 0, 000831955 ≈ </m:t>
+            <m:t>=0,03986%</m:t>
+          </m:r>
+        </m:oMath>
+      </m:oMathPara>
+    </w:p>
+    <w:p>
+      <w:pPr>
+        <w:pStyle w:val="ListParagraph"/>
+        <w:spacing w:line="240" w:lineRule="auto"/>
+        <w:jc w:val="center"/>
+        <w:rPr>
+          <w:rFonts w:ascii="Cambria Math" w:eastAsia="Times New Roman" w:hAnsi="Cambria Math" w:cs="Cambria Math"/>
+          <w:sz w:val="28"/>
+          <w:szCs w:val="28"/>
+        </w:rPr>
+      </w:pPr>
+      <w:r>
+        <w:rPr>
+          <w:rFonts w:ascii="Cambria Math" w:eastAsia="Times New Roman" w:hAnsi="Cambria Math" w:cs="Cambria Math"/>
+          <w:sz w:val="28"/>
+          <w:szCs w:val="28"/>
+        </w:rPr>
+        <w:t xml:space="preserve">Произведение </w:t>
+      </w:r>
+      <w:r>
+        <w:rPr>
+          <w:rFonts w:ascii="Cambria Math" w:eastAsia="Times New Roman" w:hAnsi="Cambria Math" w:cs="Cambria Math"/>
+          <w:sz w:val="28"/>
+          <w:szCs w:val="28"/>
+        </w:rPr>
+        <w:t>a × b</w:t>
+      </w:r>
+      <w:r>
+        <w:rPr>
+          <w:rFonts w:ascii="Cambria Math" w:eastAsia="Times New Roman" w:hAnsi="Cambria Math" w:cs="Cambria Math"/>
+          <w:sz w:val="28"/>
+          <w:szCs w:val="28"/>
+        </w:rPr>
+        <w:t>:</w:t>
+      </w:r>
+    </w:p>
+    <w:p>
+      <w:pPr>
+        <w:pStyle w:val="ListParagraph"/>
+        <w:spacing w:line="240" w:lineRule="auto"/>
+        <w:jc w:val="center"/>
+        <w:rPr>
+          <w:rFonts w:ascii="Cambria Math" w:eastAsia="Times New Roman" w:hAnsi="Cambria Math" w:cs="Cambria Math"/>
+          <w:sz w:val="28"/>
+          <w:szCs w:val="28"/>
+        </w:rPr>
+      </w:pPr>
+      <w:r>
+        <w:rPr>
+          <w:rFonts w:ascii="Cambria Math" w:eastAsia="Times New Roman" w:hAnsi="Cambria Math" w:cs="Cambria Math"/>
+          <w:sz w:val="28"/>
+          <w:szCs w:val="28"/>
+        </w:rPr>
+        <w:t xml:space="preserve">а </w:t>
+      </w:r>
+      <w:r>
+        <w:rPr>
+          <w:rFonts w:ascii="Cambria Math" w:eastAsia="Times New Roman" w:hAnsi="Cambria Math" w:cs="Cambria Math"/>
+          <w:sz w:val="28"/>
+          <w:szCs w:val="28"/>
+        </w:rPr>
+        <w:t xml:space="preserve">- </w:t>
+      </w:r>
+      <w:r>
+        <w:rPr>
+          <w:rFonts w:ascii="Cambria Math" w:eastAsia="Times New Roman" w:hAnsi="Cambria Math" w:cs="Cambria Math"/>
+          <w:sz w:val="28"/>
+          <w:szCs w:val="28"/>
+        </w:rPr>
+        <w:t>7 значимых цифр,</w:t>
+      </w:r>
+      <w:r>
+        <w:rPr>
+          <w:rFonts w:ascii="Cambria Math" w:eastAsia="Times New Roman" w:hAnsi="Cambria Math" w:cs="Cambria Math"/>
+          <w:sz w:val="28"/>
+          <w:szCs w:val="28"/>
+        </w:rPr>
+        <w:t xml:space="preserve"> </w:t>
+      </w:r>
+      <w:r>
+        <w:rPr>
+          <w:rFonts w:ascii="Cambria Math" w:eastAsia="Times New Roman" w:hAnsi="Cambria Math" w:cs="Cambria Math"/>
+          <w:sz w:val="28"/>
+          <w:szCs w:val="28"/>
+        </w:rPr>
+        <w:t xml:space="preserve">b </w:t>
+      </w:r>
+      <w:r>
+        <w:rPr>
+          <w:rFonts w:ascii="Cambria Math" w:eastAsia="Times New Roman" w:hAnsi="Cambria Math" w:cs="Cambria Math"/>
+          <w:sz w:val="28"/>
+          <w:szCs w:val="28"/>
+        </w:rPr>
+        <w:t>–</w:t>
+      </w:r>
+      <w:r>
+        <w:rPr>
+          <w:rFonts w:ascii="Cambria Math" w:eastAsia="Times New Roman" w:hAnsi="Cambria Math" w:cs="Cambria Math"/>
+          <w:sz w:val="28"/>
+          <w:szCs w:val="28"/>
+        </w:rPr>
+        <w:t xml:space="preserve"> 4</w:t>
+      </w:r>
+      <w:r>
+        <w:rPr>
+          <w:rFonts w:ascii="Cambria Math" w:eastAsia="Times New Roman" w:hAnsi="Cambria Math" w:cs="Cambria Math"/>
+          <w:sz w:val="28"/>
+          <w:szCs w:val="28"/>
+        </w:rPr>
+        <w:t>.</w:t>
+      </w:r>
+    </w:p>
+    <w:p>
+      <w:pPr>
+        <w:pStyle w:val="ListParagraph"/>
+        <w:spacing w:line="240" w:lineRule="auto"/>
+        <w:jc w:val="center"/>
+        <w:rPr>
+          <w:rFonts w:ascii="Cambria Math" w:eastAsia="Times New Roman" w:hAnsi="Cambria Math" w:cs="Cambria Math"/>
+          <w:sz w:val="28"/>
+          <w:szCs w:val="28"/>
+        </w:rPr>
+      </w:pPr>
+      <w:r>
+        <w:rPr>
+          <w:rFonts w:ascii="Cambria Math" w:eastAsia="Times New Roman" w:hAnsi="Cambria Math" w:cs="Cambria Math"/>
+          <w:sz w:val="28"/>
+          <w:szCs w:val="28"/>
+        </w:rPr>
+        <w:t>Первое число округляем до 5 значимых цифр</w:t>
+      </w:r>
+      <w:r>
+        <w:rPr>
+          <w:rFonts w:ascii="Cambria Math" w:eastAsia="Times New Roman" w:hAnsi="Cambria Math" w:cs="Cambria Math"/>
+          <w:sz w:val="28"/>
+          <w:szCs w:val="28"/>
+        </w:rPr>
+        <w:t>:</w:t>
+      </w:r>
+    </w:p>
+    <w:p>
+      <w:pPr>
+        <w:pStyle w:val="ListParagraph"/>
+        <w:spacing w:line="240" w:lineRule="auto"/>
+        <w:jc w:val="center"/>
+        <w:rPr>
+          <w:rFonts w:ascii="Cambria Math" w:eastAsia="Times New Roman" w:hAnsi="Cambria Math" w:cs="Cambria Math"/>
+          <w:sz w:val="28"/>
+          <w:szCs w:val="28"/>
+        </w:rPr>
+      </w:pPr>
+      <w:r>
+        <w:rPr>
+          <w:rFonts w:ascii="Cambria Math" w:eastAsia="Times New Roman" w:hAnsi="Cambria Math" w:cs="Cambria Math"/>
+          <w:sz w:val="28"/>
+          <w:szCs w:val="28"/>
+        </w:rPr>
+        <w:t>d`=15,102*10,01=151,17102≈151,2</w:t>
+      </w:r>
+    </w:p>
+    <w:p>
+      <w:pPr>
+        <w:pStyle w:val="ListParagraph"/>
+        <w:spacing w:line="240" w:lineRule="auto"/>
+        <w:jc w:val="center"/>
+        <w:rPr>
+          <w:rFonts w:ascii="Cambria Math" w:eastAsia="Times New Roman" w:hAnsi="Cambria Math" w:cs="Cambria Math"/>
+          <w:sz w:val="28"/>
+          <w:szCs w:val="28"/>
+        </w:rPr>
+      </w:pPr>
+      <w:r>
+        <w:rPr>
+          <w:rFonts w:ascii="Cambria Math" w:eastAsia="Times New Roman" w:hAnsi="Cambria Math" w:cs="Cambria Math"/>
+          <w:sz w:val="28"/>
+          <w:szCs w:val="28"/>
+        </w:rPr>
+        <w:t xml:space="preserve">∆d=15,10234*0,01+10,01*0,00001+0,00001*0,01=0.151124; </w:t>
+      </w:r>
+      <m:oMath>
+        <m:sSub>
+          <m:sSubPr>
+            <m:ctrlPr>
+              <w:rPr>
+                <w:rFonts w:ascii="Cambria Math" w:eastAsia="Times New Roman" w:hAnsi="Cambria Math" w:cs="Cambria Math"/>
+                <w:i/>
+                <w:sz w:val="28"/>
+                <w:szCs w:val="28"/>
+              </w:rPr>
+            </m:ctrlPr>
+          </m:sSubPr>
+          <m:e>
+            <m:r>
+              <w:rPr>
+                <w:rFonts w:ascii="Cambria Math" w:eastAsia="Times New Roman" w:hAnsi="Cambria Math" w:cs="Cambria Math"/>
+                <w:sz w:val="28"/>
+                <w:szCs w:val="28"/>
+              </w:rPr>
+              <m:t>δ</m:t>
+            </m:r>
+          </m:e>
+          <m:sub>
+            <m:r>
+              <w:rPr>
+                <w:rFonts w:ascii="Cambria Math" w:eastAsia="Times New Roman" w:hAnsi="Cambria Math" w:cs="Cambria Math"/>
+                <w:sz w:val="28"/>
+                <w:szCs w:val="28"/>
+              </w:rPr>
+              <m:t>d</m:t>
+            </m:r>
+          </m:sub>
+        </m:sSub>
+      </m:oMath>
+      <w:r>
+        <w:rPr>
+          <w:rFonts w:ascii="Cambria Math" w:eastAsia="Times New Roman" w:hAnsi="Cambria Math" w:cs="Cambria Math"/>
+          <w:sz w:val="28"/>
+          <w:szCs w:val="28"/>
+        </w:rPr>
+        <w:t>=0,09997%</w:t>
+      </w:r>
+    </w:p>
+    <w:p>
+      <w:pPr>
+        <w:spacing w:line="240" w:lineRule="auto"/>
+        <w:jc w:val="center"/>
+        <w:rPr>
+          <w:rFonts w:ascii="Cambria Math" w:eastAsia="Times New Roman" w:hAnsi="Cambria Math" w:cs="Cambria Math"/>
+          <w:b/>
+          <w:bCs/>
+          <w:sz w:val="28"/>
+          <w:szCs w:val="28"/>
+        </w:rPr>
+      </w:pPr>
+      <w:r>
+        <w:rPr>
+          <w:rFonts w:ascii="Cambria Math" w:eastAsia="Times New Roman" w:hAnsi="Cambria Math" w:cs="Cambria Math"/>
+          <w:b/>
+          <w:bCs/>
+          <w:noProof/>
+          <w:sz w:val="28"/>
+          <w:szCs w:val="28"/>
+        </w:rPr>
+        <w:drawing>
+          <wp:inline distT="0" distB="0" distL="0" distR="0" wp14:anchorId="08C2EFE8" wp14:editId="397A47B0">
+            <wp:extent cx="5821493" cy="1253238"/>
+            <wp:effectExtent l="0" t="0" r="0" b="4445"/>
+            <wp:docPr id="17137192" name="Picture 1"/>
+            <wp:cNvGraphicFramePr>
+              <a:graphicFrameLocks xmlns:a="http://schemas.openxmlformats.org/drawingml/2006/main" noChangeAspect="1"/>
+            </wp:cNvGraphicFramePr>
+            <a:graphic xmlns:a="http://schemas.openxmlformats.org/drawingml/2006/main">
+              <a:graphicData uri="http://schemas.openxmlformats.org/drawingml/2006/picture">
+                <pic:pic xmlns:pic="http://schemas.openxmlformats.org/drawingml/2006/picture">
+                  <pic:nvPicPr>
+                    <pic:cNvPr id="17137192" name=""/>
+                    <pic:cNvPicPr/>
+                  </pic:nvPicPr>
+                  <pic:blipFill>
+                    <a:blip r:embed="rId10"/>
+                    <a:stretch>
+                      <a:fillRect/>
+                    </a:stretch>
+                  </pic:blipFill>
+                  <pic:spPr>
+                    <a:xfrm>
+                      <a:off x="0" y="0"/>
+                      <a:ext cx="5836116" cy="1256386"/>
+                    </a:xfrm>
+                    <a:prstGeom prst="rect">
+                      <a:avLst/>
+                    </a:prstGeom>
+                  </pic:spPr>
+                </pic:pic>
+              </a:graphicData>
+            </a:graphic>
+          </wp:inline>
+        </w:drawing>
+      </w:r>
+    </w:p>
+    <w:p>
+      <w:pPr>
+        <w:pStyle w:val="ListParagraph"/>
+        <w:numPr>
+          <w:ilvl w:val="0"/>
+          <w:numId w:val="10"/>
+        </w:numPr>
+        <w:spacing w:line="240" w:lineRule="auto"/>
+        <w:jc w:val="center"/>
+        <w:rPr>
+          <w:rFonts w:ascii="Cambria Math" w:eastAsia="Times New Roman" w:hAnsi="Cambria Math" w:cs="Cambria Math"/>
+          <w:sz w:val="28"/>
+          <w:szCs w:val="28"/>
+        </w:rPr>
+      </w:pPr>
+      <w:r>
+        <w:rPr>
+          <w:rFonts w:ascii="Cambria Math" w:eastAsia="Times New Roman" w:hAnsi="Cambria Math" w:cs="Cambria Math"/>
+          <w:i/>
+          <w:iCs/>
+          <w:sz w:val="28"/>
+          <w:szCs w:val="28"/>
+          <w:lang w:val="en-US"/>
+        </w:rPr>
+        <w:lastRenderedPageBreak/>
+        <w:t xml:space="preserve">x </w:t>
+      </w:r>
+      <w:r>
+        <w:rPr>
+          <w:rFonts w:ascii="Cambria Math" w:eastAsia="Times New Roman" w:hAnsi="Cambria Math" w:cs="Cambria Math"/>
+          <w:sz w:val="28"/>
+          <w:szCs w:val="28"/>
+          <w:lang w:val="en-US"/>
+        </w:rPr>
+        <w:t>= 213.69653</w:t>
+      </w:r>
+      <w:r>
+        <w:rPr>
+          <w:rFonts w:ascii="Cambria Math" w:eastAsia="Times New Roman" w:hAnsi="Cambria Math" w:cs="Cambria Math"/>
+          <w:sz w:val="28"/>
+          <w:szCs w:val="28"/>
+        </w:rPr>
+        <w:t>;</w:t>
+      </w:r>
+    </w:p>
+    <w:p>
+      <w:pPr>
+        <w:pStyle w:val="ListParagraph"/>
+        <w:spacing w:line="240" w:lineRule="auto"/>
+        <w:jc w:val="center"/>
+        <w:rPr>
+          <w:rFonts w:ascii="Cambria Math" w:eastAsia="Times New Roman" w:hAnsi="Cambria Math" w:cs="Cambria Math"/>
+          <w:sz w:val="28"/>
+          <w:szCs w:val="28"/>
+        </w:rPr>
+      </w:pPr>
+      <w:r>
+        <w:rPr>
+          <w:rFonts w:ascii="Cambria Math" w:eastAsia="Times New Roman" w:hAnsi="Cambria Math" w:cs="Cambria Math"/>
+          <w:sz w:val="28"/>
+          <w:szCs w:val="28"/>
+        </w:rPr>
+        <w:t xml:space="preserve">Предельная абсолютная погрешность: </w:t>
+      </w:r>
+    </w:p>
+    <w:p>
+      <w:pPr>
+        <w:pStyle w:val="ListParagraph"/>
+        <w:spacing w:line="240" w:lineRule="auto"/>
+        <w:jc w:val="center"/>
+        <w:rPr>
+          <w:rFonts w:ascii="Cambria Math" w:eastAsia="Times New Roman" w:hAnsi="Cambria Math" w:cs="Cambria Math"/>
+          <w:sz w:val="28"/>
+          <w:szCs w:val="28"/>
+        </w:rPr>
+      </w:pPr>
+      <m:oMathPara>
+        <m:oMath>
+          <m:r>
+            <m:rPr>
+              <m:sty m:val="p"/>
+            </m:rPr>
+            <w:rPr>
+              <w:rFonts w:ascii="Cambria Math" w:eastAsia="Times New Roman" w:hAnsi="Cambria Math" w:cs="Cambria Math"/>
+              <w:sz w:val="28"/>
+              <w:szCs w:val="28"/>
+            </w:rPr>
+            <m:t>Δ</m:t>
           </m:r>
           <m:r>
             <w:rPr>
-              <w:rFonts w:ascii="Cambria Math" w:eastAsia="Times New Roman" w:hAnsi="Cambria Math" w:cs="Times New Roman"/>
+              <w:rFonts w:ascii="Cambria Math" w:eastAsia="Times New Roman" w:hAnsi="Cambria Math" w:cs="Cambria Math"/>
               <w:sz w:val="28"/>
               <w:szCs w:val="28"/>
-              <w:lang w:val="en-US"/>
             </w:rPr>
-            <m:t>8,32</m:t>
+            <m:t>x=</m:t>
+          </m:r>
+          <m:r>
+            <m:rPr>
+              <m:sty m:val="p"/>
+            </m:rPr>
+            <w:rPr>
+              <w:rFonts w:ascii="Cambria Math" w:eastAsia="Times New Roman" w:hAnsi="Cambria Math" w:cs="Cambria Math"/>
+              <w:sz w:val="28"/>
+              <w:szCs w:val="28"/>
+            </w:rPr>
+            <m:t>Δ</m:t>
           </m:r>
           <m:r>
             <w:rPr>
-              <w:rFonts w:ascii="Cambria Math" w:eastAsia="Times New Roman" w:hAnsi="Cambria Math" w:cs="Times New Roman"/>
+              <w:rFonts w:ascii="Cambria Math" w:eastAsia="Times New Roman" w:hAnsi="Cambria Math" w:cs="Cambria Math"/>
               <w:sz w:val="28"/>
               <w:szCs w:val="28"/>
             </w:rPr>
-            <m:t>⋅</m:t>
+            <m:t>a+</m:t>
+          </m:r>
+          <m:r>
+            <m:rPr>
+              <m:sty m:val="p"/>
+            </m:rPr>
+            <w:rPr>
+              <w:rFonts w:ascii="Cambria Math" w:eastAsia="Times New Roman" w:hAnsi="Cambria Math" w:cs="Cambria Math"/>
+              <w:sz w:val="28"/>
+              <w:szCs w:val="28"/>
+            </w:rPr>
+            <m:t>Δ</m:t>
+          </m:r>
+          <m:r>
+            <w:rPr>
+              <w:rFonts w:ascii="Cambria Math" w:eastAsia="Times New Roman" w:hAnsi="Cambria Math" w:cs="Cambria Math"/>
+              <w:sz w:val="28"/>
+              <w:szCs w:val="28"/>
+            </w:rPr>
+            <m:t>b+</m:t>
+          </m:r>
+          <m:r>
+            <m:rPr>
+              <m:sty m:val="p"/>
+            </m:rPr>
+            <w:rPr>
+              <w:rFonts w:ascii="Cambria Math" w:eastAsia="Times New Roman" w:hAnsi="Cambria Math" w:cs="Cambria Math"/>
+              <w:sz w:val="28"/>
+              <w:szCs w:val="28"/>
+            </w:rPr>
+            <m:t>Δ</m:t>
+          </m:r>
+          <m:r>
+            <w:rPr>
+              <w:rFonts w:ascii="Cambria Math" w:eastAsia="Times New Roman" w:hAnsi="Cambria Math" w:cs="Cambria Math"/>
+              <w:sz w:val="28"/>
+              <w:szCs w:val="28"/>
+            </w:rPr>
+            <m:t>c=9</m:t>
           </m:r>
           <m:sSup>
             <m:sSupPr>
@@ -4551,7 +5510,7 @@
                   <w:sz w:val="28"/>
                   <w:szCs w:val="28"/>
                 </w:rPr>
-                <m:t>10</m:t>
+                <m:t>*10</m:t>
               </m:r>
             </m:e>
             <m:sup>
@@ -4561,7 +5520,7 @@
                   <w:sz w:val="28"/>
                   <w:szCs w:val="28"/>
                 </w:rPr>
-                <m:t>-4</m:t>
+                <m:t>-3</m:t>
               </m:r>
             </m:sup>
           </m:sSup>
@@ -4570,456 +5529,53 @@
     </w:p>
     <w:p>
       <w:pPr>
-        <w:spacing w:line="240" w:lineRule="auto"/>
-        <w:jc w:val="center"/>
-        <w:rPr>
-          <w:rFonts w:ascii="Cambria Math" w:eastAsia="Times New Roman" w:hAnsi="Cambria Math" w:cs="Cambria Math"/>
-          <w:sz w:val="28"/>
-          <w:szCs w:val="28"/>
-        </w:rPr>
-      </w:pPr>
-      <w:r>
-        <w:rPr>
-          <w:rFonts w:ascii="Cambria Math" w:eastAsia="Times New Roman" w:hAnsi="Cambria Math" w:cs="Cambria Math"/>
-          <w:sz w:val="28"/>
-          <w:szCs w:val="28"/>
-        </w:rPr>
-        <w:t xml:space="preserve"> </w:t>
-      </w:r>
+        <w:pStyle w:val="ListParagraph"/>
+        <w:spacing w:line="240" w:lineRule="auto"/>
+        <w:jc w:val="center"/>
+        <w:rPr>
+          <w:rFonts w:ascii="Cambria Math" w:eastAsia="Times New Roman" w:hAnsi="Cambria Math" w:cs="Cambria Math"/>
+          <w:sz w:val="28"/>
+          <w:szCs w:val="28"/>
+        </w:rPr>
+      </w:pPr>
+      <m:oMathPara>
+        <m:oMath>
+          <m:r>
+            <m:rPr>
+              <m:sty m:val="p"/>
+            </m:rPr>
+            <w:rPr>
+              <w:rFonts w:ascii="Cambria Math" w:eastAsia="Times New Roman" w:hAnsi="Cambria Math" w:cs="Cambria Math"/>
+              <w:sz w:val="28"/>
+              <w:szCs w:val="28"/>
+            </w:rPr>
+            <m:t>Предельная относительная погрешность:</m:t>
+          </m:r>
+        </m:oMath>
+      </m:oMathPara>
+    </w:p>
+    <w:p>
+      <w:pPr>
+        <w:pStyle w:val="ListParagraph"/>
+        <w:spacing w:line="240" w:lineRule="auto"/>
+        <w:jc w:val="center"/>
+        <w:rPr>
+          <w:rFonts w:ascii="Cambria Math" w:eastAsia="Times New Roman" w:hAnsi="Cambria Math" w:cs="Cambria Math"/>
+          <w:sz w:val="28"/>
+          <w:szCs w:val="28"/>
+        </w:rPr>
+      </w:pPr>
       <m:oMath>
-        <m:acc>
-          <m:accPr>
-            <m:ctrlPr>
-              <w:rPr>
-                <w:rFonts w:ascii="Cambria Math" w:eastAsia="Times New Roman" w:hAnsi="Cambria Math" w:cs="Cambria Math"/>
-                <w:i/>
-                <w:sz w:val="28"/>
-                <w:szCs w:val="28"/>
-              </w:rPr>
-            </m:ctrlPr>
-          </m:accPr>
-          <m:e>
-            <m:r>
-              <w:rPr>
-                <w:rFonts w:ascii="Cambria Math" w:eastAsia="Times New Roman" w:hAnsi="Cambria Math" w:cs="Cambria Math"/>
-                <w:sz w:val="28"/>
-                <w:szCs w:val="28"/>
-              </w:rPr>
-              <m:t>y</m:t>
-            </m:r>
-          </m:e>
-        </m:acc>
-      </m:oMath>
-      <w:r>
-        <w:rPr>
-          <w:rFonts w:ascii="Cambria Math" w:eastAsia="Times New Roman" w:hAnsi="Cambria Math" w:cs="Cambria Math"/>
-          <w:sz w:val="28"/>
-          <w:szCs w:val="28"/>
-        </w:rPr>
-        <w:t xml:space="preserve">= 0,102345 </w:t>
-      </w:r>
-      <w:r>
-        <w:rPr>
-          <w:rFonts w:ascii="Cambria Math" w:eastAsia="Times New Roman" w:hAnsi="Cambria Math" w:cs="Cambria Math"/>
-          <w:sz w:val="28"/>
-          <w:szCs w:val="28"/>
-        </w:rPr>
-        <w:t>⋅</w:t>
-      </w:r>
-      <w:r>
-        <w:rPr>
-          <w:rFonts w:ascii="Cambria Math" w:eastAsia="Times New Roman" w:hAnsi="Cambria Math" w:cs="Cambria Math"/>
-          <w:sz w:val="28"/>
-          <w:szCs w:val="28"/>
-        </w:rPr>
-        <w:t xml:space="preserve"> 120,1 = 12,2916</w:t>
-      </w:r>
-    </w:p>
-    <w:p>
-      <w:pPr>
-        <w:spacing w:line="240" w:lineRule="auto"/>
-        <w:jc w:val="center"/>
-        <w:rPr>
-          <w:rFonts w:ascii="Cambria Math" w:eastAsia="Times New Roman" w:hAnsi="Cambria Math" w:cs="Cambria Math"/>
-          <w:sz w:val="28"/>
-          <w:szCs w:val="28"/>
-        </w:rPr>
-      </w:pPr>
-      <m:oMath>
-        <m:sSub>
-          <m:sSubPr>
-            <m:ctrlPr>
-              <w:rPr>
-                <w:rFonts w:ascii="Cambria Math" w:eastAsia="Times New Roman" w:hAnsi="Cambria Math" w:cs="Cambria Math"/>
-                <w:i/>
-                <w:sz w:val="28"/>
-                <w:szCs w:val="28"/>
-              </w:rPr>
-            </m:ctrlPr>
-          </m:sSubPr>
-          <m:e>
-            <m:r>
-              <m:rPr>
-                <m:sty m:val="p"/>
-              </m:rPr>
-              <w:rPr>
-                <w:rFonts w:ascii="Cambria Math" w:eastAsia="Times New Roman" w:hAnsi="Cambria Math" w:cs="Cambria Math"/>
-                <w:sz w:val="28"/>
-                <w:szCs w:val="28"/>
-              </w:rPr>
-              <m:t>Δ</m:t>
-            </m:r>
-          </m:e>
-          <m:sub>
-            <m:r>
-              <w:rPr>
-                <w:rFonts w:ascii="Cambria Math" w:eastAsia="Times New Roman" w:hAnsi="Cambria Math" w:cs="Cambria Math"/>
-                <w:sz w:val="28"/>
-                <w:szCs w:val="28"/>
-              </w:rPr>
-              <m:t>y</m:t>
-            </m:r>
-          </m:sub>
-        </m:sSub>
-      </m:oMath>
-      <w:r>
-        <w:rPr>
-          <w:rFonts w:ascii="Cambria Math" w:eastAsia="Times New Roman" w:hAnsi="Cambria Math" w:cs="Cambria Math"/>
-          <w:sz w:val="28"/>
-          <w:szCs w:val="28"/>
-        </w:rPr>
-        <w:t xml:space="preserve">= </w:t>
-      </w:r>
-      <m:oMath>
-        <m:sSup>
-          <m:sSupPr>
-            <m:ctrlPr>
-              <w:rPr>
-                <w:rFonts w:ascii="Cambria Math" w:eastAsia="Times New Roman" w:hAnsi="Cambria Math" w:cs="Times New Roman"/>
-                <w:i/>
-                <w:sz w:val="28"/>
-                <w:szCs w:val="28"/>
-              </w:rPr>
-            </m:ctrlPr>
-          </m:sSupPr>
-          <m:e>
-            <m:r>
-              <w:rPr>
-                <w:rFonts w:ascii="Cambria Math" w:eastAsia="Times New Roman" w:hAnsi="Cambria Math" w:cs="Times New Roman"/>
-                <w:sz w:val="28"/>
-                <w:szCs w:val="28"/>
-              </w:rPr>
-              <m:t>10</m:t>
-            </m:r>
-          </m:e>
-          <m:sup>
-            <m:r>
-              <w:rPr>
-                <w:rFonts w:ascii="Cambria Math" w:eastAsia="Times New Roman" w:hAnsi="Cambria Math" w:cs="Times New Roman"/>
-                <w:sz w:val="28"/>
-                <w:szCs w:val="28"/>
-              </w:rPr>
-              <m:t>-6</m:t>
-            </m:r>
-          </m:sup>
-        </m:sSup>
-      </m:oMath>
-      <w:r>
-        <w:rPr>
-          <w:rFonts w:ascii="Cambria Math" w:eastAsia="Times New Roman" w:hAnsi="Cambria Math" w:cs="Cambria Math"/>
-          <w:sz w:val="28"/>
-          <w:szCs w:val="28"/>
-        </w:rPr>
-        <w:t xml:space="preserve"> </w:t>
-      </w:r>
-      <w:r>
-        <w:rPr>
-          <w:rFonts w:ascii="Cambria Math" w:eastAsia="Times New Roman" w:hAnsi="Cambria Math" w:cs="Cambria Math"/>
-          <w:sz w:val="28"/>
-          <w:szCs w:val="28"/>
-        </w:rPr>
-        <w:t>⋅</w:t>
-      </w:r>
-      <w:r>
-        <w:rPr>
-          <w:rFonts w:ascii="Cambria Math" w:eastAsia="Times New Roman" w:hAnsi="Cambria Math" w:cs="Cambria Math"/>
-          <w:sz w:val="28"/>
-          <w:szCs w:val="28"/>
-        </w:rPr>
-        <w:t xml:space="preserve"> </w:t>
-      </w:r>
-      <w:r>
-        <w:rPr>
-          <w:rFonts w:ascii="Cambria Math" w:eastAsia="Times New Roman" w:hAnsi="Cambria Math" w:cs="Cambria Math"/>
-          <w:sz w:val="28"/>
-          <w:szCs w:val="28"/>
-        </w:rPr>
-        <w:t>120,</w:t>
-      </w:r>
-      <w:r>
-        <w:rPr>
-          <w:rFonts w:ascii="Cambria Math" w:eastAsia="Times New Roman" w:hAnsi="Cambria Math" w:cs="Cambria Math"/>
-          <w:sz w:val="28"/>
-          <w:szCs w:val="28"/>
-        </w:rPr>
-        <w:t xml:space="preserve">1 + </w:t>
-      </w:r>
-      <m:oMath>
-        <m:sSup>
-          <m:sSupPr>
-            <m:ctrlPr>
-              <w:rPr>
-                <w:rFonts w:ascii="Cambria Math" w:eastAsia="Times New Roman" w:hAnsi="Cambria Math" w:cs="Times New Roman"/>
-                <w:i/>
-                <w:sz w:val="28"/>
-                <w:szCs w:val="28"/>
-              </w:rPr>
-            </m:ctrlPr>
-          </m:sSupPr>
-          <m:e>
-            <m:r>
-              <w:rPr>
-                <w:rFonts w:ascii="Cambria Math" w:eastAsia="Times New Roman" w:hAnsi="Cambria Math" w:cs="Times New Roman"/>
-                <w:sz w:val="28"/>
-                <w:szCs w:val="28"/>
-              </w:rPr>
-              <m:t>10</m:t>
-            </m:r>
-          </m:e>
-          <m:sup>
-            <m:r>
-              <w:rPr>
-                <w:rFonts w:ascii="Cambria Math" w:eastAsia="Times New Roman" w:hAnsi="Cambria Math" w:cs="Times New Roman"/>
-                <w:sz w:val="28"/>
-                <w:szCs w:val="28"/>
-              </w:rPr>
-              <m:t>-1</m:t>
-            </m:r>
-          </m:sup>
-        </m:sSup>
-      </m:oMath>
-      <w:r>
-        <w:rPr>
-          <w:rFonts w:ascii="Cambria Math" w:eastAsia="Times New Roman" w:hAnsi="Cambria Math" w:cs="Cambria Math"/>
-          <w:sz w:val="28"/>
-          <w:szCs w:val="28"/>
-        </w:rPr>
-        <w:t xml:space="preserve"> </w:t>
-      </w:r>
-      <w:r>
-        <w:rPr>
-          <w:rFonts w:ascii="Cambria Math" w:eastAsia="Times New Roman" w:hAnsi="Cambria Math" w:cs="Cambria Math"/>
-          <w:sz w:val="28"/>
-          <w:szCs w:val="28"/>
-        </w:rPr>
-        <w:t>⋅</w:t>
-      </w:r>
-      <w:r>
-        <w:rPr>
-          <w:rFonts w:ascii="Cambria Math" w:eastAsia="Times New Roman" w:hAnsi="Cambria Math" w:cs="Cambria Math"/>
-          <w:sz w:val="28"/>
-          <w:szCs w:val="28"/>
-        </w:rPr>
-        <w:t xml:space="preserve"> </w:t>
-      </w:r>
-      <w:r>
-        <w:rPr>
-          <w:rFonts w:ascii="Cambria Math" w:eastAsia="Times New Roman" w:hAnsi="Cambria Math" w:cs="Cambria Math"/>
-          <w:sz w:val="28"/>
-          <w:szCs w:val="28"/>
-        </w:rPr>
-        <w:t>0,102345</w:t>
-      </w:r>
-      <w:r>
-        <w:rPr>
-          <w:rFonts w:ascii="Cambria Math" w:eastAsia="Times New Roman" w:hAnsi="Cambria Math" w:cs="Cambria Math"/>
-          <w:sz w:val="28"/>
-          <w:szCs w:val="28"/>
-        </w:rPr>
-        <w:t xml:space="preserve"> + </w:t>
-      </w:r>
-      <m:oMath>
-        <m:sSup>
-          <m:sSupPr>
-            <m:ctrlPr>
-              <w:rPr>
-                <w:rFonts w:ascii="Cambria Math" w:eastAsia="Times New Roman" w:hAnsi="Cambria Math" w:cs="Times New Roman"/>
-                <w:i/>
-                <w:sz w:val="28"/>
-                <w:szCs w:val="28"/>
-              </w:rPr>
-            </m:ctrlPr>
-          </m:sSupPr>
-          <m:e>
-            <m:r>
-              <w:rPr>
-                <w:rFonts w:ascii="Cambria Math" w:eastAsia="Times New Roman" w:hAnsi="Cambria Math" w:cs="Times New Roman"/>
-                <w:sz w:val="28"/>
-                <w:szCs w:val="28"/>
-              </w:rPr>
-              <m:t>10</m:t>
-            </m:r>
-          </m:e>
-          <m:sup>
-            <m:r>
-              <w:rPr>
-                <w:rFonts w:ascii="Cambria Math" w:eastAsia="Times New Roman" w:hAnsi="Cambria Math" w:cs="Times New Roman"/>
-                <w:sz w:val="28"/>
-                <w:szCs w:val="28"/>
-              </w:rPr>
-              <m:t>-7</m:t>
-            </m:r>
-          </m:sup>
-        </m:sSup>
-      </m:oMath>
-      <w:r>
-        <w:rPr>
-          <w:rFonts w:ascii="Cambria Math" w:eastAsia="Times New Roman" w:hAnsi="Cambria Math" w:cs="Cambria Math"/>
-          <w:sz w:val="28"/>
-          <w:szCs w:val="28"/>
-        </w:rPr>
-        <w:t xml:space="preserve"> = </w:t>
-      </w:r>
-      <w:r>
-        <w:rPr>
-          <w:rFonts w:ascii="Cambria Math" w:eastAsia="Times New Roman" w:hAnsi="Cambria Math" w:cs="Cambria Math"/>
-          <w:sz w:val="28"/>
-          <w:szCs w:val="28"/>
-        </w:rPr>
-        <w:t>0,</w:t>
-      </w:r>
-      <w:r>
-        <w:rPr>
-          <w:rFonts w:ascii="Cambria Math" w:eastAsia="Times New Roman" w:hAnsi="Cambria Math" w:cs="Cambria Math"/>
-          <w:sz w:val="28"/>
-          <w:szCs w:val="28"/>
-        </w:rPr>
-        <w:t>0103547</w:t>
-      </w:r>
-    </w:p>
-    <w:p>
-      <w:pPr>
-        <w:spacing w:line="240" w:lineRule="auto"/>
-        <w:jc w:val="center"/>
-        <w:rPr>
-          <w:rFonts w:ascii="Cambria Math" w:eastAsia="Times New Roman" w:hAnsi="Cambria Math" w:cs="Cambria Math"/>
-          <w:sz w:val="28"/>
-          <w:szCs w:val="28"/>
-        </w:rPr>
-      </w:pPr>
-      <w:r>
-        <w:rPr>
-          <w:rFonts w:ascii="Cambria Math" w:eastAsia="Times New Roman" w:hAnsi="Cambria Math" w:cs="Cambria Math"/>
-          <w:sz w:val="28"/>
-          <w:szCs w:val="28"/>
-        </w:rPr>
-        <w:t xml:space="preserve">Результат после округления: </w:t>
-      </w:r>
-      <w:r>
-        <w:rPr>
-          <w:rFonts w:ascii="Cambria Math" w:eastAsia="Times New Roman" w:hAnsi="Cambria Math" w:cs="Cambria Math"/>
-          <w:sz w:val="28"/>
-          <w:szCs w:val="28"/>
-        </w:rPr>
-        <w:t>𝑥 =</w:t>
-      </w:r>
-      <w:r>
-        <w:rPr>
-          <w:rFonts w:ascii="Cambria Math" w:eastAsia="Times New Roman" w:hAnsi="Cambria Math" w:cs="Cambria Math"/>
-          <w:sz w:val="28"/>
-          <w:szCs w:val="28"/>
-        </w:rPr>
-        <w:t>12</w:t>
-      </w:r>
-      <w:r>
-        <w:rPr>
-          <w:rFonts w:ascii="Cambria Math" w:eastAsia="Times New Roman" w:hAnsi="Cambria Math" w:cs="Cambria Math"/>
-          <w:sz w:val="28"/>
-          <w:szCs w:val="28"/>
-        </w:rPr>
-        <w:t>,2</w:t>
-      </w:r>
-      <w:r>
-        <w:rPr>
-          <w:rFonts w:ascii="Cambria Math" w:eastAsia="Times New Roman" w:hAnsi="Cambria Math" w:cs="Cambria Math"/>
-          <w:sz w:val="28"/>
-          <w:szCs w:val="28"/>
-        </w:rPr>
-        <w:t>9</w:t>
-      </w:r>
-    </w:p>
-    <w:p>
-      <w:pPr>
-        <w:spacing w:line="240" w:lineRule="auto"/>
-        <w:jc w:val="center"/>
-        <w:rPr>
-          <w:rFonts w:ascii="Cambria Math" w:eastAsia="Times New Roman" w:hAnsi="Cambria Math" w:cs="Cambria Math"/>
-          <w:sz w:val="28"/>
-          <w:szCs w:val="28"/>
-        </w:rPr>
-      </w:pPr>
-      <w:r>
-        <w:rPr>
-          <w:rFonts w:ascii="Cambria Math" w:eastAsia="Times New Roman" w:hAnsi="Cambria Math" w:cs="Cambria Math"/>
-          <w:sz w:val="28"/>
-          <w:szCs w:val="28"/>
-        </w:rPr>
-        <w:t>δ𝑦 = 9, 77 * 10−6 + 8, 32 * 10−4 + 9, 77 * 10−6 * 8, 32 * 10−4 = 0, 000841778</w:t>
-      </w:r>
-    </w:p>
-    <w:p>
-      <w:pPr>
-        <w:spacing w:line="240" w:lineRule="auto"/>
-        <w:jc w:val="center"/>
-        <w:rPr>
-          <w:rFonts w:ascii="Cambria Math" w:eastAsia="Times New Roman" w:hAnsi="Cambria Math" w:cs="Cambria Math"/>
-          <w:sz w:val="28"/>
-          <w:szCs w:val="28"/>
-        </w:rPr>
-      </w:pPr>
-      <m:oMath>
-        <m:sSub>
-          <m:sSubPr>
-            <m:ctrlPr>
-              <w:rPr>
-                <w:rFonts w:ascii="Cambria Math" w:eastAsia="Times New Roman" w:hAnsi="Cambria Math" w:cs="Cambria Math"/>
-                <w:i/>
-                <w:sz w:val="28"/>
-                <w:szCs w:val="28"/>
-              </w:rPr>
-            </m:ctrlPr>
-          </m:sSubPr>
-          <m:e>
-            <m:r>
-              <w:rPr>
-                <w:rFonts w:ascii="Cambria Math" w:eastAsia="Times New Roman" w:hAnsi="Cambria Math" w:cs="Cambria Math"/>
-                <w:sz w:val="28"/>
-                <w:szCs w:val="28"/>
-              </w:rPr>
-              <m:t>δ</m:t>
-            </m:r>
-          </m:e>
-          <m:sub>
-            <m:r>
-              <w:rPr>
-                <w:rFonts w:ascii="Cambria Math" w:eastAsia="Times New Roman" w:hAnsi="Cambria Math" w:cs="Cambria Math"/>
-                <w:sz w:val="28"/>
-                <w:szCs w:val="28"/>
-              </w:rPr>
-              <m:t>y</m:t>
-            </m:r>
-          </m:sub>
-        </m:sSub>
         <m:r>
           <w:rPr>
             <w:rFonts w:ascii="Cambria Math" w:eastAsia="Times New Roman" w:hAnsi="Cambria Math" w:cs="Cambria Math"/>
             <w:sz w:val="28"/>
             <w:szCs w:val="28"/>
           </w:rPr>
-          <m:t>=</m:t>
+          <m:t>δx=</m:t>
         </m:r>
-        <m:sSup>
-          <m:sSupPr>
+        <m:f>
+          <m:fPr>
             <m:ctrlPr>
               <w:rPr>
                 <w:rFonts w:ascii="Cambria Math" w:eastAsia="Times New Roman" w:hAnsi="Cambria Math" w:cs="Cambria Math"/>
@@ -5028,35 +5584,62 @@
                 <w:szCs w:val="28"/>
               </w:rPr>
             </m:ctrlPr>
-          </m:sSupPr>
-          <m:e>
+          </m:fPr>
+          <m:num>
             <m:r>
+              <m:rPr>
+                <m:sty m:val="p"/>
+              </m:rPr>
               <w:rPr>
                 <w:rFonts w:ascii="Cambria Math" w:eastAsia="Times New Roman" w:hAnsi="Cambria Math" w:cs="Cambria Math"/>
                 <w:sz w:val="28"/>
                 <w:szCs w:val="28"/>
               </w:rPr>
-              <m:t>9,77*10</m:t>
+              <m:t>Δ</m:t>
             </m:r>
-          </m:e>
-          <m:sup>
             <m:r>
               <w:rPr>
                 <w:rFonts w:ascii="Cambria Math" w:eastAsia="Times New Roman" w:hAnsi="Cambria Math" w:cs="Cambria Math"/>
                 <w:sz w:val="28"/>
                 <w:szCs w:val="28"/>
               </w:rPr>
-              <m:t>-6</m:t>
+              <m:t>x</m:t>
             </m:r>
-          </m:sup>
-        </m:sSup>
+          </m:num>
+          <m:den>
+            <m:d>
+              <m:dPr>
+                <m:begChr m:val="|"/>
+                <m:endChr m:val="|"/>
+                <m:ctrlPr>
+                  <w:rPr>
+                    <w:rFonts w:ascii="Cambria Math" w:eastAsia="Times New Roman" w:hAnsi="Cambria Math" w:cs="Cambria Math"/>
+                    <w:i/>
+                    <w:sz w:val="28"/>
+                    <w:szCs w:val="28"/>
+                  </w:rPr>
+                </m:ctrlPr>
+              </m:dPr>
+              <m:e>
+                <m:r>
+                  <w:rPr>
+                    <w:rFonts w:ascii="Cambria Math" w:eastAsia="Times New Roman" w:hAnsi="Cambria Math" w:cs="Cambria Math"/>
+                    <w:sz w:val="28"/>
+                    <w:szCs w:val="28"/>
+                  </w:rPr>
+                  <m:t>x</m:t>
+                </m:r>
+              </m:e>
+            </m:d>
+          </m:den>
+        </m:f>
         <m:r>
           <w:rPr>
             <w:rFonts w:ascii="Cambria Math" w:eastAsia="Times New Roman" w:hAnsi="Cambria Math" w:cs="Cambria Math"/>
             <w:sz w:val="28"/>
             <w:szCs w:val="28"/>
           </w:rPr>
-          <m:t>+8,32*</m:t>
+          <m:t>=4.21158*</m:t>
         </m:r>
         <m:sSup>
           <m:sSupPr>
@@ -5086,7 +5669,88 @@
                 <w:sz w:val="28"/>
                 <w:szCs w:val="28"/>
               </w:rPr>
-              <m:t>-4</m:t>
+              <m:t>-5</m:t>
+            </m:r>
+          </m:sup>
+        </m:sSup>
+      </m:oMath>
+      <w:r>
+        <w:rPr>
+          <w:rFonts w:ascii="Cambria Math" w:eastAsia="Times New Roman" w:hAnsi="Cambria Math" w:cs="Cambria Math"/>
+          <w:sz w:val="28"/>
+          <w:szCs w:val="28"/>
+        </w:rPr>
+        <w:t xml:space="preserve"> </w:t>
+      </w:r>
+    </w:p>
+    <w:p>
+      <w:pPr>
+        <w:pStyle w:val="ListParagraph"/>
+        <w:spacing w:line="240" w:lineRule="auto"/>
+        <w:jc w:val="center"/>
+        <w:rPr>
+          <w:rFonts w:ascii="Cambria Math" w:eastAsia="Times New Roman" w:hAnsi="Cambria Math" w:cs="Cambria Math"/>
+          <w:sz w:val="28"/>
+          <w:szCs w:val="28"/>
+        </w:rPr>
+      </w:pPr>
+      <w:r>
+        <w:rPr>
+          <w:rFonts w:ascii="Cambria Math" w:eastAsia="Times New Roman" w:hAnsi="Cambria Math" w:cs="Cambria Math"/>
+          <w:sz w:val="28"/>
+          <w:szCs w:val="28"/>
+        </w:rPr>
+        <w:t xml:space="preserve">После округления и перевода в проценты: </w:t>
+      </w:r>
+      <m:oMath>
+        <m:r>
+          <w:rPr>
+            <w:rFonts w:ascii="Cambria Math" w:eastAsia="Times New Roman" w:hAnsi="Cambria Math" w:cs="Cambria Math"/>
+            <w:sz w:val="28"/>
+            <w:szCs w:val="28"/>
+          </w:rPr>
+          <m:t>4.2</m:t>
+        </m:r>
+        <m:r>
+          <m:rPr>
+            <m:sty m:val="p"/>
+          </m:rPr>
+          <w:rPr>
+            <w:rFonts w:ascii="Cambria Math" w:eastAsia="Times New Roman" w:hAnsi="Cambria Math" w:cs="Cambria Math"/>
+            <w:sz w:val="28"/>
+            <w:szCs w:val="28"/>
+          </w:rPr>
+          <m:t>*</m:t>
+        </m:r>
+        <m:sSup>
+          <m:sSupPr>
+            <m:ctrlPr>
+              <w:rPr>
+                <w:rFonts w:ascii="Cambria Math" w:eastAsia="Times New Roman" w:hAnsi="Cambria Math" w:cs="Times New Roman"/>
+                <w:i/>
+                <w:sz w:val="28"/>
+                <w:szCs w:val="28"/>
+              </w:rPr>
+            </m:ctrlPr>
+          </m:sSupPr>
+          <m:e>
+            <m:r>
+              <w:rPr>
+                <w:rFonts w:ascii="Cambria Math" w:eastAsia="Times New Roman" w:hAnsi="Cambria Math" w:cs="Times New Roman"/>
+                <w:sz w:val="28"/>
+                <w:szCs w:val="28"/>
+              </w:rPr>
+              <m:t>10</m:t>
+            </m:r>
+          </m:e>
+          <m:sup>
+            <m:r>
+              <w:rPr>
+                <w:rFonts w:ascii="Cambria Math" w:eastAsia="Times New Roman" w:hAnsi="Cambria Math" w:cs="Times New Roman"/>
+                <w:sz w:val="28"/>
+                <w:szCs w:val="28"/>
+              </w:rPr>
+              <m:t>-3</m:t>
             </m:r>
           </m:sup>
         </m:sSup>
@@ -5096,7 +5760,144 @@
             <w:sz w:val="28"/>
             <w:szCs w:val="28"/>
           </w:rPr>
-          <m:t>+9,77*</m:t>
+          <m:t>%</m:t>
+        </m:r>
+      </m:oMath>
+      <w:r>
+        <w:rPr>
+          <w:rFonts w:ascii="Cambria Math" w:eastAsia="Times New Roman" w:hAnsi="Cambria Math" w:cs="Cambria Math"/>
+          <w:sz w:val="28"/>
+          <w:szCs w:val="28"/>
+        </w:rPr>
+        <w:t>;</w:t>
+      </w:r>
+    </w:p>
+    <w:p>
+      <w:pPr>
+        <w:spacing w:line="240" w:lineRule="auto"/>
+        <w:ind w:left="360"/>
+        <w:jc w:val="center"/>
+        <w:rPr>
+          <w:rFonts w:ascii="Cambria Math" w:eastAsia="Times New Roman" w:hAnsi="Cambria Math" w:cs="Cambria Math"/>
+          <w:sz w:val="28"/>
+          <w:szCs w:val="28"/>
+        </w:rPr>
+      </w:pPr>
+      <w:r>
+        <w:rPr>
+          <w:rFonts w:ascii="Cambria Math" w:eastAsia="Times New Roman" w:hAnsi="Cambria Math" w:cs="Cambria Math"/>
+          <w:sz w:val="28"/>
+          <w:szCs w:val="28"/>
+        </w:rPr>
+        <w:t xml:space="preserve">Ответ: </w:t>
+      </w:r>
+      <w:r>
+        <w:rPr>
+          <w:rFonts w:ascii="Cambria Math" w:eastAsia="Times New Roman" w:hAnsi="Cambria Math" w:cs="Cambria Math"/>
+          <w:i/>
+          <w:iCs/>
+          <w:sz w:val="28"/>
+          <w:szCs w:val="28"/>
+          <w:lang w:val="en-US"/>
+        </w:rPr>
+        <w:t>x</w:t>
+      </w:r>
+      <w:r>
+        <w:rPr>
+          <w:rFonts w:ascii="Cambria Math" w:eastAsia="Times New Roman" w:hAnsi="Cambria Math" w:cs="Cambria Math"/>
+          <w:sz w:val="28"/>
+          <w:szCs w:val="28"/>
+        </w:rPr>
+        <w:t xml:space="preserve"> </w:t>
+      </w:r>
+      <w:r>
+        <w:rPr>
+          <w:rFonts w:ascii="Cambria Math" w:eastAsia="Times New Roman" w:hAnsi="Cambria Math" w:cs="Cambria Math"/>
+          <w:sz w:val="28"/>
+          <w:szCs w:val="28"/>
+        </w:rPr>
+        <w:t>∈[213,</w:t>
+      </w:r>
+      <w:r>
+        <w:rPr>
+          <w:rFonts w:ascii="Cambria Math" w:eastAsia="Times New Roman" w:hAnsi="Cambria Math" w:cs="Cambria Math"/>
+          <w:sz w:val="28"/>
+          <w:szCs w:val="28"/>
+        </w:rPr>
+        <w:t>687</w:t>
+      </w:r>
+      <w:r>
+        <w:rPr>
+          <w:rFonts w:ascii="Cambria Math" w:eastAsia="Times New Roman" w:hAnsi="Cambria Math" w:cs="Cambria Math"/>
+          <w:sz w:val="28"/>
+          <w:szCs w:val="28"/>
+        </w:rPr>
+        <w:t>;</w:t>
+      </w:r>
+      <w:r>
+        <w:rPr>
+          <w:rFonts w:ascii="Cambria Math" w:eastAsia="Times New Roman" w:hAnsi="Cambria Math" w:cs="Cambria Math"/>
+          <w:sz w:val="28"/>
+          <w:szCs w:val="28"/>
+        </w:rPr>
+        <w:t xml:space="preserve"> </w:t>
+      </w:r>
+      <w:r>
+        <w:rPr>
+          <w:rFonts w:ascii="Cambria Math" w:eastAsia="Times New Roman" w:hAnsi="Cambria Math" w:cs="Cambria Math"/>
+          <w:sz w:val="28"/>
+          <w:szCs w:val="28"/>
+        </w:rPr>
+        <w:t>213,7</w:t>
+      </w:r>
+      <w:r>
+        <w:rPr>
+          <w:rFonts w:ascii="Cambria Math" w:eastAsia="Times New Roman" w:hAnsi="Cambria Math" w:cs="Cambria Math"/>
+          <w:sz w:val="28"/>
+          <w:szCs w:val="28"/>
+        </w:rPr>
+        <w:t>05</w:t>
+      </w:r>
+      <w:r>
+        <w:rPr>
+          <w:rFonts w:ascii="Cambria Math" w:eastAsia="Times New Roman" w:hAnsi="Cambria Math" w:cs="Cambria Math"/>
+          <w:sz w:val="28"/>
+          <w:szCs w:val="28"/>
+        </w:rPr>
+        <w:t>]</w:t>
+      </w:r>
+      <w:r>
+        <w:rPr>
+          <w:rFonts w:ascii="Cambria Math" w:eastAsia="Times New Roman" w:hAnsi="Cambria Math" w:cs="Cambria Math"/>
+          <w:sz w:val="28"/>
+          <w:szCs w:val="28"/>
+        </w:rPr>
+        <w:t xml:space="preserve"> (или </w:t>
+      </w:r>
+      <w:r>
+        <w:rPr>
+          <w:rFonts w:ascii="Cambria Math" w:eastAsia="Times New Roman" w:hAnsi="Cambria Math" w:cs="Cambria Math"/>
+          <w:sz w:val="28"/>
+          <w:szCs w:val="28"/>
+        </w:rPr>
+        <w:t>213.69653</w:t>
+      </w:r>
+      <w:r>
+        <w:rPr>
+          <w:rFonts w:ascii="Cambria Math" w:eastAsia="Times New Roman" w:hAnsi="Cambria Math" w:cs="Cambria Math"/>
+          <w:sz w:val="28"/>
+          <w:szCs w:val="28"/>
+        </w:rPr>
+        <w:t>±</w:t>
+      </w:r>
+      <m:oMath>
+        <m:r>
+          <w:rPr>
+            <w:rFonts w:ascii="Cambria Math" w:eastAsia="Times New Roman" w:hAnsi="Cambria Math" w:cs="Cambria Math"/>
+            <w:sz w:val="28"/>
+            <w:szCs w:val="28"/>
+          </w:rPr>
+          <m:t>9</m:t>
         </m:r>
         <m:sSup>
           <m:sSupPr>
@@ -5116,7 +5917,7 @@
                 <w:sz w:val="28"/>
                 <w:szCs w:val="28"/>
               </w:rPr>
-              <m:t>10</m:t>
+              <m:t>*10</m:t>
             </m:r>
           </m:e>
           <m:sup>
@@ -5126,7 +5927,7 @@
                 <w:sz w:val="28"/>
                 <w:szCs w:val="28"/>
               </w:rPr>
-              <m:t>-6</m:t>
+              <m:t>-3</m:t>
             </m:r>
           </m:sup>
         </m:sSup>
@@ -5136,7 +5937,382 @@
             <w:sz w:val="28"/>
             <w:szCs w:val="28"/>
           </w:rPr>
-          <m:t>*8,32*</m:t>
+          <m:t>)</m:t>
+        </m:r>
+      </m:oMath>
+      <w:r>
+        <w:rPr>
+          <w:rFonts w:ascii="Cambria Math" w:eastAsia="Times New Roman" w:hAnsi="Cambria Math" w:cs="Cambria Math"/>
+          <w:sz w:val="28"/>
+          <w:szCs w:val="28"/>
+        </w:rPr>
+        <w:t xml:space="preserve">, </w:t>
+      </w:r>
+    </w:p>
+    <w:p>
+      <w:pPr>
+        <w:spacing w:line="240" w:lineRule="auto"/>
+        <w:ind w:left="360"/>
+        <w:jc w:val="center"/>
+        <w:rPr>
+          <w:rFonts w:ascii="Cambria Math" w:eastAsia="Times New Roman" w:hAnsi="Cambria Math" w:cs="Cambria Math"/>
+          <w:sz w:val="28"/>
+          <w:szCs w:val="28"/>
+        </w:rPr>
+      </w:pPr>
+      <w:r>
+        <w:rPr>
+          <w:rFonts w:ascii="Cambria Math" w:eastAsia="Times New Roman" w:hAnsi="Cambria Math" w:cs="Cambria Math"/>
+          <w:sz w:val="28"/>
+          <w:szCs w:val="28"/>
+        </w:rPr>
+        <w:t xml:space="preserve"> </w:t>
+      </w:r>
+      <m:oMath>
+        <m:r>
+          <w:rPr>
+            <w:rFonts w:ascii="Cambria Math" w:eastAsia="Times New Roman" w:hAnsi="Cambria Math" w:cs="Cambria Math"/>
+            <w:sz w:val="28"/>
+            <w:szCs w:val="28"/>
+            <w:lang w:val="en-US"/>
+          </w:rPr>
+          <m:t>δx</m:t>
+        </m:r>
+        <m:r>
+          <w:rPr>
+            <w:rFonts w:ascii="Cambria Math" w:eastAsia="Times New Roman" w:hAnsi="Cambria Math" w:cs="Cambria Math"/>
+            <w:sz w:val="28"/>
+            <w:szCs w:val="28"/>
+          </w:rPr>
+          <m:t>≈0.0042</m:t>
+        </m:r>
+        <m:r>
+          <w:rPr>
+            <w:rFonts w:ascii="Cambria Math" w:eastAsia="Times New Roman" w:hAnsi="Cambria Math" w:cs="Times New Roman"/>
+            <w:sz w:val="28"/>
+            <w:szCs w:val="28"/>
+          </w:rPr>
+          <m:t>%</m:t>
+        </m:r>
+      </m:oMath>
+      <w:r>
+        <w:rPr>
+          <w:rFonts w:ascii="Cambria Math" w:eastAsia="Times New Roman" w:hAnsi="Cambria Math" w:cs="Cambria Math"/>
+          <w:sz w:val="28"/>
+          <w:szCs w:val="28"/>
+        </w:rPr>
+        <w:t>;</w:t>
+      </w:r>
+    </w:p>
+    <w:p>
+      <w:pPr>
+        <w:pStyle w:val="ListParagraph"/>
+        <w:numPr>
+          <w:ilvl w:val="0"/>
+          <w:numId w:val="10"/>
+        </w:numPr>
+        <w:spacing w:line="240" w:lineRule="auto"/>
+        <w:jc w:val="center"/>
+        <w:rPr>
+          <w:rFonts w:ascii="Cambria Math" w:eastAsia="Times New Roman" w:hAnsi="Cambria Math" w:cs="Cambria Math"/>
+          <w:sz w:val="28"/>
+          <w:szCs w:val="28"/>
+        </w:rPr>
+      </w:pPr>
+      <w:r>
+        <w:rPr>
+          <w:rFonts w:ascii="Cambria Math" w:eastAsia="Times New Roman" w:hAnsi="Cambria Math" w:cs="Cambria Math"/>
+          <w:i/>
+          <w:iCs/>
+          <w:sz w:val="28"/>
+          <w:szCs w:val="28"/>
+          <w:lang w:val="en-US"/>
+        </w:rPr>
+        <w:t xml:space="preserve">x </w:t>
+      </w:r>
+      <w:r>
+        <w:rPr>
+          <w:rFonts w:ascii="Cambria Math" w:eastAsia="Times New Roman" w:hAnsi="Cambria Math" w:cs="Cambria Math"/>
+          <w:sz w:val="28"/>
+          <w:szCs w:val="28"/>
+          <w:lang w:val="en-US"/>
+        </w:rPr>
+        <w:t xml:space="preserve">= </w:t>
+      </w:r>
+      <w:r>
+        <w:rPr>
+          <w:rFonts w:ascii="Cambria Math" w:eastAsia="Times New Roman" w:hAnsi="Cambria Math" w:cs="Cambria Math"/>
+          <w:sz w:val="28"/>
+          <w:szCs w:val="28"/>
+        </w:rPr>
+        <w:t>1.115221045</w:t>
+      </w:r>
+      <w:r>
+        <w:rPr>
+          <w:rFonts w:ascii="Cambria Math" w:eastAsia="Times New Roman" w:hAnsi="Cambria Math" w:cs="Cambria Math"/>
+          <w:sz w:val="28"/>
+          <w:szCs w:val="28"/>
+        </w:rPr>
+        <w:t>;</w:t>
+      </w:r>
+    </w:p>
+    <w:p>
+      <w:pPr>
+        <w:pStyle w:val="ListParagraph"/>
+        <w:spacing w:line="240" w:lineRule="auto"/>
+        <w:jc w:val="center"/>
+        <w:rPr>
+          <w:rFonts w:ascii="Cambria Math" w:eastAsia="Times New Roman" w:hAnsi="Cambria Math" w:cs="Cambria Math"/>
+          <w:sz w:val="28"/>
+          <w:szCs w:val="28"/>
+        </w:rPr>
+      </w:pPr>
+      <w:r>
+        <w:rPr>
+          <w:rFonts w:ascii="Cambria Math" w:eastAsia="Times New Roman" w:hAnsi="Cambria Math" w:cs="Cambria Math"/>
+          <w:sz w:val="28"/>
+          <w:szCs w:val="28"/>
+        </w:rPr>
+        <w:t xml:space="preserve">Предельная абсолютная погрешность: </w:t>
+      </w:r>
+    </w:p>
+    <w:p>
+      <w:pPr>
+        <w:pStyle w:val="ListParagraph"/>
+        <w:spacing w:line="240" w:lineRule="auto"/>
+        <w:jc w:val="center"/>
+        <w:rPr>
+          <w:rFonts w:ascii="Cambria Math" w:eastAsia="Times New Roman" w:hAnsi="Cambria Math" w:cs="Cambria Math"/>
+          <w:sz w:val="28"/>
+          <w:szCs w:val="28"/>
+        </w:rPr>
+      </w:pPr>
+      <m:oMathPara>
+        <m:oMath>
+          <m:r>
+            <m:rPr>
+              <m:sty m:val="p"/>
+            </m:rPr>
+            <w:rPr>
+              <w:rFonts w:ascii="Cambria Math" w:eastAsia="Times New Roman" w:hAnsi="Cambria Math" w:cs="Cambria Math"/>
+              <w:sz w:val="28"/>
+              <w:szCs w:val="28"/>
+            </w:rPr>
+            <m:t>Δ</m:t>
+          </m:r>
+          <m:r>
+            <w:rPr>
+              <w:rFonts w:ascii="Cambria Math" w:eastAsia="Times New Roman" w:hAnsi="Cambria Math" w:cs="Cambria Math"/>
+              <w:sz w:val="28"/>
+              <w:szCs w:val="28"/>
+            </w:rPr>
+            <m:t>x=</m:t>
+          </m:r>
+          <m:r>
+            <m:rPr>
+              <m:sty m:val="p"/>
+            </m:rPr>
+            <w:rPr>
+              <w:rFonts w:ascii="Cambria Math" w:eastAsia="Times New Roman" w:hAnsi="Cambria Math" w:cs="Cambria Math"/>
+              <w:sz w:val="28"/>
+              <w:szCs w:val="28"/>
+            </w:rPr>
+            <m:t>Δ</m:t>
+          </m:r>
+          <m:r>
+            <w:rPr>
+              <w:rFonts w:ascii="Cambria Math" w:eastAsia="Times New Roman" w:hAnsi="Cambria Math" w:cs="Cambria Math"/>
+              <w:sz w:val="28"/>
+              <w:szCs w:val="28"/>
+            </w:rPr>
+            <m:t>a+</m:t>
+          </m:r>
+          <m:r>
+            <m:rPr>
+              <m:sty m:val="p"/>
+            </m:rPr>
+            <w:rPr>
+              <w:rFonts w:ascii="Cambria Math" w:eastAsia="Times New Roman" w:hAnsi="Cambria Math" w:cs="Cambria Math"/>
+              <w:sz w:val="28"/>
+              <w:szCs w:val="28"/>
+            </w:rPr>
+            <m:t>Δ</m:t>
+          </m:r>
+          <m:r>
+            <w:rPr>
+              <w:rFonts w:ascii="Cambria Math" w:eastAsia="Times New Roman" w:hAnsi="Cambria Math" w:cs="Cambria Math"/>
+              <w:sz w:val="28"/>
+              <w:szCs w:val="28"/>
+            </w:rPr>
+            <m:t>b+</m:t>
+          </m:r>
+          <m:r>
+            <m:rPr>
+              <m:sty m:val="p"/>
+            </m:rPr>
+            <w:rPr>
+              <w:rFonts w:ascii="Cambria Math" w:eastAsia="Times New Roman" w:hAnsi="Cambria Math" w:cs="Cambria Math"/>
+              <w:sz w:val="28"/>
+              <w:szCs w:val="28"/>
+            </w:rPr>
+            <m:t>Δ</m:t>
+          </m:r>
+          <m:r>
+            <w:rPr>
+              <w:rFonts w:ascii="Cambria Math" w:eastAsia="Times New Roman" w:hAnsi="Cambria Math" w:cs="Cambria Math"/>
+              <w:sz w:val="28"/>
+              <w:szCs w:val="28"/>
+            </w:rPr>
+            <m:t>c=1.3</m:t>
+          </m:r>
+          <m:sSup>
+            <m:sSupPr>
+              <m:ctrlPr>
+                <w:rPr>
+                  <w:rFonts w:ascii="Cambria Math" w:eastAsia="Times New Roman" w:hAnsi="Cambria Math" w:cs="Times New Roman"/>
+                  <w:i/>
+                  <w:sz w:val="28"/>
+                  <w:szCs w:val="28"/>
+                </w:rPr>
+              </m:ctrlPr>
+            </m:sSupPr>
+            <m:e>
+              <m:r>
+                <w:rPr>
+                  <w:rFonts w:ascii="Cambria Math" w:eastAsia="Times New Roman" w:hAnsi="Cambria Math" w:cs="Times New Roman"/>
+                  <w:sz w:val="28"/>
+                  <w:szCs w:val="28"/>
+                </w:rPr>
+                <m:t>*10</m:t>
+              </m:r>
+            </m:e>
+            <m:sup>
+              <m:r>
+                <w:rPr>
+                  <w:rFonts w:ascii="Cambria Math" w:eastAsia="Times New Roman" w:hAnsi="Cambria Math" w:cs="Times New Roman"/>
+                  <w:sz w:val="28"/>
+                  <w:szCs w:val="28"/>
+                </w:rPr>
+                <m:t>-3</m:t>
+              </m:r>
+            </m:sup>
+          </m:sSup>
+        </m:oMath>
+      </m:oMathPara>
+    </w:p>
+    <w:p>
+      <w:pPr>
+        <w:pStyle w:val="ListParagraph"/>
+        <w:spacing w:line="240" w:lineRule="auto"/>
+        <w:jc w:val="center"/>
+        <w:rPr>
+          <w:rFonts w:ascii="Cambria Math" w:eastAsia="Times New Roman" w:hAnsi="Cambria Math" w:cs="Cambria Math"/>
+          <w:sz w:val="28"/>
+          <w:szCs w:val="28"/>
+        </w:rPr>
+      </w:pPr>
+      <m:oMathPara>
+        <m:oMath>
+          <m:r>
+            <m:rPr>
+              <m:sty m:val="p"/>
+            </m:rPr>
+            <w:rPr>
+              <w:rFonts w:ascii="Cambria Math" w:eastAsia="Times New Roman" w:hAnsi="Cambria Math" w:cs="Cambria Math"/>
+              <w:sz w:val="28"/>
+              <w:szCs w:val="28"/>
+            </w:rPr>
+            <m:t>Предельная относительная погрешность:</m:t>
+          </m:r>
+        </m:oMath>
+      </m:oMathPara>
+    </w:p>
+    <w:p>
+      <w:pPr>
+        <w:pStyle w:val="ListParagraph"/>
+        <w:spacing w:line="240" w:lineRule="auto"/>
+        <w:jc w:val="center"/>
+        <w:rPr>
+          <w:rFonts w:ascii="Cambria Math" w:eastAsia="Times New Roman" w:hAnsi="Cambria Math" w:cs="Cambria Math"/>
+          <w:sz w:val="28"/>
+          <w:szCs w:val="28"/>
+        </w:rPr>
+      </w:pPr>
+      <m:oMath>
+        <m:r>
+          <w:rPr>
+            <w:rFonts w:ascii="Cambria Math" w:eastAsia="Times New Roman" w:hAnsi="Cambria Math" w:cs="Cambria Math"/>
+            <w:sz w:val="28"/>
+            <w:szCs w:val="28"/>
+          </w:rPr>
+          <m:t>δx=</m:t>
+        </m:r>
+        <m:f>
+          <m:fPr>
+            <m:ctrlPr>
+              <w:rPr>
+                <w:rFonts w:ascii="Cambria Math" w:eastAsia="Times New Roman" w:hAnsi="Cambria Math" w:cs="Cambria Math"/>
+                <w:i/>
+                <w:sz w:val="28"/>
+                <w:szCs w:val="28"/>
+              </w:rPr>
+            </m:ctrlPr>
+          </m:fPr>
+          <m:num>
+            <m:r>
+              <m:rPr>
+                <m:sty m:val="p"/>
+              </m:rPr>
+              <w:rPr>
+                <w:rFonts w:ascii="Cambria Math" w:eastAsia="Times New Roman" w:hAnsi="Cambria Math" w:cs="Cambria Math"/>
+                <w:sz w:val="28"/>
+                <w:szCs w:val="28"/>
+              </w:rPr>
+              <m:t>Δ</m:t>
+            </m:r>
+            <m:r>
+              <w:rPr>
+                <w:rFonts w:ascii="Cambria Math" w:eastAsia="Times New Roman" w:hAnsi="Cambria Math" w:cs="Cambria Math"/>
+                <w:sz w:val="28"/>
+                <w:szCs w:val="28"/>
+              </w:rPr>
+              <m:t>x</m:t>
+            </m:r>
+          </m:num>
+          <m:den>
+            <m:d>
+              <m:dPr>
+                <m:begChr m:val="|"/>
+                <m:endChr m:val="|"/>
+                <m:ctrlPr>
+                  <w:rPr>
+                    <w:rFonts w:ascii="Cambria Math" w:eastAsia="Times New Roman" w:hAnsi="Cambria Math" w:cs="Cambria Math"/>
+                    <w:i/>
+                    <w:sz w:val="28"/>
+                    <w:szCs w:val="28"/>
+                  </w:rPr>
+                </m:ctrlPr>
+              </m:dPr>
+              <m:e>
+                <m:r>
+                  <w:rPr>
+                    <w:rFonts w:ascii="Cambria Math" w:eastAsia="Times New Roman" w:hAnsi="Cambria Math" w:cs="Cambria Math"/>
+                    <w:sz w:val="28"/>
+                    <w:szCs w:val="28"/>
+                  </w:rPr>
+                  <m:t>x</m:t>
+                </m:r>
+              </m:e>
+            </m:d>
+          </m:den>
+        </m:f>
+        <m:r>
+          <w:rPr>
+            <w:rFonts w:ascii="Cambria Math" w:eastAsia="Times New Roman" w:hAnsi="Cambria Math" w:cs="Cambria Math"/>
+            <w:sz w:val="28"/>
+            <w:szCs w:val="28"/>
+          </w:rPr>
+          <m:t>=1.165688189</m:t>
         </m:r>
         <m:sSup>
           <m:sSupPr>
@@ -5156,7 +6332,605 @@
                 <w:sz w:val="28"/>
                 <w:szCs w:val="28"/>
               </w:rPr>
-              <m:t>10</m:t>
+              <m:t>*10</m:t>
+            </m:r>
+          </m:e>
+          <m:sup>
+            <m:r>
+              <w:rPr>
+                <w:rFonts w:ascii="Cambria Math" w:eastAsia="Times New Roman" w:hAnsi="Cambria Math" w:cs="Times New Roman"/>
+                <w:sz w:val="28"/>
+                <w:szCs w:val="28"/>
+              </w:rPr>
+              <m:t>-3</m:t>
+            </m:r>
+          </m:sup>
+        </m:sSup>
+      </m:oMath>
+      <w:r>
+        <w:rPr>
+          <w:rFonts w:ascii="Cambria Math" w:eastAsia="Times New Roman" w:hAnsi="Cambria Math" w:cs="Cambria Math"/>
+          <w:sz w:val="28"/>
+          <w:szCs w:val="28"/>
+        </w:rPr>
+        <w:t xml:space="preserve"> </w:t>
+      </w:r>
+    </w:p>
+    <w:p>
+      <w:pPr>
+        <w:pStyle w:val="ListParagraph"/>
+        <w:spacing w:line="240" w:lineRule="auto"/>
+        <w:jc w:val="center"/>
+        <w:rPr>
+          <w:rFonts w:ascii="Cambria Math" w:eastAsia="Times New Roman" w:hAnsi="Cambria Math" w:cs="Cambria Math"/>
+          <w:sz w:val="28"/>
+          <w:szCs w:val="28"/>
+        </w:rPr>
+      </w:pPr>
+      <w:r>
+        <w:rPr>
+          <w:rFonts w:ascii="Cambria Math" w:eastAsia="Times New Roman" w:hAnsi="Cambria Math" w:cs="Cambria Math"/>
+          <w:sz w:val="28"/>
+          <w:szCs w:val="28"/>
+        </w:rPr>
+        <w:t xml:space="preserve">После округления и перевода в проценты: </w:t>
+      </w:r>
+      <m:oMath>
+        <m:r>
+          <w:rPr>
+            <w:rFonts w:ascii="Cambria Math" w:eastAsia="Times New Roman" w:hAnsi="Cambria Math" w:cs="Cambria Math"/>
+            <w:sz w:val="28"/>
+            <w:szCs w:val="28"/>
+          </w:rPr>
+          <m:t>0.1166</m:t>
+        </m:r>
+        <m:r>
+          <w:rPr>
+            <w:rFonts w:ascii="Cambria Math" w:eastAsia="Times New Roman" w:hAnsi="Cambria Math" w:cs="Times New Roman"/>
+            <w:sz w:val="28"/>
+            <w:szCs w:val="28"/>
+          </w:rPr>
+          <m:t>%</m:t>
+        </m:r>
+      </m:oMath>
+      <w:r>
+        <w:rPr>
+          <w:rFonts w:ascii="Cambria Math" w:eastAsia="Times New Roman" w:hAnsi="Cambria Math" w:cs="Cambria Math"/>
+          <w:sz w:val="28"/>
+          <w:szCs w:val="28"/>
+        </w:rPr>
+        <w:t>;</w:t>
+      </w:r>
+    </w:p>
+    <w:p>
+      <w:pPr>
+        <w:spacing w:line="240" w:lineRule="auto"/>
+        <w:ind w:left="360"/>
+        <w:jc w:val="center"/>
+        <w:rPr>
+          <w:rFonts w:ascii="Cambria Math" w:eastAsia="Times New Roman" w:hAnsi="Cambria Math" w:cs="Cambria Math"/>
+          <w:sz w:val="28"/>
+          <w:szCs w:val="28"/>
+        </w:rPr>
+      </w:pPr>
+      <w:r>
+        <w:rPr>
+          <w:rFonts w:ascii="Cambria Math" w:eastAsia="Times New Roman" w:hAnsi="Cambria Math" w:cs="Cambria Math"/>
+          <w:sz w:val="28"/>
+          <w:szCs w:val="28"/>
+        </w:rPr>
+        <w:t xml:space="preserve">Ответ: </w:t>
+      </w:r>
+      <w:r>
+        <w:rPr>
+          <w:rFonts w:ascii="Cambria Math" w:eastAsia="Times New Roman" w:hAnsi="Cambria Math" w:cs="Cambria Math"/>
+          <w:i/>
+          <w:iCs/>
+          <w:sz w:val="28"/>
+          <w:szCs w:val="28"/>
+          <w:lang w:val="en-US"/>
+        </w:rPr>
+        <w:t>x</w:t>
+      </w:r>
+      <w:r>
+        <w:rPr>
+          <w:rFonts w:ascii="Cambria Math" w:eastAsia="Times New Roman" w:hAnsi="Cambria Math" w:cs="Cambria Math"/>
+          <w:sz w:val="28"/>
+          <w:szCs w:val="28"/>
+        </w:rPr>
+        <w:t xml:space="preserve"> </w:t>
+      </w:r>
+      <w:r>
+        <w:rPr>
+          <w:rFonts w:ascii="Cambria Math" w:eastAsia="Times New Roman" w:hAnsi="Cambria Math" w:cs="Cambria Math"/>
+          <w:sz w:val="28"/>
+          <w:szCs w:val="28"/>
+        </w:rPr>
+        <w:t>∈[</w:t>
+      </w:r>
+      <w:r>
+        <w:rPr>
+          <w:rFonts w:ascii="Cambria Math" w:eastAsia="Times New Roman" w:hAnsi="Cambria Math" w:cs="Cambria Math"/>
+          <w:sz w:val="28"/>
+          <w:szCs w:val="28"/>
+        </w:rPr>
+        <w:t>1.113921</w:t>
+      </w:r>
+      <w:r>
+        <w:rPr>
+          <w:rFonts w:ascii="Cambria Math" w:eastAsia="Times New Roman" w:hAnsi="Cambria Math" w:cs="Cambria Math"/>
+          <w:sz w:val="28"/>
+          <w:szCs w:val="28"/>
+        </w:rPr>
+        <w:t>;</w:t>
+      </w:r>
+      <w:r>
+        <w:rPr>
+          <w:rFonts w:ascii="Cambria Math" w:eastAsia="Times New Roman" w:hAnsi="Cambria Math" w:cs="Cambria Math"/>
+          <w:sz w:val="28"/>
+          <w:szCs w:val="28"/>
+        </w:rPr>
+        <w:t xml:space="preserve"> 1.116521</w:t>
+      </w:r>
+      <w:r>
+        <w:rPr>
+          <w:rFonts w:ascii="Cambria Math" w:eastAsia="Times New Roman" w:hAnsi="Cambria Math" w:cs="Cambria Math"/>
+          <w:sz w:val="28"/>
+          <w:szCs w:val="28"/>
+        </w:rPr>
+        <w:t>]</w:t>
+      </w:r>
+      <w:r>
+        <w:rPr>
+          <w:rFonts w:ascii="Cambria Math" w:eastAsia="Times New Roman" w:hAnsi="Cambria Math" w:cs="Cambria Math"/>
+          <w:sz w:val="28"/>
+          <w:szCs w:val="28"/>
+        </w:rPr>
+        <w:t xml:space="preserve"> (или 1.115221045±</w:t>
+      </w:r>
+      <m:oMath>
+        <m:r>
+          <w:rPr>
+            <w:rFonts w:ascii="Cambria Math" w:eastAsia="Times New Roman" w:hAnsi="Cambria Math" w:cs="Cambria Math"/>
+            <w:sz w:val="28"/>
+            <w:szCs w:val="28"/>
+          </w:rPr>
+          <m:t>1.3</m:t>
+        </m:r>
+        <m:sSup>
+          <m:sSupPr>
+            <m:ctrlPr>
+              <w:rPr>
+                <w:rFonts w:ascii="Cambria Math" w:eastAsia="Times New Roman" w:hAnsi="Cambria Math" w:cs="Times New Roman"/>
+                <w:i/>
+                <w:sz w:val="28"/>
+                <w:szCs w:val="28"/>
+              </w:rPr>
+            </m:ctrlPr>
+          </m:sSupPr>
+          <m:e>
+            <m:r>
+              <w:rPr>
+                <w:rFonts w:ascii="Cambria Math" w:eastAsia="Times New Roman" w:hAnsi="Cambria Math" w:cs="Times New Roman"/>
+                <w:sz w:val="28"/>
+                <w:szCs w:val="28"/>
+              </w:rPr>
+              <m:t>*10</m:t>
+            </m:r>
+          </m:e>
+          <m:sup>
+            <m:r>
+              <w:rPr>
+                <w:rFonts w:ascii="Cambria Math" w:eastAsia="Times New Roman" w:hAnsi="Cambria Math" w:cs="Times New Roman"/>
+                <w:sz w:val="28"/>
+                <w:szCs w:val="28"/>
+              </w:rPr>
+              <m:t>-3</m:t>
+            </m:r>
+          </m:sup>
+        </m:sSup>
+        <m:r>
+          <w:rPr>
+            <w:rFonts w:ascii="Cambria Math" w:eastAsia="Times New Roman" w:hAnsi="Cambria Math" w:cs="Times New Roman"/>
+            <w:sz w:val="28"/>
+            <w:szCs w:val="28"/>
+          </w:rPr>
+          <m:t>)</m:t>
+        </m:r>
+      </m:oMath>
+      <w:r>
+        <w:rPr>
+          <w:rFonts w:ascii="Cambria Math" w:eastAsia="Times New Roman" w:hAnsi="Cambria Math" w:cs="Cambria Math"/>
+          <w:sz w:val="28"/>
+          <w:szCs w:val="28"/>
+        </w:rPr>
+        <w:t xml:space="preserve">, </w:t>
+      </w:r>
+    </w:p>
+    <w:p>
+      <w:pPr>
+        <w:spacing w:line="240" w:lineRule="auto"/>
+        <w:ind w:left="360"/>
+        <w:jc w:val="center"/>
+        <w:rPr>
+          <w:rFonts w:ascii="Cambria Math" w:eastAsia="Times New Roman" w:hAnsi="Cambria Math" w:cs="Cambria Math"/>
+          <w:sz w:val="28"/>
+          <w:szCs w:val="28"/>
+        </w:rPr>
+      </w:pPr>
+      <w:r>
+        <w:rPr>
+          <w:rFonts w:ascii="Cambria Math" w:eastAsia="Times New Roman" w:hAnsi="Cambria Math" w:cs="Cambria Math"/>
+          <w:sz w:val="28"/>
+          <w:szCs w:val="28"/>
+        </w:rPr>
+        <w:t xml:space="preserve"> </w:t>
+      </w:r>
+      <m:oMath>
+        <m:r>
+          <w:rPr>
+            <w:rFonts w:ascii="Cambria Math" w:eastAsia="Times New Roman" w:hAnsi="Cambria Math" w:cs="Cambria Math"/>
+            <w:sz w:val="28"/>
+            <w:szCs w:val="28"/>
+            <w:lang w:val="en-US"/>
+          </w:rPr>
+          <m:t>δx</m:t>
+        </m:r>
+        <m:r>
+          <w:rPr>
+            <w:rFonts w:ascii="Cambria Math" w:eastAsia="Times New Roman" w:hAnsi="Cambria Math" w:cs="Cambria Math"/>
+            <w:sz w:val="28"/>
+            <w:szCs w:val="28"/>
+          </w:rPr>
+          <m:t>≈0.1166</m:t>
+        </m:r>
+        <m:r>
+          <w:rPr>
+            <w:rFonts w:ascii="Cambria Math" w:eastAsia="Times New Roman" w:hAnsi="Cambria Math" w:cs="Times New Roman"/>
+            <w:sz w:val="28"/>
+            <w:szCs w:val="28"/>
+          </w:rPr>
+          <m:t>%</m:t>
+        </m:r>
+      </m:oMath>
+      <w:r>
+        <w:rPr>
+          <w:rFonts w:ascii="Cambria Math" w:eastAsia="Times New Roman" w:hAnsi="Cambria Math" w:cs="Cambria Math"/>
+          <w:sz w:val="28"/>
+          <w:szCs w:val="28"/>
+        </w:rPr>
+        <w:t>;</w:t>
+      </w:r>
+    </w:p>
+    <w:p>
+      <w:pPr>
+        <w:pStyle w:val="ListParagraph"/>
+        <w:numPr>
+          <w:ilvl w:val="0"/>
+          <w:numId w:val="10"/>
+        </w:numPr>
+        <w:spacing w:line="240" w:lineRule="auto"/>
+        <w:jc w:val="center"/>
+        <w:rPr>
+          <w:rFonts w:ascii="Cambria Math" w:eastAsia="Times New Roman" w:hAnsi="Cambria Math" w:cs="Cambria Math"/>
+          <w:sz w:val="28"/>
+          <w:szCs w:val="28"/>
+        </w:rPr>
+      </w:pPr>
+      <w:r>
+        <w:rPr>
+          <w:rFonts w:ascii="Cambria Math" w:eastAsia="Times New Roman" w:hAnsi="Cambria Math" w:cs="Cambria Math"/>
+          <w:i/>
+          <w:iCs/>
+          <w:sz w:val="28"/>
+          <w:szCs w:val="28"/>
+          <w:lang w:val="en-US"/>
+        </w:rPr>
+        <w:t xml:space="preserve">x </w:t>
+      </w:r>
+      <w:r>
+        <w:rPr>
+          <w:rFonts w:ascii="Cambria Math" w:eastAsia="Times New Roman" w:hAnsi="Cambria Math" w:cs="Cambria Math"/>
+          <w:sz w:val="28"/>
+          <w:szCs w:val="28"/>
+          <w:lang w:val="en-US"/>
+        </w:rPr>
+        <w:t xml:space="preserve">= </w:t>
+      </w:r>
+      <w:r>
+        <w:rPr>
+          <w:rFonts w:ascii="Cambria Math" w:eastAsia="Times New Roman" w:hAnsi="Cambria Math" w:cs="Cambria Math"/>
+          <w:sz w:val="28"/>
+          <w:szCs w:val="28"/>
+        </w:rPr>
+        <w:t>49.40754229</w:t>
+      </w:r>
+      <w:r>
+        <w:rPr>
+          <w:rFonts w:ascii="Cambria Math" w:eastAsia="Times New Roman" w:hAnsi="Cambria Math" w:cs="Cambria Math"/>
+          <w:sz w:val="28"/>
+          <w:szCs w:val="28"/>
+        </w:rPr>
+        <w:t>;</w:t>
+      </w:r>
+    </w:p>
+    <w:p>
+      <w:pPr>
+        <w:pStyle w:val="ListParagraph"/>
+        <w:spacing w:line="240" w:lineRule="auto"/>
+        <w:jc w:val="center"/>
+        <w:rPr>
+          <w:rFonts w:ascii="Cambria Math" w:eastAsia="Times New Roman" w:hAnsi="Cambria Math" w:cs="Cambria Math"/>
+          <w:sz w:val="28"/>
+          <w:szCs w:val="28"/>
+        </w:rPr>
+      </w:pPr>
+      <w:r>
+        <w:rPr>
+          <w:rFonts w:ascii="Cambria Math" w:eastAsia="Times New Roman" w:hAnsi="Cambria Math" w:cs="Cambria Math"/>
+          <w:sz w:val="28"/>
+          <w:szCs w:val="28"/>
+        </w:rPr>
+        <w:t xml:space="preserve">Предельная абсолютная погрешность: </w:t>
+      </w:r>
+    </w:p>
+    <w:p>
+      <w:pPr>
+        <w:pStyle w:val="ListParagraph"/>
+        <w:spacing w:line="240" w:lineRule="auto"/>
+        <w:jc w:val="center"/>
+        <w:rPr>
+          <w:rFonts w:ascii="Cambria Math" w:eastAsia="Times New Roman" w:hAnsi="Cambria Math" w:cs="Cambria Math"/>
+          <w:sz w:val="28"/>
+          <w:szCs w:val="28"/>
+        </w:rPr>
+      </w:pPr>
+      <m:oMathPara>
+        <m:oMath>
+          <m:r>
+            <m:rPr>
+              <m:sty m:val="p"/>
+            </m:rPr>
+            <w:rPr>
+              <w:rFonts w:ascii="Cambria Math" w:eastAsia="Times New Roman" w:hAnsi="Cambria Math" w:cs="Cambria Math"/>
+              <w:sz w:val="28"/>
+              <w:szCs w:val="28"/>
+            </w:rPr>
+            <m:t>Δ</m:t>
+          </m:r>
+          <m:r>
+            <w:rPr>
+              <w:rFonts w:ascii="Cambria Math" w:eastAsia="Times New Roman" w:hAnsi="Cambria Math" w:cs="Cambria Math"/>
+              <w:sz w:val="28"/>
+              <w:szCs w:val="28"/>
+            </w:rPr>
+            <m:t>x=</m:t>
+          </m:r>
+          <m:r>
+            <m:rPr>
+              <m:sty m:val="p"/>
+            </m:rPr>
+            <w:rPr>
+              <w:rFonts w:ascii="Cambria Math" w:eastAsia="Times New Roman" w:hAnsi="Cambria Math" w:cs="Cambria Math"/>
+              <w:sz w:val="28"/>
+              <w:szCs w:val="28"/>
+            </w:rPr>
+            <m:t>Δ</m:t>
+          </m:r>
+          <m:r>
+            <w:rPr>
+              <w:rFonts w:ascii="Cambria Math" w:eastAsia="Times New Roman" w:hAnsi="Cambria Math" w:cs="Cambria Math"/>
+              <w:sz w:val="28"/>
+              <w:szCs w:val="28"/>
+            </w:rPr>
+            <m:t>a+</m:t>
+          </m:r>
+          <m:r>
+            <m:rPr>
+              <m:sty m:val="p"/>
+            </m:rPr>
+            <w:rPr>
+              <w:rFonts w:ascii="Cambria Math" w:eastAsia="Times New Roman" w:hAnsi="Cambria Math" w:cs="Cambria Math"/>
+              <w:sz w:val="28"/>
+              <w:szCs w:val="28"/>
+            </w:rPr>
+            <m:t>Δ</m:t>
+          </m:r>
+          <m:r>
+            <w:rPr>
+              <w:rFonts w:ascii="Cambria Math" w:eastAsia="Times New Roman" w:hAnsi="Cambria Math" w:cs="Cambria Math"/>
+              <w:sz w:val="28"/>
+              <w:szCs w:val="28"/>
+            </w:rPr>
+            <m:t>b+</m:t>
+          </m:r>
+          <m:r>
+            <m:rPr>
+              <m:sty m:val="p"/>
+            </m:rPr>
+            <w:rPr>
+              <w:rFonts w:ascii="Cambria Math" w:eastAsia="Times New Roman" w:hAnsi="Cambria Math" w:cs="Cambria Math"/>
+              <w:sz w:val="28"/>
+              <w:szCs w:val="28"/>
+            </w:rPr>
+            <m:t>Δ</m:t>
+          </m:r>
+          <m:r>
+            <w:rPr>
+              <w:rFonts w:ascii="Cambria Math" w:eastAsia="Times New Roman" w:hAnsi="Cambria Math" w:cs="Cambria Math"/>
+              <w:sz w:val="28"/>
+              <w:szCs w:val="28"/>
+            </w:rPr>
+            <m:t>c=6</m:t>
+          </m:r>
+          <m:sSup>
+            <m:sSupPr>
+              <m:ctrlPr>
+                <w:rPr>
+                  <w:rFonts w:ascii="Cambria Math" w:eastAsia="Times New Roman" w:hAnsi="Cambria Math" w:cs="Times New Roman"/>
+                  <w:i/>
+                  <w:sz w:val="28"/>
+                  <w:szCs w:val="28"/>
+                </w:rPr>
+              </m:ctrlPr>
+            </m:sSupPr>
+            <m:e>
+              <m:r>
+                <w:rPr>
+                  <w:rFonts w:ascii="Cambria Math" w:eastAsia="Times New Roman" w:hAnsi="Cambria Math" w:cs="Times New Roman"/>
+                  <w:sz w:val="28"/>
+                  <w:szCs w:val="28"/>
+                </w:rPr>
+                <m:t>*10</m:t>
+              </m:r>
+            </m:e>
+            <m:sup>
+              <m:r>
+                <w:rPr>
+                  <w:rFonts w:ascii="Cambria Math" w:eastAsia="Times New Roman" w:hAnsi="Cambria Math" w:cs="Times New Roman"/>
+                  <w:sz w:val="28"/>
+                  <w:szCs w:val="28"/>
+                </w:rPr>
+                <m:t>-3</m:t>
+              </m:r>
+            </m:sup>
+          </m:sSup>
+        </m:oMath>
+      </m:oMathPara>
+    </w:p>
+    <w:p>
+      <w:pPr>
+        <w:pStyle w:val="ListParagraph"/>
+        <w:spacing w:line="240" w:lineRule="auto"/>
+        <w:jc w:val="center"/>
+        <w:rPr>
+          <w:rFonts w:ascii="Cambria Math" w:eastAsia="Times New Roman" w:hAnsi="Cambria Math" w:cs="Cambria Math"/>
+          <w:sz w:val="28"/>
+          <w:szCs w:val="28"/>
+        </w:rPr>
+      </w:pPr>
+      <m:oMathPara>
+        <m:oMath>
+          <m:r>
+            <m:rPr>
+              <m:sty m:val="p"/>
+            </m:rPr>
+            <w:rPr>
+              <w:rFonts w:ascii="Cambria Math" w:eastAsia="Times New Roman" w:hAnsi="Cambria Math" w:cs="Cambria Math"/>
+              <w:sz w:val="28"/>
+              <w:szCs w:val="28"/>
+            </w:rPr>
+            <m:t>Предельная относительная погрешность:</m:t>
+          </m:r>
+        </m:oMath>
+      </m:oMathPara>
+    </w:p>
+    <w:p>
+      <w:pPr>
+        <w:pStyle w:val="ListParagraph"/>
+        <w:spacing w:line="240" w:lineRule="auto"/>
+        <w:jc w:val="center"/>
+        <w:rPr>
+          <w:rFonts w:ascii="Cambria Math" w:eastAsia="Times New Roman" w:hAnsi="Cambria Math" w:cs="Cambria Math"/>
+          <w:sz w:val="28"/>
+          <w:szCs w:val="28"/>
+        </w:rPr>
+      </w:pPr>
+      <m:oMath>
+        <m:r>
+          <w:rPr>
+            <w:rFonts w:ascii="Cambria Math" w:eastAsia="Times New Roman" w:hAnsi="Cambria Math" w:cs="Cambria Math"/>
+            <w:sz w:val="28"/>
+            <w:szCs w:val="28"/>
+          </w:rPr>
+          <m:t>δx=</m:t>
+        </m:r>
+        <m:f>
+          <m:fPr>
+            <m:ctrlPr>
+              <w:rPr>
+                <w:rFonts w:ascii="Cambria Math" w:eastAsia="Times New Roman" w:hAnsi="Cambria Math" w:cs="Cambria Math"/>
+                <w:i/>
+                <w:sz w:val="28"/>
+                <w:szCs w:val="28"/>
+              </w:rPr>
+            </m:ctrlPr>
+          </m:fPr>
+          <m:num>
+            <m:r>
+              <m:rPr>
+                <m:sty m:val="p"/>
+              </m:rPr>
+              <w:rPr>
+                <w:rFonts w:ascii="Cambria Math" w:eastAsia="Times New Roman" w:hAnsi="Cambria Math" w:cs="Cambria Math"/>
+                <w:sz w:val="28"/>
+                <w:szCs w:val="28"/>
+              </w:rPr>
+              <m:t>Δ</m:t>
+            </m:r>
+            <m:r>
+              <w:rPr>
+                <w:rFonts w:ascii="Cambria Math" w:eastAsia="Times New Roman" w:hAnsi="Cambria Math" w:cs="Cambria Math"/>
+                <w:sz w:val="28"/>
+                <w:szCs w:val="28"/>
+              </w:rPr>
+              <m:t>x</m:t>
+            </m:r>
+          </m:num>
+          <m:den>
+            <m:d>
+              <m:dPr>
+                <m:begChr m:val="|"/>
+                <m:endChr m:val="|"/>
+                <m:ctrlPr>
+                  <w:rPr>
+                    <w:rFonts w:ascii="Cambria Math" w:eastAsia="Times New Roman" w:hAnsi="Cambria Math" w:cs="Cambria Math"/>
+                    <w:i/>
+                    <w:sz w:val="28"/>
+                    <w:szCs w:val="28"/>
+                  </w:rPr>
+                </m:ctrlPr>
+              </m:dPr>
+              <m:e>
+                <m:r>
+                  <w:rPr>
+                    <w:rFonts w:ascii="Cambria Math" w:eastAsia="Times New Roman" w:hAnsi="Cambria Math" w:cs="Cambria Math"/>
+                    <w:sz w:val="28"/>
+                    <w:szCs w:val="28"/>
+                  </w:rPr>
+                  <m:t>x</m:t>
+                </m:r>
+              </m:e>
+            </m:d>
+          </m:den>
+        </m:f>
+        <m:r>
+          <w:rPr>
+            <w:rFonts w:ascii="Cambria Math" w:eastAsia="Times New Roman" w:hAnsi="Cambria Math" w:cs="Cambria Math"/>
+            <w:sz w:val="28"/>
+            <w:szCs w:val="28"/>
+          </w:rPr>
+          <m:t>=1.214389488</m:t>
+        </m:r>
+        <m:sSup>
+          <m:sSupPr>
+            <m:ctrlPr>
+              <w:rPr>
+                <w:rFonts w:ascii="Cambria Math" w:eastAsia="Times New Roman" w:hAnsi="Cambria Math" w:cs="Times New Roman"/>
+                <w:i/>
+                <w:sz w:val="28"/>
+                <w:szCs w:val="28"/>
+              </w:rPr>
+            </m:ctrlPr>
+          </m:sSupPr>
+          <m:e>
+            <m:r>
+              <w:rPr>
+                <w:rFonts w:ascii="Cambria Math" w:eastAsia="Times New Roman" w:hAnsi="Cambria Math" w:cs="Times New Roman"/>
+                <w:sz w:val="28"/>
+                <w:szCs w:val="28"/>
+              </w:rPr>
+              <m:t>*10</m:t>
             </m:r>
           </m:e>
           <m:sup>
@@ -5177,37 +6951,278 @@
           <w:sz w:val="28"/>
           <w:szCs w:val="28"/>
         </w:rPr>
-        <w:t>=0,000841778</w:t>
-      </w:r>
-      <w:r>
-        <w:rPr>
-          <w:rFonts w:ascii="Cambria Math" w:eastAsia="Times New Roman" w:hAnsi="Cambria Math" w:cs="Cambria Math"/>
-          <w:sz w:val="28"/>
-          <w:szCs w:val="28"/>
-        </w:rPr>
-        <w:t xml:space="preserve">  </w:t>
-      </w:r>
-      <w:r>
-        <w:rPr>
-          <w:rFonts w:ascii="Cambria Math" w:eastAsia="Times New Roman" w:hAnsi="Cambria Math" w:cs="Cambria Math"/>
-          <w:sz w:val="28"/>
-          <w:szCs w:val="28"/>
-        </w:rPr>
         <w:t xml:space="preserve"> </w:t>
       </w:r>
     </w:p>
     <w:p>
       <w:pPr>
-        <w:spacing w:line="240" w:lineRule="auto"/>
-        <w:jc w:val="center"/>
-        <w:rPr>
-          <w:rFonts w:ascii="Cambria Math" w:eastAsia="Times New Roman" w:hAnsi="Cambria Math" w:cs="Cambria Math"/>
-          <w:b/>
-          <w:bCs/>
-          <w:sz w:val="28"/>
-          <w:szCs w:val="28"/>
-        </w:rPr>
-      </w:pPr>
+        <w:pStyle w:val="ListParagraph"/>
+        <w:spacing w:line="240" w:lineRule="auto"/>
+        <w:jc w:val="center"/>
+        <w:rPr>
+          <w:rFonts w:ascii="Cambria Math" w:eastAsia="Times New Roman" w:hAnsi="Cambria Math" w:cs="Cambria Math"/>
+          <w:sz w:val="28"/>
+          <w:szCs w:val="28"/>
+        </w:rPr>
+      </w:pPr>
+      <w:r>
+        <w:rPr>
+          <w:rFonts w:ascii="Cambria Math" w:eastAsia="Times New Roman" w:hAnsi="Cambria Math" w:cs="Cambria Math"/>
+          <w:sz w:val="28"/>
+          <w:szCs w:val="28"/>
+        </w:rPr>
+        <w:t xml:space="preserve">После округления и перевода в проценты: </w:t>
+      </w:r>
+      <m:oMath>
+        <m:r>
+          <w:rPr>
+            <w:rFonts w:ascii="Cambria Math" w:eastAsia="Times New Roman" w:hAnsi="Cambria Math" w:cs="Cambria Math"/>
+            <w:sz w:val="28"/>
+            <w:szCs w:val="28"/>
+          </w:rPr>
+          <m:t>0.012</m:t>
+        </m:r>
+        <m:r>
+          <w:rPr>
+            <w:rFonts w:ascii="Cambria Math" w:eastAsia="Times New Roman" w:hAnsi="Cambria Math" w:cs="Times New Roman"/>
+            <w:sz w:val="28"/>
+            <w:szCs w:val="28"/>
+          </w:rPr>
+          <m:t>%</m:t>
+        </m:r>
+      </m:oMath>
+      <w:r>
+        <w:rPr>
+          <w:rFonts w:ascii="Cambria Math" w:eastAsia="Times New Roman" w:hAnsi="Cambria Math" w:cs="Cambria Math"/>
+          <w:sz w:val="28"/>
+          <w:szCs w:val="28"/>
+        </w:rPr>
+        <w:t>;</w:t>
+      </w:r>
+    </w:p>
+    <w:p>
+      <w:pPr>
+        <w:spacing w:line="240" w:lineRule="auto"/>
+        <w:ind w:left="360"/>
+        <w:jc w:val="center"/>
+        <w:rPr>
+          <w:rFonts w:ascii="Cambria Math" w:eastAsia="Times New Roman" w:hAnsi="Cambria Math" w:cs="Cambria Math"/>
+          <w:sz w:val="28"/>
+          <w:szCs w:val="28"/>
+        </w:rPr>
+      </w:pPr>
+      <w:r>
+        <w:rPr>
+          <w:rFonts w:ascii="Cambria Math" w:eastAsia="Times New Roman" w:hAnsi="Cambria Math" w:cs="Cambria Math"/>
+          <w:sz w:val="28"/>
+          <w:szCs w:val="28"/>
+        </w:rPr>
+        <w:t xml:space="preserve">Ответ: </w:t>
+      </w:r>
+      <w:r>
+        <w:rPr>
+          <w:rFonts w:ascii="Cambria Math" w:eastAsia="Times New Roman" w:hAnsi="Cambria Math" w:cs="Cambria Math"/>
+          <w:i/>
+          <w:iCs/>
+          <w:sz w:val="28"/>
+          <w:szCs w:val="28"/>
+          <w:lang w:val="en-US"/>
+        </w:rPr>
+        <w:t>x</w:t>
+      </w:r>
+      <w:r>
+        <w:rPr>
+          <w:rFonts w:ascii="Cambria Math" w:eastAsia="Times New Roman" w:hAnsi="Cambria Math" w:cs="Cambria Math"/>
+          <w:sz w:val="28"/>
+          <w:szCs w:val="28"/>
+        </w:rPr>
+        <w:t xml:space="preserve"> </w:t>
+      </w:r>
+      <w:r>
+        <w:rPr>
+          <w:rFonts w:ascii="Cambria Math" w:eastAsia="Times New Roman" w:hAnsi="Cambria Math" w:cs="Cambria Math"/>
+          <w:sz w:val="28"/>
+          <w:szCs w:val="28"/>
+        </w:rPr>
+        <w:t>∈[</w:t>
+      </w:r>
+      <w:r>
+        <w:rPr>
+          <w:rFonts w:ascii="Cambria Math" w:eastAsia="Times New Roman" w:hAnsi="Cambria Math" w:cs="Cambria Math"/>
+          <w:sz w:val="28"/>
+          <w:szCs w:val="28"/>
+        </w:rPr>
+        <w:t>49.40154229</w:t>
+      </w:r>
+      <w:r>
+        <w:rPr>
+          <w:rFonts w:ascii="Cambria Math" w:eastAsia="Times New Roman" w:hAnsi="Cambria Math" w:cs="Cambria Math"/>
+          <w:sz w:val="28"/>
+          <w:szCs w:val="28"/>
+        </w:rPr>
+        <w:t>;</w:t>
+      </w:r>
+      <w:r>
+        <w:rPr>
+          <w:rFonts w:ascii="Cambria Math" w:eastAsia="Times New Roman" w:hAnsi="Cambria Math" w:cs="Cambria Math"/>
+          <w:sz w:val="28"/>
+          <w:szCs w:val="28"/>
+        </w:rPr>
+        <w:t xml:space="preserve"> </w:t>
+      </w:r>
+      <w:r>
+        <w:rPr>
+          <w:rFonts w:ascii="Cambria Math" w:eastAsia="Times New Roman" w:hAnsi="Cambria Math" w:cs="Cambria Math"/>
+          <w:sz w:val="28"/>
+          <w:szCs w:val="28"/>
+        </w:rPr>
+        <w:t>49.41354229</w:t>
+      </w:r>
+      <w:r>
+        <w:rPr>
+          <w:rFonts w:ascii="Cambria Math" w:eastAsia="Times New Roman" w:hAnsi="Cambria Math" w:cs="Cambria Math"/>
+          <w:sz w:val="28"/>
+          <w:szCs w:val="28"/>
+        </w:rPr>
+        <w:t>]</w:t>
+      </w:r>
+      <w:r>
+        <w:rPr>
+          <w:rFonts w:ascii="Cambria Math" w:eastAsia="Times New Roman" w:hAnsi="Cambria Math" w:cs="Cambria Math"/>
+          <w:sz w:val="28"/>
+          <w:szCs w:val="28"/>
+        </w:rPr>
+        <w:t xml:space="preserve"> (или </w:t>
+      </w:r>
+      <w:r>
+        <w:rPr>
+          <w:rFonts w:ascii="Cambria Math" w:eastAsia="Times New Roman" w:hAnsi="Cambria Math" w:cs="Cambria Math"/>
+          <w:sz w:val="28"/>
+          <w:szCs w:val="28"/>
+        </w:rPr>
+        <w:t>49.40754229</w:t>
+      </w:r>
+      <w:r>
+        <w:rPr>
+          <w:rFonts w:ascii="Cambria Math" w:eastAsia="Times New Roman" w:hAnsi="Cambria Math" w:cs="Cambria Math"/>
+          <w:sz w:val="28"/>
+          <w:szCs w:val="28"/>
+        </w:rPr>
+        <w:t>±</w:t>
+      </w:r>
+      <m:oMath>
+        <m:r>
+          <w:rPr>
+            <w:rFonts w:ascii="Cambria Math" w:eastAsia="Times New Roman" w:hAnsi="Cambria Math" w:cs="Cambria Math"/>
+            <w:sz w:val="28"/>
+            <w:szCs w:val="28"/>
+          </w:rPr>
+          <m:t>6</m:t>
+        </m:r>
+        <m:sSup>
+          <m:sSupPr>
+            <m:ctrlPr>
+              <w:rPr>
+                <w:rFonts w:ascii="Cambria Math" w:eastAsia="Times New Roman" w:hAnsi="Cambria Math" w:cs="Times New Roman"/>
+                <w:i/>
+                <w:sz w:val="28"/>
+                <w:szCs w:val="28"/>
+              </w:rPr>
+            </m:ctrlPr>
+          </m:sSupPr>
+          <m:e>
+            <m:r>
+              <w:rPr>
+                <w:rFonts w:ascii="Cambria Math" w:eastAsia="Times New Roman" w:hAnsi="Cambria Math" w:cs="Times New Roman"/>
+                <w:sz w:val="28"/>
+                <w:szCs w:val="28"/>
+              </w:rPr>
+              <m:t>*10</m:t>
+            </m:r>
+          </m:e>
+          <m:sup>
+            <m:r>
+              <w:rPr>
+                <w:rFonts w:ascii="Cambria Math" w:eastAsia="Times New Roman" w:hAnsi="Cambria Math" w:cs="Times New Roman"/>
+                <w:sz w:val="28"/>
+                <w:szCs w:val="28"/>
+              </w:rPr>
+              <m:t>-3</m:t>
+            </m:r>
+          </m:sup>
+        </m:sSup>
+        <m:r>
+          <w:rPr>
+            <w:rFonts w:ascii="Cambria Math" w:eastAsia="Times New Roman" w:hAnsi="Cambria Math" w:cs="Times New Roman"/>
+            <w:sz w:val="28"/>
+            <w:szCs w:val="28"/>
+          </w:rPr>
+          <m:t>)</m:t>
+        </m:r>
+      </m:oMath>
+      <w:r>
+        <w:rPr>
+          <w:rFonts w:ascii="Cambria Math" w:eastAsia="Times New Roman" w:hAnsi="Cambria Math" w:cs="Cambria Math"/>
+          <w:sz w:val="28"/>
+          <w:szCs w:val="28"/>
+        </w:rPr>
+        <w:t xml:space="preserve">, </w:t>
+      </w:r>
+    </w:p>
+    <w:p>
+      <w:pPr>
+        <w:spacing w:line="240" w:lineRule="auto"/>
+        <w:ind w:left="360"/>
+        <w:jc w:val="center"/>
+        <w:rPr>
+          <w:rFonts w:ascii="Cambria Math" w:eastAsia="Times New Roman" w:hAnsi="Cambria Math" w:cs="Cambria Math"/>
+          <w:sz w:val="28"/>
+          <w:szCs w:val="28"/>
+        </w:rPr>
+      </w:pPr>
+      <w:r>
+        <w:rPr>
+          <w:rFonts w:ascii="Cambria Math" w:eastAsia="Times New Roman" w:hAnsi="Cambria Math" w:cs="Cambria Math"/>
+          <w:sz w:val="28"/>
+          <w:szCs w:val="28"/>
+        </w:rPr>
+        <w:t xml:space="preserve"> </w:t>
+      </w:r>
+      <m:oMath>
+        <m:r>
+          <w:rPr>
+            <w:rFonts w:ascii="Cambria Math" w:eastAsia="Times New Roman" w:hAnsi="Cambria Math" w:cs="Cambria Math"/>
+            <w:sz w:val="28"/>
+            <w:szCs w:val="28"/>
+            <w:lang w:val="en-US"/>
+          </w:rPr>
+          <m:t>δx</m:t>
+        </m:r>
+        <m:r>
+          <w:rPr>
+            <w:rFonts w:ascii="Cambria Math" w:eastAsia="Times New Roman" w:hAnsi="Cambria Math" w:cs="Cambria Math"/>
+            <w:sz w:val="28"/>
+            <w:szCs w:val="28"/>
+          </w:rPr>
+          <m:t>≈0.012</m:t>
+        </m:r>
+        <m:r>
+          <w:rPr>
+            <w:rFonts w:ascii="Cambria Math" w:eastAsia="Times New Roman" w:hAnsi="Cambria Math" w:cs="Times New Roman"/>
+            <w:sz w:val="28"/>
+            <w:szCs w:val="28"/>
+          </w:rPr>
+          <m:t>%</m:t>
+        </m:r>
+      </m:oMath>
+      <w:r>
+        <w:rPr>
+          <w:rFonts w:ascii="Cambria Math" w:eastAsia="Times New Roman" w:hAnsi="Cambria Math" w:cs="Cambria Math"/>
+          <w:sz w:val="28"/>
+          <w:szCs w:val="28"/>
+        </w:rPr>
+        <w:t>;</w:t>
+      </w:r>
     </w:p>
     <w:p>
       <w:pPr>
@@ -5293,7 +7308,7 @@
                     <pic:cNvPicPr/>
                   </pic:nvPicPr>
                   <pic:blipFill>
-                    <a:blip r:embed="rId10"/>
+                    <a:blip r:embed="rId11"/>
                     <a:stretch>
                       <a:fillRect/>
                     </a:stretch>
@@ -5351,7 +7366,7 @@
                     <pic:cNvPicPr/>
                   </pic:nvPicPr>
                   <pic:blipFill>
-                    <a:blip r:embed="rId11"/>
+                    <a:blip r:embed="rId12"/>
                     <a:stretch>
                       <a:fillRect/>
                     </a:stretch>
@@ -5409,7 +7424,7 @@
                     <pic:cNvPicPr/>
                   </pic:nvPicPr>
                   <pic:blipFill>
-                    <a:blip r:embed="rId12"/>
+                    <a:blip r:embed="rId13"/>
                     <a:stretch>
                       <a:fillRect/>
                     </a:stretch>
@@ -5453,6 +7468,7 @@
           <w:szCs w:val="28"/>
           <w:lang w:val="en-US"/>
         </w:rPr>
+        <w:lastRenderedPageBreak/>
         <w:drawing>
           <wp:inline distT="0" distB="0" distL="0" distR="0" wp14:anchorId="2AD0B3C0" wp14:editId="238C85C6">
             <wp:extent cx="2620722" cy="1240503"/>
@@ -5469,7 +7485,7 @@
                     <pic:cNvPicPr/>
                   </pic:nvPicPr>
                   <pic:blipFill>
-                    <a:blip r:embed="rId13"/>
+                    <a:blip r:embed="rId14"/>
                     <a:stretch>
                       <a:fillRect/>
                     </a:stretch>
@@ -5511,7 +7527,6 @@
           <w:sz w:val="28"/>
           <w:szCs w:val="28"/>
         </w:rPr>
-        <w:lastRenderedPageBreak/>
         <w:drawing>
           <wp:inline distT="0" distB="0" distL="0" distR="0" wp14:anchorId="04C67801" wp14:editId="2F905E1F">
             <wp:extent cx="5598532" cy="4880054"/>
@@ -5528,7 +7543,7 @@
                     <pic:cNvPicPr/>
                   </pic:nvPicPr>
                   <pic:blipFill>
-                    <a:blip r:embed="rId14"/>
+                    <a:blip r:embed="rId15"/>
                     <a:stretch>
                       <a:fillRect/>
                     </a:stretch>
@@ -5607,7 +7622,7 @@
                     <pic:cNvPicPr/>
                   </pic:nvPicPr>
                   <pic:blipFill>
-                    <a:blip r:embed="rId15"/>
+                    <a:blip r:embed="rId16"/>
                     <a:stretch>
                       <a:fillRect/>
                     </a:stretch>
@@ -5675,6 +7690,7 @@
           <w:szCs w:val="28"/>
           <w:lang w:val="en-US"/>
         </w:rPr>
+        <w:lastRenderedPageBreak/>
         <w:drawing>
           <wp:inline distT="0" distB="0" distL="0" distR="0" wp14:anchorId="50F1E15A" wp14:editId="4AB35D8B">
             <wp:extent cx="3123328" cy="1437052"/>
@@ -5691,7 +7707,7 @@
                     <pic:cNvPicPr/>
                   </pic:nvPicPr>
                   <pic:blipFill rotWithShape="1">
-                    <a:blip r:embed="rId16"/>
+                    <a:blip r:embed="rId17"/>
                     <a:srcRect t="5152"/>
                     <a:stretch>
                       <a:fillRect/>
@@ -5741,7 +7757,6 @@
           <w:sz w:val="28"/>
           <w:szCs w:val="28"/>
         </w:rPr>
-        <w:lastRenderedPageBreak/>
         <w:t>в)</w:t>
       </w:r>
     </w:p>
@@ -5784,7 +7799,7 @@
                     <pic:cNvPicPr/>
                   </pic:nvPicPr>
                   <pic:blipFill>
-                    <a:blip r:embed="rId17"/>
+                    <a:blip r:embed="rId18"/>
                     <a:stretch>
                       <a:fillRect/>
                     </a:stretch>
@@ -5867,7 +7882,7 @@
                     <pic:cNvPicPr/>
                   </pic:nvPicPr>
                   <pic:blipFill>
-                    <a:blip r:embed="rId18"/>
+                    <a:blip r:embed="rId19"/>
                     <a:stretch>
                       <a:fillRect/>
                     </a:stretch>
@@ -5950,7 +7965,7 @@
                     <pic:cNvPicPr/>
                   </pic:nvPicPr>
                   <pic:blipFill>
-                    <a:blip r:embed="rId19"/>
+                    <a:blip r:embed="rId20"/>
                     <a:stretch>
                       <a:fillRect/>
                     </a:stretch>
@@ -6008,7 +8023,7 @@
                     <pic:cNvPicPr/>
                   </pic:nvPicPr>
                   <pic:blipFill>
-                    <a:blip r:embed="rId20"/>
+                    <a:blip r:embed="rId21"/>
                     <a:stretch>
                       <a:fillRect/>
                     </a:stretch>
@@ -6079,7 +8094,7 @@
         </w:rPr>
         <w:lastRenderedPageBreak/>
         <w:drawing>
-          <wp:anchor distT="0" distB="0" distL="114300" distR="114300" simplePos="0" relativeHeight="251666432" behindDoc="0" locked="0" layoutInCell="1" allowOverlap="1" wp14:anchorId="0C0F9F69" wp14:editId="13CFD2CC">
+          <wp:anchor distT="0" distB="0" distL="114300" distR="114300" simplePos="0" relativeHeight="251666432" behindDoc="0" locked="0" layoutInCell="1" allowOverlap="1" wp14:anchorId="0C0F9F69" wp14:editId="75E37646">
             <wp:simplePos x="0" y="0"/>
             <wp:positionH relativeFrom="column">
               <wp:posOffset>-500798</wp:posOffset>
@@ -6102,7 +8117,7 @@
                     <pic:cNvPicPr/>
                   </pic:nvPicPr>
                   <pic:blipFill>
-                    <a:blip r:embed="rId21" cstate="print">
+                    <a:blip r:embed="rId22" cstate="print">
                       <a:extLst>
                         <a:ext uri="{28A0092B-C50C-407E-A947-70E740481C1C}">
                           <a14:useLocalDpi xmlns:a14="http://schemas.microsoft.com/office/drawing/2010/main" val="0"/>
@@ -6190,7 +8205,7 @@
                     <pic:cNvPicPr/>
                   </pic:nvPicPr>
                   <pic:blipFill>
-                    <a:blip r:embed="rId22">
+                    <a:blip r:embed="rId23">
                       <a:extLst>
                         <a:ext uri="{28A0092B-C50C-407E-A947-70E740481C1C}">
                           <a14:useLocalDpi xmlns:a14="http://schemas.microsoft.com/office/drawing/2010/main" val="0"/>
@@ -6347,7 +8362,7 @@
                     <pic:cNvPicPr/>
                   </pic:nvPicPr>
                   <pic:blipFill>
-                    <a:blip r:embed="rId23"/>
+                    <a:blip r:embed="rId24"/>
                     <a:stretch>
                       <a:fillRect/>
                     </a:stretch>
@@ -6430,7 +8445,7 @@
                     <pic:cNvPicPr/>
                   </pic:nvPicPr>
                   <pic:blipFill>
-                    <a:blip r:embed="rId24"/>
+                    <a:blip r:embed="rId25"/>
                     <a:stretch>
                       <a:fillRect/>
                     </a:stretch>
@@ -6489,7 +8504,7 @@
                     <pic:cNvPicPr/>
                   </pic:nvPicPr>
                   <pic:blipFill>
-                    <a:blip r:embed="rId25"/>
+                    <a:blip r:embed="rId26"/>
                     <a:stretch>
                       <a:fillRect/>
                     </a:stretch>
@@ -6519,7 +8534,7 @@
           <w:szCs w:val="28"/>
         </w:rPr>
         <w:drawing>
-          <wp:anchor distT="0" distB="0" distL="114300" distR="114300" simplePos="0" relativeHeight="251669504" behindDoc="0" locked="0" layoutInCell="1" allowOverlap="1" wp14:anchorId="74AD05BB" wp14:editId="0A5902DF">
+          <wp:anchor distT="0" distB="0" distL="114300" distR="114300" simplePos="0" relativeHeight="251669504" behindDoc="0" locked="0" layoutInCell="1" allowOverlap="1" wp14:anchorId="74AD05BB" wp14:editId="5B76C153">
             <wp:simplePos x="0" y="0"/>
             <wp:positionH relativeFrom="column">
               <wp:posOffset>2543237</wp:posOffset>
@@ -6542,7 +8557,7 @@
                     <pic:cNvPicPr/>
                   </pic:nvPicPr>
                   <pic:blipFill>
-                    <a:blip r:embed="rId26" cstate="print">
+                    <a:blip r:embed="rId27" cstate="print">
                       <a:extLst>
                         <a:ext uri="{28A0092B-C50C-407E-A947-70E740481C1C}">
                           <a14:useLocalDpi xmlns:a14="http://schemas.microsoft.com/office/drawing/2010/main" val="0"/>
@@ -6597,7 +8612,7 @@
           <w:szCs w:val="28"/>
         </w:rPr>
         <w:drawing>
-          <wp:anchor distT="0" distB="0" distL="114300" distR="114300" simplePos="0" relativeHeight="251668480" behindDoc="0" locked="0" layoutInCell="1" allowOverlap="1" wp14:anchorId="3486E21C" wp14:editId="1FDD5D82">
+          <wp:anchor distT="0" distB="0" distL="114300" distR="114300" simplePos="0" relativeHeight="251668480" behindDoc="0" locked="0" layoutInCell="1" allowOverlap="1" wp14:anchorId="3486E21C" wp14:editId="387429DC">
             <wp:simplePos x="0" y="0"/>
             <wp:positionH relativeFrom="page">
               <wp:posOffset>94786</wp:posOffset>
@@ -6620,7 +8635,7 @@
                     <pic:cNvPicPr/>
                   </pic:nvPicPr>
                   <pic:blipFill>
-                    <a:blip r:embed="rId27" cstate="print">
+                    <a:blip r:embed="rId28" cstate="print">
                       <a:extLst>
                         <a:ext uri="{28A0092B-C50C-407E-A947-70E740481C1C}">
                           <a14:useLocalDpi xmlns:a14="http://schemas.microsoft.com/office/drawing/2010/main" val="0"/>
@@ -6690,7 +8705,7 @@
                     <pic:cNvPicPr/>
                   </pic:nvPicPr>
                   <pic:blipFill>
-                    <a:blip r:embed="rId28"/>
+                    <a:blip r:embed="rId29"/>
                     <a:stretch>
                       <a:fillRect/>
                     </a:stretch>
@@ -6749,7 +8764,7 @@
                     <pic:cNvPicPr/>
                   </pic:nvPicPr>
                   <pic:blipFill>
-                    <a:blip r:embed="rId29"/>
+                    <a:blip r:embed="rId30"/>
                     <a:stretch>
                       <a:fillRect/>
                     </a:stretch>
@@ -6808,7 +8823,7 @@
                     <pic:cNvPicPr/>
                   </pic:nvPicPr>
                   <pic:blipFill>
-                    <a:blip r:embed="rId30"/>
+                    <a:blip r:embed="rId31"/>
                     <a:stretch>
                       <a:fillRect/>
                     </a:stretch>
@@ -6869,16 +8884,15 @@
           <w:rFonts w:ascii="Times New Roman" w:eastAsia="Times New Roman" w:hAnsi="Times New Roman" w:cs="Times New Roman"/>
           <w:b/>
           <w:bCs/>
-          <w:noProof/>
           <w:sz w:val="28"/>
           <w:szCs w:val="28"/>
         </w:rPr>
         <w:lastRenderedPageBreak/>
         <w:drawing>
-          <wp:inline distT="0" distB="0" distL="0" distR="0" wp14:anchorId="093F6957" wp14:editId="1FBBDF75">
-            <wp:extent cx="3792502" cy="2205117"/>
-            <wp:effectExtent l="0" t="0" r="0" b="5080"/>
-            <wp:docPr id="889594414" name="Picture 1"/>
+          <wp:inline distT="0" distB="0" distL="0" distR="0" wp14:anchorId="57ADAD6C" wp14:editId="505E276D">
+            <wp:extent cx="3558589" cy="3780685"/>
+            <wp:effectExtent l="0" t="0" r="3810" b="0"/>
+            <wp:docPr id="790388035" name="Picture 1"/>
             <wp:cNvGraphicFramePr>
               <a:graphicFrameLocks xmlns:a="http://schemas.openxmlformats.org/drawingml/2006/main" noChangeAspect="1"/>
             </wp:cNvGraphicFramePr>
@@ -6886,90 +8900,7 @@
               <a:graphicData uri="http://schemas.openxmlformats.org/drawingml/2006/picture">
                 <pic:pic xmlns:pic="http://schemas.openxmlformats.org/drawingml/2006/picture">
                   <pic:nvPicPr>
-                    <pic:cNvPr id="889594414" name=""/>
-                    <pic:cNvPicPr/>
-                  </pic:nvPicPr>
-                  <pic:blipFill>
-                    <a:blip r:embed="rId31"/>
-                    <a:stretch>
-                      <a:fillRect/>
-                    </a:stretch>
-                  </pic:blipFill>
-                  <pic:spPr>
-                    <a:xfrm>
-                      <a:off x="0" y="0"/>
-                      <a:ext cx="3796584" cy="2207490"/>
-                    </a:xfrm>
-                    <a:prstGeom prst="rect">
-                      <a:avLst/>
-                    </a:prstGeom>
-                  </pic:spPr>
-                </pic:pic>
-              </a:graphicData>
-            </a:graphic>
-          </wp:inline>
-        </w:drawing>
-      </w:r>
-    </w:p>
-    <w:p>
-      <w:pPr>
-        <w:spacing w:line="240" w:lineRule="auto"/>
-        <w:jc w:val="center"/>
-        <w:rPr>
-          <w:rFonts w:ascii="Times New Roman" w:eastAsia="Times New Roman" w:hAnsi="Times New Roman" w:cs="Times New Roman"/>
-          <w:b/>
-          <w:bCs/>
-          <w:sz w:val="28"/>
-          <w:szCs w:val="28"/>
-        </w:rPr>
-      </w:pPr>
-      <w:r>
-        <w:rPr>
-          <w:rFonts w:ascii="Times New Roman" w:eastAsia="Times New Roman" w:hAnsi="Times New Roman" w:cs="Times New Roman"/>
-          <w:b/>
-          <w:bCs/>
-          <w:sz w:val="28"/>
-          <w:szCs w:val="28"/>
-        </w:rPr>
-        <w:t>б)</w:t>
-      </w:r>
-    </w:p>
-    <w:p>
-      <w:pPr>
-        <w:spacing w:line="240" w:lineRule="auto"/>
-        <w:jc w:val="center"/>
-        <w:rPr>
-          <w:rFonts w:ascii="Times New Roman" w:eastAsia="Times New Roman" w:hAnsi="Times New Roman" w:cs="Times New Roman"/>
-          <w:b/>
-          <w:bCs/>
-          <w:sz w:val="28"/>
-          <w:szCs w:val="28"/>
-          <w:lang w:val="en-US"/>
-        </w:rPr>
-      </w:pPr>
-      <w:r>
-        <w:rPr>
-          <w:rFonts w:ascii="Times New Roman" w:eastAsia="Times New Roman" w:hAnsi="Times New Roman" w:cs="Times New Roman"/>
-          <w:b/>
-          <w:bCs/>
-          <w:noProof/>
-          <w:sz w:val="28"/>
-          <w:szCs w:val="28"/>
-          <w:lang w:val="en-US"/>
-        </w:rPr>
-        <w:drawing>
-          <wp:inline distT="0" distB="0" distL="0" distR="0" wp14:anchorId="7243CA1C" wp14:editId="1FAA6C8F">
-            <wp:extent cx="3732126" cy="1956808"/>
-            <wp:effectExtent l="0" t="0" r="1905" b="5715"/>
-            <wp:docPr id="643770654" name="Picture 1"/>
-            <wp:cNvGraphicFramePr>
-              <a:graphicFrameLocks xmlns:a="http://schemas.openxmlformats.org/drawingml/2006/main" noChangeAspect="1"/>
-            </wp:cNvGraphicFramePr>
-            <a:graphic xmlns:a="http://schemas.openxmlformats.org/drawingml/2006/main">
-              <a:graphicData uri="http://schemas.openxmlformats.org/drawingml/2006/picture">
-                <pic:pic xmlns:pic="http://schemas.openxmlformats.org/drawingml/2006/picture">
-                  <pic:nvPicPr>
-                    <pic:cNvPr id="643770654" name=""/>
+                    <pic:cNvPr id="790388035" name=""/>
                     <pic:cNvPicPr/>
                   </pic:nvPicPr>
                   <pic:blipFill>
@@ -6981,7 +8912,7 @@
                   <pic:spPr>
                     <a:xfrm>
                       <a:off x="0" y="0"/>
-                      <a:ext cx="3741014" cy="1961468"/>
+                      <a:ext cx="3563962" cy="3786394"/>
                     </a:xfrm>
                     <a:prstGeom prst="rect">
                       <a:avLst/>
@@ -7006,7 +8937,11 @@
           <w:szCs w:val="28"/>
         </w:rPr>
       </w:pPr>
-      <w:r>
+    </w:p>
+    <w:p>
+      <w:pPr>
+        <w:spacing w:line="240" w:lineRule="auto"/>
+        <w:jc w:val="center"/>
         <w:rPr>
           <w:rFonts w:ascii="Times New Roman" w:eastAsia="Times New Roman" w:hAnsi="Times New Roman" w:cs="Times New Roman"/>
           <w:b/>
@@ -7014,37 +8949,42 @@
           <w:sz w:val="28"/>
           <w:szCs w:val="28"/>
         </w:rPr>
-        <w:t>в)</w:t>
-      </w:r>
-    </w:p>
-    <w:p>
-      <w:pPr>
-        <w:spacing w:line="240" w:lineRule="auto"/>
-        <w:jc w:val="center"/>
+      </w:pPr>
+      <w:r>
         <w:rPr>
           <w:rFonts w:ascii="Times New Roman" w:eastAsia="Times New Roman" w:hAnsi="Times New Roman" w:cs="Times New Roman"/>
           <w:b/>
           <w:bCs/>
           <w:sz w:val="28"/>
           <w:szCs w:val="28"/>
-          <w:lang w:val="en-US"/>
-        </w:rPr>
-      </w:pPr>
-      <w:r>
+        </w:rPr>
+        <w:t>б)</w:t>
+      </w:r>
+    </w:p>
+    <w:p>
+      <w:pPr>
+        <w:spacing w:line="240" w:lineRule="auto"/>
+        <w:jc w:val="center"/>
         <w:rPr>
           <w:rFonts w:ascii="Times New Roman" w:eastAsia="Times New Roman" w:hAnsi="Times New Roman" w:cs="Times New Roman"/>
           <w:b/>
           <w:bCs/>
+          <w:sz w:val="28"/>
+          <w:szCs w:val="28"/>
+        </w:rPr>
+      </w:pPr>
+      <w:r>
+        <w:rPr>
+          <w:rFonts w:ascii="Times New Roman" w:hAnsi="Times New Roman" w:cs="Times New Roman"/>
           <w:noProof/>
           <w:sz w:val="28"/>
           <w:szCs w:val="28"/>
-          <w:lang w:val="en-US"/>
         </w:rPr>
         <w:drawing>
-          <wp:inline distT="0" distB="0" distL="0" distR="0" wp14:anchorId="27C9235B" wp14:editId="7274074C">
-            <wp:extent cx="3204353" cy="3897351"/>
-            <wp:effectExtent l="0" t="0" r="0" b="8255"/>
-            <wp:docPr id="793693709" name="Picture 1"/>
+          <wp:inline distT="0" distB="0" distL="0" distR="0" wp14:anchorId="03511AB2" wp14:editId="5979E326">
+            <wp:extent cx="3220279" cy="2095332"/>
+            <wp:effectExtent l="0" t="0" r="0" b="635"/>
+            <wp:docPr id="34" name="Рисунок 34"/>
             <wp:cNvGraphicFramePr>
               <a:graphicFrameLocks xmlns:a="http://schemas.openxmlformats.org/drawingml/2006/main" noChangeAspect="1"/>
             </wp:cNvGraphicFramePr>
@@ -7052,7 +8992,7 @@
               <a:graphicData uri="http://schemas.openxmlformats.org/drawingml/2006/picture">
                 <pic:pic xmlns:pic="http://schemas.openxmlformats.org/drawingml/2006/picture">
                   <pic:nvPicPr>
-                    <pic:cNvPr id="793693709" name=""/>
+                    <pic:cNvPr id="1" name=""/>
                     <pic:cNvPicPr/>
                   </pic:nvPicPr>
                   <pic:blipFill>
@@ -7064,7 +9004,7 @@
                   <pic:spPr>
                     <a:xfrm>
                       <a:off x="0" y="0"/>
-                      <a:ext cx="3209597" cy="3903730"/>
+                      <a:ext cx="3233796" cy="2104127"/>
                     </a:xfrm>
                     <a:prstGeom prst="rect">
                       <a:avLst/>
@@ -7089,7 +9029,11 @@
           <w:szCs w:val="28"/>
         </w:rPr>
       </w:pPr>
-      <w:r>
+    </w:p>
+    <w:p>
+      <w:pPr>
+        <w:spacing w:line="240" w:lineRule="auto"/>
+        <w:jc w:val="center"/>
         <w:rPr>
           <w:rFonts w:ascii="Times New Roman" w:eastAsia="Times New Roman" w:hAnsi="Times New Roman" w:cs="Times New Roman"/>
           <w:b/>
@@ -7097,13 +9041,8 @@
           <w:sz w:val="28"/>
           <w:szCs w:val="28"/>
         </w:rPr>
-        <w:t>г)</w:t>
-      </w:r>
-    </w:p>
-    <w:p>
-      <w:pPr>
-        <w:spacing w:line="240" w:lineRule="auto"/>
-        <w:jc w:val="center"/>
+      </w:pPr>
+      <w:r>
         <w:rPr>
           <w:rFonts w:ascii="Times New Roman" w:eastAsia="Times New Roman" w:hAnsi="Times New Roman" w:cs="Times New Roman"/>
           <w:b/>
@@ -7111,22 +9050,34 @@
           <w:sz w:val="28"/>
           <w:szCs w:val="28"/>
         </w:rPr>
-      </w:pPr>
-      <w:r>
+        <w:t>в)</w:t>
+      </w:r>
+    </w:p>
+    <w:p>
+      <w:pPr>
+        <w:spacing w:line="240" w:lineRule="auto"/>
+        <w:jc w:val="center"/>
         <w:rPr>
           <w:rFonts w:ascii="Times New Roman" w:eastAsia="Times New Roman" w:hAnsi="Times New Roman" w:cs="Times New Roman"/>
           <w:b/>
           <w:bCs/>
+          <w:sz w:val="28"/>
+          <w:szCs w:val="28"/>
+        </w:rPr>
+      </w:pPr>
+      <w:r>
+        <w:rPr>
+          <w:rFonts w:ascii="Times New Roman" w:hAnsi="Times New Roman" w:cs="Times New Roman"/>
           <w:noProof/>
           <w:sz w:val="28"/>
           <w:szCs w:val="28"/>
         </w:rPr>
         <w:lastRenderedPageBreak/>
         <w:drawing>
-          <wp:inline distT="0" distB="0" distL="0" distR="0" wp14:anchorId="0FE67A78" wp14:editId="2A34286D">
-            <wp:extent cx="3754347" cy="2693572"/>
-            <wp:effectExtent l="0" t="0" r="0" b="0"/>
-            <wp:docPr id="1477295027" name="Picture 1"/>
+          <wp:inline distT="0" distB="0" distL="0" distR="0" wp14:anchorId="55C097A6" wp14:editId="588693B8">
+            <wp:extent cx="3771452" cy="2210462"/>
+            <wp:effectExtent l="0" t="0" r="635" b="0"/>
+            <wp:docPr id="35" name="Рисунок 35"/>
             <wp:cNvGraphicFramePr>
               <a:graphicFrameLocks xmlns:a="http://schemas.openxmlformats.org/drawingml/2006/main" noChangeAspect="1"/>
             </wp:cNvGraphicFramePr>
@@ -7134,7 +9085,7 @@
               <a:graphicData uri="http://schemas.openxmlformats.org/drawingml/2006/picture">
                 <pic:pic xmlns:pic="http://schemas.openxmlformats.org/drawingml/2006/picture">
                   <pic:nvPicPr>
-                    <pic:cNvPr id="1477295027" name=""/>
+                    <pic:cNvPr id="1" name=""/>
                     <pic:cNvPicPr/>
                   </pic:nvPicPr>
                   <pic:blipFill>
@@ -7146,7 +9097,7 @@
                   <pic:spPr>
                     <a:xfrm>
                       <a:off x="0" y="0"/>
-                      <a:ext cx="3757311" cy="2695698"/>
+                      <a:ext cx="3783758" cy="2217674"/>
                     </a:xfrm>
                     <a:prstGeom prst="rect">
                       <a:avLst/>
@@ -7173,43 +9124,17 @@
       </w:pPr>
       <w:r>
         <w:rPr>
-          <w:rFonts w:ascii="Times New Roman" w:eastAsia="Times New Roman" w:hAnsi="Times New Roman" w:cs="Times New Roman"/>
-          <w:b/>
-          <w:bCs/>
-          <w:sz w:val="28"/>
-          <w:szCs w:val="28"/>
-        </w:rPr>
-        <w:t>д)</w:t>
-      </w:r>
-    </w:p>
-    <w:p>
-      <w:pPr>
-        <w:spacing w:line="240" w:lineRule="auto"/>
-        <w:jc w:val="center"/>
-        <w:rPr>
-          <w:rFonts w:ascii="Times New Roman" w:eastAsia="Times New Roman" w:hAnsi="Times New Roman" w:cs="Times New Roman"/>
-          <w:b/>
-          <w:bCs/>
+          <w:rFonts w:ascii="Times New Roman" w:hAnsi="Times New Roman" w:cs="Times New Roman"/>
+          <w:noProof/>
           <w:sz w:val="28"/>
           <w:szCs w:val="28"/>
           <w:lang w:val="en-US"/>
         </w:rPr>
-      </w:pPr>
-      <w:r>
-        <w:rPr>
-          <w:rFonts w:ascii="Times New Roman" w:eastAsia="Times New Roman" w:hAnsi="Times New Roman" w:cs="Times New Roman"/>
-          <w:b/>
-          <w:bCs/>
-          <w:noProof/>
-          <w:sz w:val="28"/>
-          <w:szCs w:val="28"/>
-          <w:lang w:val="en-US"/>
-        </w:rPr>
         <w:drawing>
-          <wp:inline distT="0" distB="0" distL="0" distR="0" wp14:anchorId="072ED640" wp14:editId="2ADE17E6">
-            <wp:extent cx="4470893" cy="4081383"/>
-            <wp:effectExtent l="0" t="0" r="6350" b="0"/>
-            <wp:docPr id="840737612" name="Picture 1"/>
+          <wp:inline distT="0" distB="0" distL="0" distR="0" wp14:anchorId="2AB33DA8" wp14:editId="39511A97">
+            <wp:extent cx="3448123" cy="2250219"/>
+            <wp:effectExtent l="0" t="0" r="0" b="0"/>
+            <wp:docPr id="36" name="Рисунок 36"/>
             <wp:cNvGraphicFramePr>
               <a:graphicFrameLocks xmlns:a="http://schemas.openxmlformats.org/drawingml/2006/main" noChangeAspect="1"/>
             </wp:cNvGraphicFramePr>
@@ -7217,7 +9142,7 @@
               <a:graphicData uri="http://schemas.openxmlformats.org/drawingml/2006/picture">
                 <pic:pic xmlns:pic="http://schemas.openxmlformats.org/drawingml/2006/picture">
                   <pic:nvPicPr>
-                    <pic:cNvPr id="840737612" name=""/>
+                    <pic:cNvPr id="1" name=""/>
                     <pic:cNvPicPr/>
                   </pic:nvPicPr>
                   <pic:blipFill>
@@ -7229,7 +9154,7 @@
                   <pic:spPr>
                     <a:xfrm>
                       <a:off x="0" y="0"/>
-                      <a:ext cx="4470893" cy="4081383"/>
+                      <a:ext cx="3467083" cy="2262592"/>
                     </a:xfrm>
                     <a:prstGeom prst="rect">
                       <a:avLst/>
@@ -7262,7 +9187,7 @@
           <w:sz w:val="28"/>
           <w:szCs w:val="28"/>
         </w:rPr>
-        <w:t>е)</w:t>
+        <w:t>г)</w:t>
       </w:r>
     </w:p>
     <w:p>
@@ -7279,19 +9204,16 @@
       </w:pPr>
       <w:r>
         <w:rPr>
-          <w:rFonts w:ascii="Times New Roman" w:eastAsia="Times New Roman" w:hAnsi="Times New Roman" w:cs="Times New Roman"/>
-          <w:b/>
-          <w:bCs/>
+          <w:rFonts w:ascii="Times New Roman" w:hAnsi="Times New Roman" w:cs="Times New Roman"/>
           <w:noProof/>
           <w:sz w:val="28"/>
           <w:szCs w:val="28"/>
         </w:rPr>
-        <w:lastRenderedPageBreak/>
         <w:drawing>
-          <wp:inline distT="0" distB="0" distL="0" distR="0" wp14:anchorId="7031C1F4" wp14:editId="3FEAA2C1">
-            <wp:extent cx="4428555" cy="4039045"/>
-            <wp:effectExtent l="0" t="0" r="0" b="0"/>
-            <wp:docPr id="1858399005" name="Picture 1"/>
+          <wp:inline distT="0" distB="0" distL="0" distR="0" wp14:anchorId="5D8A7350" wp14:editId="2376B4C2">
+            <wp:extent cx="3617844" cy="2910905"/>
+            <wp:effectExtent l="0" t="0" r="1905" b="3810"/>
+            <wp:docPr id="37" name="Рисунок 37"/>
             <wp:cNvGraphicFramePr>
               <a:graphicFrameLocks xmlns:a="http://schemas.openxmlformats.org/drawingml/2006/main" noChangeAspect="1"/>
             </wp:cNvGraphicFramePr>
@@ -7299,7 +9221,7 @@
               <a:graphicData uri="http://schemas.openxmlformats.org/drawingml/2006/picture">
                 <pic:pic xmlns:pic="http://schemas.openxmlformats.org/drawingml/2006/picture">
                   <pic:nvPicPr>
-                    <pic:cNvPr id="1858399005" name=""/>
+                    <pic:cNvPr id="1" name=""/>
                     <pic:cNvPicPr/>
                   </pic:nvPicPr>
                   <pic:blipFill>
@@ -7311,7 +9233,193 @@
                   <pic:spPr>
                     <a:xfrm>
                       <a:off x="0" y="0"/>
-                      <a:ext cx="4428555" cy="4039045"/>
+                      <a:ext cx="3621189" cy="2913597"/>
+                    </a:xfrm>
+                    <a:prstGeom prst="rect">
+                      <a:avLst/>
+                    </a:prstGeom>
+                  </pic:spPr>
+                </pic:pic>
+              </a:graphicData>
+            </a:graphic>
+          </wp:inline>
+        </w:drawing>
+      </w:r>
+    </w:p>
+    <w:p>
+      <w:pPr>
+        <w:spacing w:line="240" w:lineRule="auto"/>
+        <w:jc w:val="center"/>
+        <w:rPr>
+          <w:rFonts w:ascii="Times New Roman" w:eastAsia="Times New Roman" w:hAnsi="Times New Roman" w:cs="Times New Roman"/>
+          <w:b/>
+          <w:bCs/>
+          <w:sz w:val="28"/>
+          <w:szCs w:val="28"/>
+        </w:rPr>
+      </w:pPr>
+    </w:p>
+    <w:p>
+      <w:pPr>
+        <w:spacing w:line="240" w:lineRule="auto"/>
+        <w:jc w:val="center"/>
+        <w:rPr>
+          <w:rFonts w:ascii="Times New Roman" w:eastAsia="Times New Roman" w:hAnsi="Times New Roman" w:cs="Times New Roman"/>
+          <w:b/>
+          <w:bCs/>
+          <w:sz w:val="28"/>
+          <w:szCs w:val="28"/>
+        </w:rPr>
+      </w:pPr>
+      <w:r>
+        <w:rPr>
+          <w:rFonts w:ascii="Times New Roman" w:eastAsia="Times New Roman" w:hAnsi="Times New Roman" w:cs="Times New Roman"/>
+          <w:b/>
+          <w:bCs/>
+          <w:sz w:val="28"/>
+          <w:szCs w:val="28"/>
+        </w:rPr>
+        <w:t>д)</w:t>
+      </w:r>
+    </w:p>
+    <w:p>
+      <w:pPr>
+        <w:spacing w:line="240" w:lineRule="auto"/>
+        <w:jc w:val="center"/>
+        <w:rPr>
+          <w:rFonts w:ascii="Times New Roman" w:eastAsia="Times New Roman" w:hAnsi="Times New Roman" w:cs="Times New Roman"/>
+          <w:b/>
+          <w:bCs/>
+          <w:sz w:val="28"/>
+          <w:szCs w:val="28"/>
+        </w:rPr>
+      </w:pPr>
+      <w:r>
+        <w:rPr>
+          <w:rFonts w:ascii="Times New Roman" w:hAnsi="Times New Roman" w:cs="Times New Roman"/>
+          <w:noProof/>
+          <w:sz w:val="28"/>
+          <w:szCs w:val="28"/>
+        </w:rPr>
+        <w:lastRenderedPageBreak/>
+        <w:drawing>
+          <wp:inline distT="0" distB="0" distL="0" distR="0" wp14:anchorId="5EB8AA54" wp14:editId="6D6B3D24">
+            <wp:extent cx="4098898" cy="3021924"/>
+            <wp:effectExtent l="0" t="0" r="0" b="7620"/>
+            <wp:docPr id="38" name="Рисунок 38"/>
+            <wp:cNvGraphicFramePr>
+              <a:graphicFrameLocks xmlns:a="http://schemas.openxmlformats.org/drawingml/2006/main" noChangeAspect="1"/>
+            </wp:cNvGraphicFramePr>
+            <a:graphic xmlns:a="http://schemas.openxmlformats.org/drawingml/2006/main">
+              <a:graphicData uri="http://schemas.openxmlformats.org/drawingml/2006/picture">
+                <pic:pic xmlns:pic="http://schemas.openxmlformats.org/drawingml/2006/picture">
+                  <pic:nvPicPr>
+                    <pic:cNvPr id="1" name=""/>
+                    <pic:cNvPicPr/>
+                  </pic:nvPicPr>
+                  <pic:blipFill>
+                    <a:blip r:embed="rId37"/>
+                    <a:stretch>
+                      <a:fillRect/>
+                    </a:stretch>
+                  </pic:blipFill>
+                  <pic:spPr>
+                    <a:xfrm>
+                      <a:off x="0" y="0"/>
+                      <a:ext cx="4105970" cy="3027138"/>
+                    </a:xfrm>
+                    <a:prstGeom prst="rect">
+                      <a:avLst/>
+                    </a:prstGeom>
+                  </pic:spPr>
+                </pic:pic>
+              </a:graphicData>
+            </a:graphic>
+          </wp:inline>
+        </w:drawing>
+      </w:r>
+    </w:p>
+    <w:p>
+      <w:pPr>
+        <w:spacing w:line="240" w:lineRule="auto"/>
+        <w:jc w:val="center"/>
+        <w:rPr>
+          <w:rFonts w:ascii="Times New Roman" w:eastAsia="Times New Roman" w:hAnsi="Times New Roman" w:cs="Times New Roman"/>
+          <w:b/>
+          <w:bCs/>
+          <w:sz w:val="28"/>
+          <w:szCs w:val="28"/>
+        </w:rPr>
+      </w:pPr>
+    </w:p>
+    <w:p>
+      <w:pPr>
+        <w:spacing w:line="240" w:lineRule="auto"/>
+        <w:jc w:val="center"/>
+        <w:rPr>
+          <w:rFonts w:ascii="Times New Roman" w:eastAsia="Times New Roman" w:hAnsi="Times New Roman" w:cs="Times New Roman"/>
+          <w:b/>
+          <w:bCs/>
+          <w:sz w:val="28"/>
+          <w:szCs w:val="28"/>
+        </w:rPr>
+      </w:pPr>
+      <w:r>
+        <w:rPr>
+          <w:rFonts w:ascii="Times New Roman" w:eastAsia="Times New Roman" w:hAnsi="Times New Roman" w:cs="Times New Roman"/>
+          <w:b/>
+          <w:bCs/>
+          <w:sz w:val="28"/>
+          <w:szCs w:val="28"/>
+        </w:rPr>
+        <w:t>е)</w:t>
+      </w:r>
+    </w:p>
+    <w:p>
+      <w:pPr>
+        <w:spacing w:line="240" w:lineRule="auto"/>
+        <w:jc w:val="center"/>
+        <w:rPr>
+          <w:rFonts w:ascii="Times New Roman" w:eastAsia="Times New Roman" w:hAnsi="Times New Roman" w:cs="Times New Roman"/>
+          <w:b/>
+          <w:bCs/>
+          <w:sz w:val="28"/>
+          <w:szCs w:val="28"/>
+        </w:rPr>
+      </w:pPr>
+      <w:r>
+        <w:rPr>
+          <w:rFonts w:ascii="Times New Roman" w:hAnsi="Times New Roman" w:cs="Times New Roman"/>
+          <w:noProof/>
+          <w:sz w:val="28"/>
+          <w:szCs w:val="28"/>
+          <w:lang w:val="en-US"/>
+        </w:rPr>
+        <w:drawing>
+          <wp:inline distT="0" distB="0" distL="0" distR="0" wp14:anchorId="40D91C26" wp14:editId="1E4E2F2A">
+            <wp:extent cx="4023360" cy="3664246"/>
+            <wp:effectExtent l="0" t="0" r="0" b="0"/>
+            <wp:docPr id="39" name="Рисунок 39"/>
+            <wp:cNvGraphicFramePr>
+              <a:graphicFrameLocks xmlns:a="http://schemas.openxmlformats.org/drawingml/2006/main" noChangeAspect="1"/>
+            </wp:cNvGraphicFramePr>
+            <a:graphic xmlns:a="http://schemas.openxmlformats.org/drawingml/2006/main">
+              <a:graphicData uri="http://schemas.openxmlformats.org/drawingml/2006/picture">
+                <pic:pic xmlns:pic="http://schemas.openxmlformats.org/drawingml/2006/picture">
+                  <pic:nvPicPr>
+                    <pic:cNvPr id="1" name=""/>
+                    <pic:cNvPicPr/>
+                  </pic:nvPicPr>
+                  <pic:blipFill>
+                    <a:blip r:embed="rId38"/>
+                    <a:stretch>
+                      <a:fillRect/>
+                    </a:stretch>
+                  </pic:blipFill>
+                  <pic:spPr>
+                    <a:xfrm>
+                      <a:off x="0" y="0"/>
+                      <a:ext cx="4035639" cy="3675429"/>
                     </a:xfrm>
                     <a:prstGeom prst="rect">
                       <a:avLst/>
@@ -7386,9 +9494,9 @@
 <file path=word/numbering.xml><?xml version="1.0" encoding="utf-8"?>
 <w:numbering xmlns:wpc="http://schemas.microsoft.com/office/word/2010/wordprocessingCanvas" xmlns:cx="http://schemas.microsoft.com/office/drawing/2014/chartex" xmlns:cx1="http://schemas.microsoft.com/office/drawing/2015/9/8/chartex" xmlns:cx2="http://schemas.microsoft.com/office/drawing/2015/10/21/chartex" xmlns:cx3="http://schemas.microsoft.com/office/drawing/2016/5/9/chartex" xmlns:cx4="http://schemas.microsoft.com/office/drawing/2016/5/10/chartex" xmlns:cx5="http://schemas.microsoft.com/office/drawing/2016/5/11/chartex" xmlns:cx6="http://schemas.microsoft.com/office/drawing/2016/5/12/chartex" xmlns:cx7="http://schemas.microsoft.com/office/drawing/2016/5/13/chartex" xmlns:cx8="http://schemas.microsoft.com/office/drawing/2016/5/14/chartex" xmlns:mc="http://schemas.openxmlformats.org/markup-compatibility/2006" xmlns:aink="http://schemas.microsoft.com/office/drawing/2016/ink" xmlns:am3d="http://schemas.microsoft.com/office/drawing/2017/model3d" xmlns:o="urn:schemas-microsoft-com:office:office" xmlns:oel="http://schemas.microsoft.com/office/2019/extlst" xmlns:r="http://schemas.openxmlformats.org/officeDocument/2006/relationships" xmlns:m="http://schemas.openxmlformats.org/officeDocument/2006/math" xmlns:v="urn:schemas-microsoft-com:vml" xmlns:wp14="http://schemas.microsoft.com/office/word/2010/wordprocessingDrawing" xmlns:wp="http://schemas.openxmlformats.org/drawingml/2006/wordprocessingDrawing" xmlns:w10="urn:schemas-microsoft-com:office:word" xmlns:w="http://schemas.openxmlformats.org/wordprocessingml/2006/main" xmlns:w14="http://schemas.microsoft.com/office/word/2010/wordml" xmlns:w15="http://schemas.microsoft.com/office/word/2012/wordml" xmlns:w16cex="http://schemas.microsoft.com/office/word/2018/wordml/cex" xmlns:w16cid="http://schemas.microsoft.com/office/word/2016/wordml/cid" xmlns:w16="http://schemas.microsoft.com/office/word/2018/wordml" xmlns:w16du="http://schemas.microsoft.com/office/word/2023/wordml/word16du" xmlns:w16sdtdh="http://schemas.microsoft.com/office/word/2020/wordml/sdtdatahash" xmlns:w16sdtfl="http://schemas.microsoft.com/office/word/2024/wordml/sdtformatlock" xmlns:w16se="http://schemas.microsoft.com/office/word/2015/wordml/symex" xmlns:wpg="http://schemas.microsoft.com/office/word/2010/wordprocessingGroup" xmlns:wpi="http://schemas.microsoft.com/office/word/2010/wordprocessingInk" xmlns:wne="http://schemas.microsoft.com/office/word/2006/wordml" xmlns:wps="http://schemas.microsoft.com/office/word/2010/wordprocessingShape" mc:Ignorable="w14 w15 w16se w16cid w16 w16cex w16sdtdh w16sdtfl w16du wp14">
   <w:abstractNum w:abstractNumId="0" w15:restartNumberingAfterBreak="0">
-    <w:nsid w:val="111C05BC"/>
+    <w:nsid w:val="018165D4"/>
     <w:multiLevelType w:val="hybridMultilevel"/>
-    <w:tmpl w:val="E938C386"/>
+    <w:tmpl w:val="472A82EC"/>
     <w:lvl w:ilvl="0" w:tplc="04190011">
       <w:start w:val="1"/>
       <w:numFmt w:val="decimal"/>
@@ -7475,6 +9583,95 @@
     </w:lvl>
   </w:abstractNum>
   <w:abstractNum w:abstractNumId="1" w15:restartNumberingAfterBreak="0">
+    <w:nsid w:val="111C05BC"/>
+    <w:multiLevelType w:val="hybridMultilevel"/>
+    <w:tmpl w:val="E938C386"/>
+    <w:lvl w:ilvl="0" w:tplc="04190011">
+      <w:start w:val="1"/>
+      <w:numFmt w:val="decimal"/>
+      <w:lvlText w:val="%1)"/>
+      <w:lvlJc w:val="left"/>
+      <w:pPr>
+        <w:ind w:left="720" w:hanging="360"/>
+      </w:pPr>
+      <w:rPr>
+        <w:rFonts w:hint="default"/>
+      </w:rPr>
+    </w:lvl>
+    <w:lvl w:ilvl="1" w:tplc="04190019" w:tentative="1">
+      <w:start w:val="1"/>
+      <w:numFmt w:val="lowerLetter"/>
+      <w:lvlText w:val="%2."/>
+      <w:lvlJc w:val="left"/>
+      <w:pPr>
+        <w:ind w:left="1440" w:hanging="360"/>
+      </w:pPr>
+    </w:lvl>
+    <w:lvl w:ilvl="2" w:tplc="0419001B" w:tentative="1">
+      <w:start w:val="1"/>
+      <w:numFmt w:val="lowerRoman"/>
+      <w:lvlText w:val="%3."/>
+      <w:lvlJc w:val="right"/>
+      <w:pPr>
+        <w:ind w:left="2160" w:hanging="180"/>
+      </w:pPr>
+    </w:lvl>
+    <w:lvl w:ilvl="3" w:tplc="0419000F" w:tentative="1">
+      <w:start w:val="1"/>
+      <w:numFmt w:val="decimal"/>
+      <w:lvlText w:val="%4."/>
+      <w:lvlJc w:val="left"/>
+      <w:pPr>
+        <w:ind w:left="2880" w:hanging="360"/>
+      </w:pPr>
+    </w:lvl>
+    <w:lvl w:ilvl="4" w:tplc="04190019" w:tentative="1">
+      <w:start w:val="1"/>
+      <w:numFmt w:val="lowerLetter"/>
+      <w:lvlText w:val="%5."/>
+      <w:lvlJc w:val="left"/>
+      <w:pPr>
+        <w:ind w:left="3600" w:hanging="360"/>
+      </w:pPr>
+    </w:lvl>
+    <w:lvl w:ilvl="5" w:tplc="0419001B" w:tentative="1">
+      <w:start w:val="1"/>
+      <w:numFmt w:val="lowerRoman"/>
+      <w:lvlText w:val="%6."/>
+      <w:lvlJc w:val="right"/>
+      <w:pPr>
+        <w:ind w:left="4320" w:hanging="180"/>
+      </w:pPr>
+    </w:lvl>
+    <w:lvl w:ilvl="6" w:tplc="0419000F" w:tentative="1">
+      <w:start w:val="1"/>
+      <w:numFmt w:val="decimal"/>
+      <w:lvlText w:val="%7."/>
+      <w:lvlJc w:val="left"/>
+      <w:pPr>
+        <w:ind w:left="5040" w:hanging="360"/>
+      </w:pPr>
+    </w:lvl>
+    <w:lvl w:ilvl="7" w:tplc="04190019" w:tentative="1">
+      <w:start w:val="1"/>
+      <w:numFmt w:val="lowerLetter"/>
+      <w:lvlText w:val="%8."/>
+      <w:lvlJc w:val="left"/>
+      <w:pPr>
+        <w:ind w:left="5760" w:hanging="360"/>
+      </w:pPr>
+    </w:lvl>
+    <w:lvl w:ilvl="8" w:tplc="0419001B" w:tentative="1">
+      <w:start w:val="1"/>
+      <w:numFmt w:val="lowerRoman"/>
+      <w:lvlText w:val="%9."/>
+      <w:lvlJc w:val="right"/>
+      <w:pPr>
+        <w:ind w:left="6480" w:hanging="180"/>
+      </w:pPr>
+    </w:lvl>
+  </w:abstractNum>
+  <w:abstractNum w:abstractNumId="2" w15:restartNumberingAfterBreak="0">
     <w:nsid w:val="14DA362B"/>
     <w:multiLevelType w:val="multilevel"/>
     <w:tmpl w:val="ECD68C54"/>
@@ -7591,7 +9788,7 @@
       </w:pPr>
     </w:lvl>
   </w:abstractNum>
-  <w:abstractNum w:abstractNumId="2" w15:restartNumberingAfterBreak="0">
+  <w:abstractNum w:abstractNumId="3" w15:restartNumberingAfterBreak="0">
     <w:nsid w:val="1AF2694F"/>
     <w:multiLevelType w:val="hybridMultilevel"/>
     <w:tmpl w:val="CDE089B2"/>
@@ -7683,7 +9880,7 @@
       </w:pPr>
     </w:lvl>
   </w:abstractNum>
-  <w:abstractNum w:abstractNumId="3" w15:restartNumberingAfterBreak="0">
+  <w:abstractNum w:abstractNumId="4" w15:restartNumberingAfterBreak="0">
     <w:nsid w:val="1DC83BAB"/>
     <w:multiLevelType w:val="multilevel"/>
     <w:tmpl w:val="A8C88182"/>
@@ -7796,7 +9993,7 @@
       </w:rPr>
     </w:lvl>
   </w:abstractNum>
-  <w:abstractNum w:abstractNumId="4" w15:restartNumberingAfterBreak="0">
+  <w:abstractNum w:abstractNumId="5" w15:restartNumberingAfterBreak="0">
     <w:nsid w:val="20307761"/>
     <w:multiLevelType w:val="multilevel"/>
     <w:tmpl w:val="2C74BFAC"/>
@@ -7945,7 +10142,7 @@
       </w:rPr>
     </w:lvl>
   </w:abstractNum>
-  <w:abstractNum w:abstractNumId="5" w15:restartNumberingAfterBreak="0">
+  <w:abstractNum w:abstractNumId="6" w15:restartNumberingAfterBreak="0">
     <w:nsid w:val="452A308E"/>
     <w:multiLevelType w:val="hybridMultilevel"/>
     <w:tmpl w:val="F628E8F4"/>
@@ -8034,7 +10231,7 @@
       </w:pPr>
     </w:lvl>
   </w:abstractNum>
-  <w:abstractNum w:abstractNumId="6" w15:restartNumberingAfterBreak="0">
+  <w:abstractNum w:abstractNumId="7" w15:restartNumberingAfterBreak="0">
     <w:nsid w:val="49D409C4"/>
     <w:multiLevelType w:val="hybridMultilevel"/>
     <w:tmpl w:val="77E6151A"/>
@@ -8147,7 +10344,7 @@
       </w:rPr>
     </w:lvl>
   </w:abstractNum>
-  <w:abstractNum w:abstractNumId="7" w15:restartNumberingAfterBreak="0">
+  <w:abstractNum w:abstractNumId="8" w15:restartNumberingAfterBreak="0">
     <w:nsid w:val="5CF86FF1"/>
     <w:multiLevelType w:val="multilevel"/>
     <w:tmpl w:val="781C401C"/>
@@ -8260,7 +10457,7 @@
       </w:rPr>
     </w:lvl>
   </w:abstractNum>
-  <w:abstractNum w:abstractNumId="8" w15:restartNumberingAfterBreak="0">
+  <w:abstractNum w:abstractNumId="9" w15:restartNumberingAfterBreak="0">
     <w:nsid w:val="79243D3A"/>
     <w:multiLevelType w:val="hybridMultilevel"/>
     <w:tmpl w:val="B366D7BE"/>
@@ -8353,31 +10550,34 @@
     </w:lvl>
   </w:abstractNum>
   <w:num w:numId="1" w16cid:durableId="1002197356">
+    <w:abstractNumId w:val="5"/>
+  </w:num>
+  <w:num w:numId="2" w16cid:durableId="607010646">
+    <w:abstractNumId w:val="7"/>
+  </w:num>
+  <w:num w:numId="3" w16cid:durableId="1908949712">
+    <w:abstractNumId w:val="2"/>
+  </w:num>
+  <w:num w:numId="4" w16cid:durableId="1612202110">
+    <w:abstractNumId w:val="6"/>
+  </w:num>
+  <w:num w:numId="5" w16cid:durableId="1162813327">
+    <w:abstractNumId w:val="8"/>
+  </w:num>
+  <w:num w:numId="6" w16cid:durableId="158732873">
     <w:abstractNumId w:val="4"/>
   </w:num>
-  <w:num w:numId="2" w16cid:durableId="607010646">
-    <w:abstractNumId w:val="6"/>
+  <w:num w:numId="7" w16cid:durableId="1820922904">
+    <w:abstractNumId w:val="9"/>
   </w:num>
-  <w:num w:numId="3" w16cid:durableId="1908949712">
+  <w:num w:numId="8" w16cid:durableId="1710452802">
     <w:abstractNumId w:val="1"/>
   </w:num>
-  <w:num w:numId="4" w16cid:durableId="1612202110">
-    <w:abstractNumId w:val="5"/>
-  </w:num>
-  <w:num w:numId="5" w16cid:durableId="1162813327">
-    <w:abstractNumId w:val="7"/>
-  </w:num>
-  <w:num w:numId="6" w16cid:durableId="158732873">
+  <w:num w:numId="9" w16cid:durableId="1481770821">
     <w:abstractNumId w:val="3"/>
   </w:num>
-  <w:num w:numId="7" w16cid:durableId="1820922904">
-    <w:abstractNumId w:val="8"/>
-  </w:num>
-  <w:num w:numId="8" w16cid:durableId="1710452802">
+  <w:num w:numId="10" w16cid:durableId="2015103553">
     <w:abstractNumId w:val="0"/>
-  </w:num>
-  <w:num w:numId="9" w16cid:durableId="1481770821">
-    <w:abstractNumId w:val="2"/>
   </w:num>
 </w:numbering>
 </file>
